--- a/arb/docx/003.content.docx
+++ b/arb/docx/003.content.docx
@@ -22,7 +22,7 @@
         <w:rPr>
           <w:lang w:val="ar_AE" w:bidi="ar_AE"/>
         </w:rPr>
-        <w:t>Resource: Tyndale Open Study Notes</w:t>
+        <w:t>Resource: Aquifer Open Study Notes (Profiles)</w:t>
       </w:r>
       <w:r>
         <w:rPr>
@@ -122,7 +122,7 @@
         <w:rPr>
           <w:lang w:val="ar_AE" w:bidi="ar_AE"/>
         </w:rPr>
-        <w:t>Tyndale Open Study Notes</w:t>
+        <w:t>Aquifer Open Study Notes (Profiles)</w:t>
       </w:r>
     </w:p>
     <w:p>

--- a/arb/docx/003.content.docx
+++ b/arb/docx/003.content.docx
@@ -9,6 +9,8 @@
       </w:pPr>
       <w:r>
         <w:rPr>
+          <w:rtl/>
+          <w:cs/>
           <w:lang w:val="ar_AE" w:bidi="ar_AE"/>
         </w:rPr>
       </w:r>
@@ -20,12 +22,16 @@
       </w:pPr>
       <w:r>
         <w:rPr>
+          <w:rtl/>
+          <w:cs/>
           <w:lang w:val="ar_AE" w:bidi="ar_AE"/>
         </w:rPr>
         <w:t>Resource: Aquifer Open Study Notes (Profiles)</w:t>
       </w:r>
       <w:r>
         <w:rPr>
+          <w:rtl/>
+          <w:cs/>
           <w:lang w:val="ar_AE" w:bidi="ar_AE"/>
         </w:rPr>
       </w:r>
@@ -36,12 +42,16 @@
       </w:pPr>
       <w:r>
         <w:rPr>
+          <w:rtl/>
+          <w:cs/>
           <w:lang w:val="ar_AE" w:bidi="ar_AE"/>
         </w:rPr>
       </w:r>
       <w:r>
         <w:rPr>
           <w:b/>
+          <w:rtl/>
+          <w:cs/>
           <w:lang w:val="ar_AE" w:bidi="ar_AE"/>
         </w:rPr>
         <w:t>Aquifer Open Study Notes (Profiles)</w:t>
@@ -53,35 +63,47 @@
       </w:pPr>
       <w:r>
         <w:rPr>
-          <w:lang w:val="ar_AE" w:bidi="ar_AE"/>
-        </w:rPr>
-      </w:r>
-      <w:r>
-        <w:rPr>
+          <w:rtl/>
+          <w:cs/>
+          <w:lang w:val="ar_AE" w:bidi="ar_AE"/>
+        </w:rPr>
+      </w:r>
+      <w:r>
+        <w:rPr>
+          <w:rtl/>
+          <w:cs/>
           <w:lang w:val="ar_AE" w:bidi="ar_AE"/>
         </w:rPr>
         <w:t xml:space="preserve">This work is an adaptation of </w:t>
       </w:r>
       <w:r>
         <w:rPr>
+          <w:rtl/>
+          <w:cs/>
           <w:lang w:val="ar_AE" w:bidi="ar_AE"/>
         </w:rPr>
         <w:t>Tyndale Open Study Notes</w:t>
       </w:r>
       <w:r>
         <w:rPr>
+          <w:rtl/>
+          <w:cs/>
           <w:lang w:val="ar_AE" w:bidi="ar_AE"/>
         </w:rPr>
         <w:t xml:space="preserve"> © 2023 Tyndale House Publishers, licensed under the CC BY-SA 4.0 license. The adaptation, </w:t>
       </w:r>
       <w:r>
         <w:rPr>
+          <w:rtl/>
+          <w:cs/>
           <w:lang w:val="ar_AE" w:bidi="ar_AE"/>
         </w:rPr>
         <w:t>Aquifer Open Study Notes</w:t>
       </w:r>
       <w:r>
         <w:rPr>
+          <w:rtl/>
+          <w:cs/>
           <w:lang w:val="ar_AE" w:bidi="ar_AE"/>
         </w:rPr>
         <w:t>, was created by Mission Mutual and is also licensed under CC BY-SA 4.0.</w:t>
@@ -93,22 +115,30 @@
       </w:pPr>
       <w:r>
         <w:rPr>
-          <w:lang w:val="ar_AE" w:bidi="ar_AE"/>
-        </w:rPr>
-      </w:r>
-      <w:r>
-        <w:rPr>
+          <w:rtl/>
+          <w:cs/>
+          <w:lang w:val="ar_AE" w:bidi="ar_AE"/>
+        </w:rPr>
+      </w:r>
+      <w:r>
+        <w:rPr>
+          <w:rtl/>
+          <w:cs/>
           <w:lang w:val="ar_AE" w:bidi="ar_AE"/>
         </w:rPr>
         <w:t>This resource has been adapted into multiple languages, including English, Tok Pisin, Arabic (عربي), French (Français), Hindi (हिंदी), Indonesian (Bahasa Indonesia), Portuguese (Português), Russian (Русский), Spanish (Español), Swahili (Kiswahili), and Simplified Chinese (简体中文).</w:t>
       </w:r>
       <w:r>
         <w:rPr>
-          <w:lang w:val="ar_AE" w:bidi="ar_AE"/>
-        </w:rPr>
-      </w:r>
-      <w:r>
-        <w:rPr>
+          <w:rtl/>
+          <w:cs/>
+          <w:lang w:val="ar_AE" w:bidi="ar_AE"/>
+        </w:rPr>
+      </w:r>
+      <w:r>
+        <w:rPr>
+          <w:rtl/>
+          <w:cs/>
           <w:lang w:val="ar_AE" w:bidi="ar_AE"/>
         </w:rPr>
       </w:r>
@@ -120,6 +150,8 @@
       </w:pPr>
       <w:r>
         <w:rPr>
+          <w:rtl/>
+          <w:cs/>
           <w:lang w:val="ar_AE" w:bidi="ar_AE"/>
         </w:rPr>
         <w:t>Aquifer Open Study Notes (Profiles)</w:t>
@@ -149,6 +181,8 @@
       </w:pPr>
       <w:r>
         <w:rPr>
+          <w:rtl/>
+          <w:cs/>
           <w:lang w:val="ar_AE" w:bidi="ar_AE"/>
         </w:rPr>
       </w:r>
@@ -160,12 +194,16 @@
       </w:pPr>
       <w:r>
         <w:rPr>
+          <w:rtl/>
+          <w:cs/>
           <w:lang w:val="ar_AE" w:bidi="ar_AE"/>
         </w:rPr>
         <w:t>س</w:t>
       </w:r>
       <w:r>
         <w:rPr>
+          <w:rtl/>
+          <w:cs/>
           <w:lang w:val="ar_AE" w:bidi="ar_AE"/>
         </w:rPr>
       </w:r>
@@ -176,22 +214,30 @@
       </w:pPr>
       <w:r>
         <w:rPr>
-          <w:lang w:val="ar_AE" w:bidi="ar_AE"/>
-        </w:rPr>
-      </w:r>
-      <w:r>
-        <w:rPr>
+          <w:rtl/>
+          <w:cs/>
+          <w:lang w:val="ar_AE" w:bidi="ar_AE"/>
+        </w:rPr>
+      </w:r>
+      <w:r>
+        <w:rPr>
+          <w:rtl/>
+          <w:cs/>
           <w:lang w:val="ar_AE" w:bidi="ar_AE"/>
         </w:rPr>
         <w:t xml:space="preserve"> </w:t>
       </w:r>
       <w:r>
         <w:rPr>
-          <w:lang w:val="ar_AE" w:bidi="ar_AE"/>
-        </w:rPr>
-      </w:r>
-      <w:r>
-        <w:rPr>
+          <w:rtl/>
+          <w:cs/>
+          <w:lang w:val="ar_AE" w:bidi="ar_AE"/>
+        </w:rPr>
+      </w:r>
+      <w:r>
+        <w:rPr>
+          <w:rtl/>
+          <w:cs/>
           <w:lang w:val="ar_AE" w:bidi="ar_AE"/>
         </w:rPr>
       </w:r>
@@ -217,6 +263,8 @@
       </w:pPr>
       <w:r>
         <w:rPr>
+          <w:rtl/>
+          <w:cs/>
           <w:lang w:val="ar_AE" w:bidi="ar_AE"/>
         </w:rPr>
       </w:r>
@@ -228,12 +276,16 @@
       </w:pPr>
       <w:r>
         <w:rPr>
+          <w:rtl/>
+          <w:cs/>
           <w:lang w:val="ar_AE" w:bidi="ar_AE"/>
         </w:rPr>
         <w:t>السامريون</w:t>
       </w:r>
       <w:r>
         <w:rPr>
+          <w:rtl/>
+          <w:cs/>
           <w:lang w:val="ar_AE" w:bidi="ar_AE"/>
         </w:rPr>
       </w:r>
@@ -244,11 +296,15 @@
       </w:pPr>
       <w:r>
         <w:rPr>
-          <w:lang w:val="ar_AE" w:bidi="ar_AE"/>
-        </w:rPr>
-      </w:r>
-      <w:r>
-        <w:rPr>
+          <w:rtl/>
+          <w:cs/>
+          <w:lang w:val="ar_AE" w:bidi="ar_AE"/>
+        </w:rPr>
+      </w:r>
+      <w:r>
+        <w:rPr>
+          <w:rtl/>
+          <w:cs/>
           <w:lang w:val="ar_AE" w:bidi="ar_AE"/>
         </w:rPr>
         <w:t xml:space="preserve"> السامرة كانت منطقة تقع في شمال يهوذا، وتمركزت حول مدينة شكيم القديمة، التي تُعرف باسم سوخار في العهد الجديد. بعد إخضاع أشور لإسرائيل في عام 722 قبل الميلاد، تعرضتا مدينتي السامرة وشكيم للدمار. وتوافد أناس من مختلف أنحاء الإمبراطورية الآشورية إلى المنطقة لإعادة توطينها (</w:t>
@@ -256,6 +312,8 @@
       <w:hyperlink r:id="rId13">
         <w:r>
           <w:rPr>
+            <w:rtl/>
+            <w:cs/>
             <w:lang w:val="ar_AE" w:bidi="ar_AE"/>
           </w:rPr>
           <w:rPr>
@@ -267,6 +325,8 @@
       </w:hyperlink>
       <w:r>
         <w:rPr>
+          <w:rtl/>
+          <w:cs/>
           <w:lang w:val="ar_AE" w:bidi="ar_AE"/>
         </w:rPr>
         <w:t>). وأدخل هؤلاء السكان الجدد ممارسات وثنية كثيرة، فذاع سيط تلك الأرض برجاستها الدينية. على مر الزمن، أصبح الإيمان اليهودي بالله الواحد هو الإيمان السائد، إلا أن بعض الأمور المتعلقة بطرق ممارسة الناس لإيمانهم قد تغيّرت. فلم يقبل السامريون سوى أسفار موسى الخمسة (أي الأسفار الخمسة الأولى من العهد القديم) كأسفار مقدسة عندهم، وكانوا يتعبدون في هيكل جديد على جبل جرزيم أعلى مدينة شكيم.</w:t>
@@ -278,11 +338,15 @@
       </w:pPr>
       <w:r>
         <w:rPr>
-          <w:lang w:val="ar_AE" w:bidi="ar_AE"/>
-        </w:rPr>
-      </w:r>
-      <w:r>
-        <w:rPr>
+          <w:rtl/>
+          <w:cs/>
+          <w:lang w:val="ar_AE" w:bidi="ar_AE"/>
+        </w:rPr>
+      </w:r>
+      <w:r>
+        <w:rPr>
+          <w:rtl/>
+          <w:cs/>
           <w:lang w:val="ar_AE" w:bidi="ar_AE"/>
         </w:rPr>
         <w:t xml:space="preserve">كان لدى السامريين واليهود تاريخ طويل من الصراع، بدأ بعد عودة اليهود من السبي (انظر </w:t>
@@ -290,6 +354,8 @@
       <w:hyperlink r:id="rId14">
         <w:r>
           <w:rPr>
+            <w:rtl/>
+            <w:cs/>
             <w:lang w:val="ar_AE" w:bidi="ar_AE"/>
           </w:rPr>
           <w:rPr>
@@ -301,6 +367,8 @@
       </w:hyperlink>
       <w:r>
         <w:rPr>
+          <w:rtl/>
+          <w:cs/>
           <w:lang w:val="ar_AE" w:bidi="ar_AE"/>
         </w:rPr>
         <w:t xml:space="preserve">؛ </w:t>
@@ -308,6 +376,8 @@
       <w:hyperlink r:id="rId15">
         <w:r>
           <w:rPr>
+            <w:rtl/>
+            <w:cs/>
             <w:lang w:val="ar_AE" w:bidi="ar_AE"/>
           </w:rPr>
           <w:rPr>
@@ -319,6 +389,8 @@
       </w:hyperlink>
       <w:r>
         <w:rPr>
+          <w:rtl/>
+          <w:cs/>
           <w:lang w:val="ar_AE" w:bidi="ar_AE"/>
         </w:rPr>
         <w:t>). وقد اتخذ الإسكندر الأكبر شكيم قاعدةً عسكرية بالغة الأهمية، وكذلك أيضًا رؤساء الجيوش اليونانيين مِن بعده، لأنهم وجدوا فيها حُلفاءً مُعادين لليهود. وفي عام 128 قبل الميلاد، دمر اليهود شكيم وأحرقوا الهيكل السامري على جبل جرزّيم. زاد الصراع بينهما ما بين عام 6 إلى 9 ميلادية، ورد السامريون بتدنيس هيكل أورشليم، إذ ألقوا عظامًا بشرية من مقبرة في وقت عيد الفصح. وفي زمن يسوع، ظل الاحتدام والتوتر يسيطران على يهوذا والسامرة.</w:t>
@@ -330,11 +402,15 @@
       </w:pPr>
       <w:r>
         <w:rPr>
-          <w:lang w:val="ar_AE" w:bidi="ar_AE"/>
-        </w:rPr>
-      </w:r>
-      <w:r>
-        <w:rPr>
+          <w:rtl/>
+          <w:cs/>
+          <w:lang w:val="ar_AE" w:bidi="ar_AE"/>
+        </w:rPr>
+      </w:r>
+      <w:r>
+        <w:rPr>
+          <w:rtl/>
+          <w:cs/>
           <w:lang w:val="ar_AE" w:bidi="ar_AE"/>
         </w:rPr>
         <w:t>في زمن يسوع، كان اليهود يتجنبون السفر عبر السامرة لأنهم كانوا يرون شعبها عدائيًا ونجسًا. وعندما سافر يسوع عبر السامرة والتقى بامرأة سامرية، ظهرت توترات هذه العِلاقة وكانت جليّة. من الصعب إن لم يكن مستحيلًا أن يجول بخاطر شخص يعيش في القرن الأول أن يتبادل يسوع والمرأة التعارف مع بعضهما البعض، فمَا بالك أن يتجاذبا طرفي حديث بينهما.</w:t>
@@ -342,12 +418,16 @@
       <w:r>
         <w:rPr>
           <w:b/>
+          <w:rtl/>
+          <w:cs/>
           <w:lang w:val="ar_AE" w:bidi="ar_AE"/>
         </w:rPr>
         <w:t xml:space="preserve"> </w:t>
       </w:r>
       <w:r>
         <w:rPr>
+          <w:rtl/>
+          <w:cs/>
           <w:lang w:val="ar_AE" w:bidi="ar_AE"/>
         </w:rPr>
         <w:t>ومع ذلك، تجاوز يسوع هويته العرقية (اليهودية) حتى أنه دعا للإيمان امرأة سامرية اشتهرت بسوء السمعة.</w:t>
@@ -359,12 +439,16 @@
       </w:pPr>
       <w:r>
         <w:rPr>
+          <w:rtl/>
+          <w:cs/>
           <w:lang w:val="ar_AE" w:bidi="ar_AE"/>
         </w:rPr>
       </w:r>
       <w:r>
         <w:rPr>
           <w:u w:val="single"/>
+          <w:rtl/>
+          <w:cs/>
           <w:lang w:val="ar_AE" w:bidi="ar_AE"/>
         </w:rPr>
         <w:t>مقاطع كتابية لدراسة أعمق</w:t>
@@ -376,12 +460,16 @@
       </w:pPr>
       <w:r>
         <w:rPr>
+          <w:rtl/>
+          <w:cs/>
           <w:lang w:val="ar_AE" w:bidi="ar_AE"/>
         </w:rPr>
       </w:r>
       <w:hyperlink r:id="rId13">
         <w:r>
           <w:rPr>
+            <w:rtl/>
+            <w:cs/>
             <w:lang w:val="ar_AE" w:bidi="ar_AE"/>
           </w:rPr>
           <w:rPr>
@@ -393,6 +481,8 @@
       </w:hyperlink>
       <w:r>
         <w:rPr>
+          <w:rtl/>
+          <w:cs/>
           <w:lang w:val="ar_AE" w:bidi="ar_AE"/>
         </w:rPr>
         <w:t xml:space="preserve">؛ </w:t>
@@ -400,6 +490,8 @@
       <w:hyperlink r:id="rId14">
         <w:r>
           <w:rPr>
+            <w:rtl/>
+            <w:cs/>
             <w:lang w:val="ar_AE" w:bidi="ar_AE"/>
           </w:rPr>
           <w:rPr>
@@ -411,6 +503,8 @@
       </w:hyperlink>
       <w:r>
         <w:rPr>
+          <w:rtl/>
+          <w:cs/>
           <w:lang w:val="ar_AE" w:bidi="ar_AE"/>
         </w:rPr>
         <w:t xml:space="preserve">؛ </w:t>
@@ -418,6 +512,8 @@
       <w:hyperlink r:id="rId15">
         <w:r>
           <w:rPr>
+            <w:rtl/>
+            <w:cs/>
             <w:lang w:val="ar_AE" w:bidi="ar_AE"/>
           </w:rPr>
           <w:rPr>
@@ -429,6 +525,8 @@
       </w:hyperlink>
       <w:r>
         <w:rPr>
+          <w:rtl/>
+          <w:cs/>
           <w:lang w:val="ar_AE" w:bidi="ar_AE"/>
         </w:rPr>
         <w:t xml:space="preserve">؛ </w:t>
@@ -436,6 +534,8 @@
       <w:hyperlink r:id="rId16">
         <w:r>
           <w:rPr>
+            <w:rtl/>
+            <w:cs/>
             <w:lang w:val="ar_AE" w:bidi="ar_AE"/>
           </w:rPr>
           <w:rPr>
@@ -447,11 +547,15 @@
       </w:hyperlink>
       <w:r>
         <w:rPr>
-          <w:lang w:val="ar_AE" w:bidi="ar_AE"/>
-        </w:rPr>
-      </w:r>
-      <w:r>
-        <w:rPr>
+          <w:rtl/>
+          <w:cs/>
+          <w:lang w:val="ar_AE" w:bidi="ar_AE"/>
+        </w:rPr>
+      </w:r>
+      <w:r>
+        <w:rPr>
+          <w:rtl/>
+          <w:cs/>
           <w:lang w:val="ar_AE" w:bidi="ar_AE"/>
         </w:rPr>
       </w:r>
@@ -462,6 +566,8 @@
       </w:pPr>
       <w:r>
         <w:rPr>
+          <w:rtl/>
+          <w:cs/>
           <w:lang w:val="ar_AE" w:bidi="ar_AE"/>
         </w:rPr>
       </w:r>
@@ -473,12 +579,16 @@
       </w:pPr>
       <w:r>
         <w:rPr>
+          <w:rtl/>
+          <w:cs/>
           <w:lang w:val="ar_AE" w:bidi="ar_AE"/>
         </w:rPr>
         <w:t>سارة</w:t>
       </w:r>
       <w:r>
         <w:rPr>
+          <w:rtl/>
+          <w:cs/>
           <w:lang w:val="ar_AE" w:bidi="ar_AE"/>
         </w:rPr>
       </w:r>
@@ -489,11 +599,15 @@
       </w:pPr>
       <w:r>
         <w:rPr>
-          <w:lang w:val="ar_AE" w:bidi="ar_AE"/>
-        </w:rPr>
-      </w:r>
-      <w:r>
-        <w:rPr>
+          <w:rtl/>
+          <w:cs/>
+          <w:lang w:val="ar_AE" w:bidi="ar_AE"/>
+        </w:rPr>
+      </w:r>
+      <w:r>
+        <w:rPr>
+          <w:rtl/>
+          <w:cs/>
           <w:lang w:val="ar_AE" w:bidi="ar_AE"/>
         </w:rPr>
         <w:t>كانت سارة زوجة إبراهيم وأخته غير الشقيقة (</w:t>
@@ -501,6 +615,8 @@
       <w:hyperlink r:id="rId17">
         <w:r>
           <w:rPr>
+            <w:rtl/>
+            <w:cs/>
             <w:lang w:val="ar_AE" w:bidi="ar_AE"/>
           </w:rPr>
           <w:rPr>
@@ -512,6 +628,8 @@
       </w:hyperlink>
       <w:r>
         <w:rPr>
+          <w:rtl/>
+          <w:cs/>
           <w:lang w:val="ar_AE" w:bidi="ar_AE"/>
         </w:rPr>
         <w:t xml:space="preserve">؛ </w:t>
@@ -519,6 +637,8 @@
       <w:hyperlink r:id="rId18">
         <w:r>
           <w:rPr>
+            <w:rtl/>
+            <w:cs/>
             <w:lang w:val="ar_AE" w:bidi="ar_AE"/>
           </w:rPr>
           <w:rPr>
@@ -530,6 +650,8 @@
       </w:hyperlink>
       <w:r>
         <w:rPr>
+          <w:rtl/>
+          <w:cs/>
           <w:lang w:val="ar_AE" w:bidi="ar_AE"/>
         </w:rPr>
         <w:t>). سافرت مع إبراهيم من أور إلى حاران ثم إلى كنعان (</w:t>
@@ -537,6 +659,8 @@
       <w:hyperlink r:id="rId19">
         <w:r>
           <w:rPr>
+            <w:rtl/>
+            <w:cs/>
             <w:lang w:val="ar_AE" w:bidi="ar_AE"/>
           </w:rPr>
           <w:rPr>
@@ -548,6 +672,8 @@
       </w:hyperlink>
       <w:r>
         <w:rPr>
+          <w:rtl/>
+          <w:cs/>
           <w:lang w:val="ar_AE" w:bidi="ar_AE"/>
         </w:rPr>
         <w:t xml:space="preserve">؛ </w:t>
@@ -555,6 +681,8 @@
       <w:hyperlink r:id="rId20">
         <w:r>
           <w:rPr>
+            <w:rtl/>
+            <w:cs/>
             <w:lang w:val="ar_AE" w:bidi="ar_AE"/>
           </w:rPr>
           <w:rPr>
@@ -566,6 +694,8 @@
       </w:hyperlink>
       <w:r>
         <w:rPr>
+          <w:rtl/>
+          <w:cs/>
           <w:lang w:val="ar_AE" w:bidi="ar_AE"/>
         </w:rPr>
         <w:t>). في مناسبتين، في مصر وجرار، طلب إبراهيم من سارة أن تدعي أنها شقيقته وليست زوجته (</w:t>
@@ -573,6 +703,8 @@
       <w:hyperlink r:id="rId21">
         <w:r>
           <w:rPr>
+            <w:rtl/>
+            <w:cs/>
             <w:lang w:val="ar_AE" w:bidi="ar_AE"/>
           </w:rPr>
           <w:rPr>
@@ -584,6 +716,8 @@
       </w:hyperlink>
       <w:r>
         <w:rPr>
+          <w:rtl/>
+          <w:cs/>
           <w:lang w:val="ar_AE" w:bidi="ar_AE"/>
         </w:rPr>
         <w:t xml:space="preserve">؛ </w:t>
@@ -591,6 +725,8 @@
       <w:hyperlink r:id="rId22">
         <w:r>
           <w:rPr>
+            <w:rtl/>
+            <w:cs/>
             <w:lang w:val="ar_AE" w:bidi="ar_AE"/>
           </w:rPr>
           <w:rPr>
@@ -602,18 +738,24 @@
       </w:hyperlink>
       <w:r>
         <w:rPr>
+          <w:rtl/>
+          <w:cs/>
           <w:lang w:val="ar_AE" w:bidi="ar_AE"/>
         </w:rPr>
         <w:t xml:space="preserve">). كان إبراهيم يخشى أن يُقتل بسببها. رغم قلّة إيمان إبراهيم في الحادثين، حمى الله سارة في كلتا المرتين، مما حفظ النسل المختار الذي وعد الله بأن يجعله </w:t>
       </w:r>
       <w:r>
         <w:rPr>
+          <w:rtl/>
+          <w:cs/>
           <w:lang w:val="ar_AE" w:bidi="ar_AE"/>
         </w:rPr>
         <w:t xml:space="preserve">أُمَّة عَظِيمَة بتزايد ونمو </w:t>
       </w:r>
       <w:r>
         <w:rPr>
+          <w:rtl/>
+          <w:cs/>
           <w:lang w:val="ar_AE" w:bidi="ar_AE"/>
         </w:rPr>
         <w:t>أمة إسرائيل (</w:t>
@@ -621,6 +763,8 @@
       <w:hyperlink r:id="rId23">
         <w:r>
           <w:rPr>
+            <w:rtl/>
+            <w:cs/>
             <w:lang w:val="ar_AE" w:bidi="ar_AE"/>
           </w:rPr>
           <w:rPr>
@@ -632,6 +776,8 @@
       </w:hyperlink>
       <w:r>
         <w:rPr>
+          <w:rtl/>
+          <w:cs/>
           <w:lang w:val="ar_AE" w:bidi="ar_AE"/>
         </w:rPr>
         <w:t xml:space="preserve">؛ </w:t>
@@ -639,6 +785,8 @@
       <w:hyperlink r:id="rId24">
         <w:r>
           <w:rPr>
+            <w:rtl/>
+            <w:cs/>
             <w:lang w:val="ar_AE" w:bidi="ar_AE"/>
           </w:rPr>
           <w:rPr>
@@ -650,6 +798,8 @@
       </w:hyperlink>
       <w:r>
         <w:rPr>
+          <w:rtl/>
+          <w:cs/>
           <w:lang w:val="ar_AE" w:bidi="ar_AE"/>
         </w:rPr>
         <w:t>).</w:t>
@@ -661,11 +811,15 @@
       </w:pPr>
       <w:r>
         <w:rPr>
-          <w:lang w:val="ar_AE" w:bidi="ar_AE"/>
-        </w:rPr>
-      </w:r>
-      <w:r>
-        <w:rPr>
+          <w:rtl/>
+          <w:cs/>
+          <w:lang w:val="ar_AE" w:bidi="ar_AE"/>
+        </w:rPr>
+      </w:r>
+      <w:r>
+        <w:rPr>
+          <w:rtl/>
+          <w:cs/>
           <w:lang w:val="ar_AE" w:bidi="ar_AE"/>
         </w:rPr>
         <w:t xml:space="preserve">كانت سارة من بين نساء قلائل في الكتاب المقدس اللواتي لم يكن بإمكانهن إنجاب الأولاد، ولكنهن أنجبن أخيرًا ابنًا بمعجزة (انظر أيضًا </w:t>
@@ -673,6 +827,8 @@
       <w:hyperlink r:id="rId25">
         <w:r>
           <w:rPr>
+            <w:rtl/>
+            <w:cs/>
             <w:lang w:val="ar_AE" w:bidi="ar_AE"/>
           </w:rPr>
           <w:rPr>
@@ -684,6 +840,8 @@
       </w:hyperlink>
       <w:r>
         <w:rPr>
+          <w:rtl/>
+          <w:cs/>
           <w:lang w:val="ar_AE" w:bidi="ar_AE"/>
         </w:rPr>
         <w:t xml:space="preserve">؛ </w:t>
@@ -691,6 +849,8 @@
       <w:hyperlink r:id="rId26">
         <w:r>
           <w:rPr>
+            <w:rtl/>
+            <w:cs/>
             <w:lang w:val="ar_AE" w:bidi="ar_AE"/>
           </w:rPr>
           <w:rPr>
@@ -702,6 +862,8 @@
       </w:hyperlink>
       <w:r>
         <w:rPr>
+          <w:rtl/>
+          <w:cs/>
           <w:lang w:val="ar_AE" w:bidi="ar_AE"/>
         </w:rPr>
         <w:t xml:space="preserve">؛ </w:t>
@@ -709,6 +871,8 @@
       <w:hyperlink r:id="rId27">
         <w:r>
           <w:rPr>
+            <w:rtl/>
+            <w:cs/>
             <w:lang w:val="ar_AE" w:bidi="ar_AE"/>
           </w:rPr>
           <w:rPr>
@@ -720,6 +884,8 @@
       </w:hyperlink>
       <w:r>
         <w:rPr>
+          <w:rtl/>
+          <w:cs/>
           <w:lang w:val="ar_AE" w:bidi="ar_AE"/>
         </w:rPr>
         <w:t xml:space="preserve">؛ </w:t>
@@ -727,6 +893,8 @@
       <w:hyperlink r:id="rId28">
         <w:r>
           <w:rPr>
+            <w:rtl/>
+            <w:cs/>
             <w:lang w:val="ar_AE" w:bidi="ar_AE"/>
           </w:rPr>
           <w:rPr>
@@ -738,6 +906,8 @@
       </w:hyperlink>
       <w:r>
         <w:rPr>
+          <w:rtl/>
+          <w:cs/>
           <w:lang w:val="ar_AE" w:bidi="ar_AE"/>
         </w:rPr>
         <w:t xml:space="preserve">). بعد أن تعددت وعد الله لإبراهيم، حبلت سارة وولدت إسحاق. كانت سارة تبلغ من العمر تسعين عامًا حينما ولدت ابنها، وهو ما يبرهن على قدرة الله على فعل ما يبدو مستحيلُا في نظر الناس (قارن </w:t>
@@ -745,6 +915,8 @@
       <w:hyperlink r:id="rId29">
         <w:r>
           <w:rPr>
+            <w:rtl/>
+            <w:cs/>
             <w:lang w:val="ar_AE" w:bidi="ar_AE"/>
           </w:rPr>
           <w:rPr>
@@ -756,6 +928,8 @@
       </w:hyperlink>
       <w:r>
         <w:rPr>
+          <w:rtl/>
+          <w:cs/>
           <w:lang w:val="ar_AE" w:bidi="ar_AE"/>
         </w:rPr>
         <w:t xml:space="preserve">؛ </w:t>
@@ -763,6 +937,8 @@
       <w:hyperlink r:id="rId30">
         <w:r>
           <w:rPr>
+            <w:rtl/>
+            <w:cs/>
             <w:lang w:val="ar_AE" w:bidi="ar_AE"/>
           </w:rPr>
           <w:rPr>
@@ -774,6 +950,8 @@
       </w:hyperlink>
       <w:r>
         <w:rPr>
+          <w:rtl/>
+          <w:cs/>
           <w:lang w:val="ar_AE" w:bidi="ar_AE"/>
         </w:rPr>
         <w:t>). تغير اسمها من ساراي إلى سارة عندما وعد الله بميلاد إسحاق (</w:t>
@@ -781,6 +959,8 @@
       <w:hyperlink r:id="rId31">
         <w:r>
           <w:rPr>
+            <w:rtl/>
+            <w:cs/>
             <w:lang w:val="ar_AE" w:bidi="ar_AE"/>
           </w:rPr>
           <w:rPr>
@@ -792,6 +972,8 @@
       </w:hyperlink>
       <w:r>
         <w:rPr>
+          <w:rtl/>
+          <w:cs/>
           <w:lang w:val="ar_AE" w:bidi="ar_AE"/>
         </w:rPr>
         <w:t>). تُكرم سارة لإيمانها، على الرغم من أنها ضحكت حين سمعت الوعد بميلاد إسحاق (</w:t>
@@ -799,6 +981,8 @@
       <w:hyperlink r:id="rId32">
         <w:r>
           <w:rPr>
+            <w:rtl/>
+            <w:cs/>
             <w:lang w:val="ar_AE" w:bidi="ar_AE"/>
           </w:rPr>
           <w:rPr>
@@ -810,6 +994,8 @@
       </w:hyperlink>
       <w:r>
         <w:rPr>
+          <w:rtl/>
+          <w:cs/>
           <w:lang w:val="ar_AE" w:bidi="ar_AE"/>
         </w:rPr>
         <w:t>). حدث هذا بعد خمسة وعشرين عامًا من وعد الله الأول لإبراهيم.</w:t>
@@ -821,11 +1007,15 @@
       </w:pPr>
       <w:r>
         <w:rPr>
-          <w:lang w:val="ar_AE" w:bidi="ar_AE"/>
-        </w:rPr>
-      </w:r>
-      <w:r>
-        <w:rPr>
+          <w:rtl/>
+          <w:cs/>
+          <w:lang w:val="ar_AE" w:bidi="ar_AE"/>
+        </w:rPr>
+      </w:r>
+      <w:r>
+        <w:rPr>
+          <w:rtl/>
+          <w:cs/>
           <w:lang w:val="ar_AE" w:bidi="ar_AE"/>
         </w:rPr>
         <w:t>توفيت سارة عن عمر يناهز 127 عامًا ودُفنت في المغارة التي اشتراها إبراهيم في ٱلمكفيلة (</w:t>
@@ -833,6 +1023,8 @@
       <w:hyperlink r:id="rId33">
         <w:r>
           <w:rPr>
+            <w:rtl/>
+            <w:cs/>
             <w:lang w:val="ar_AE" w:bidi="ar_AE"/>
           </w:rPr>
           <w:rPr>
@@ -844,6 +1036,8 @@
       </w:hyperlink>
       <w:r>
         <w:rPr>
+          <w:rtl/>
+          <w:cs/>
           <w:lang w:val="ar_AE" w:bidi="ar_AE"/>
         </w:rPr>
         <w:t>). تُعرف سارة بأنها أم أمة إسرائيل (</w:t>
@@ -851,6 +1045,8 @@
       <w:hyperlink r:id="rId34">
         <w:r>
           <w:rPr>
+            <w:rtl/>
+            <w:cs/>
             <w:lang w:val="ar_AE" w:bidi="ar_AE"/>
           </w:rPr>
           <w:rPr>
@@ -862,6 +1058,8 @@
       </w:hyperlink>
       <w:r>
         <w:rPr>
+          <w:rtl/>
+          <w:cs/>
           <w:lang w:val="ar_AE" w:bidi="ar_AE"/>
         </w:rPr>
         <w:t xml:space="preserve">)،مثلما أن إبراهيم هو أبو أمة إسرائيل. وتلعب دورًا محوريًا في سرد مسيرة إيمان إبراهيم (انظر </w:t>
@@ -869,6 +1067,8 @@
       <w:hyperlink r:id="rId35">
         <w:r>
           <w:rPr>
+            <w:rtl/>
+            <w:cs/>
             <w:lang w:val="ar_AE" w:bidi="ar_AE"/>
           </w:rPr>
           <w:rPr>
@@ -880,6 +1080,8 @@
       </w:hyperlink>
       <w:r>
         <w:rPr>
+          <w:rtl/>
+          <w:cs/>
           <w:lang w:val="ar_AE" w:bidi="ar_AE"/>
         </w:rPr>
         <w:t xml:space="preserve">). كما ترمز سارة إلى الحرية التي يتمتع بها المؤمنون (باعتبارهم أبناء سارة، المرأة الحرة) بالإيمان بالمسيح (انظر </w:t>
@@ -887,6 +1089,8 @@
       <w:hyperlink r:id="rId36">
         <w:r>
           <w:rPr>
+            <w:rtl/>
+            <w:cs/>
             <w:lang w:val="ar_AE" w:bidi="ar_AE"/>
           </w:rPr>
           <w:rPr>
@@ -898,6 +1102,8 @@
       </w:hyperlink>
       <w:r>
         <w:rPr>
+          <w:rtl/>
+          <w:cs/>
           <w:lang w:val="ar_AE" w:bidi="ar_AE"/>
         </w:rPr>
         <w:t>). ويلجأ بطرس إليها مثالًا ونموذجًا يحتذى به في الخضوع المقدس (</w:t>
@@ -905,6 +1111,8 @@
       <w:hyperlink r:id="rId37">
         <w:r>
           <w:rPr>
+            <w:rtl/>
+            <w:cs/>
             <w:lang w:val="ar_AE" w:bidi="ar_AE"/>
           </w:rPr>
           <w:rPr>
@@ -916,6 +1124,8 @@
       </w:hyperlink>
       <w:r>
         <w:rPr>
+          <w:rtl/>
+          <w:cs/>
           <w:lang w:val="ar_AE" w:bidi="ar_AE"/>
         </w:rPr>
         <w:t>). يقدم كاتب سفر العبرانيين سارة نموذجًا يحتذى به في الإيمان، لأنها آمنت بقدرة ٱلله على أن يفي بوعوده (</w:t>
@@ -923,6 +1133,8 @@
       <w:hyperlink r:id="rId38">
         <w:r>
           <w:rPr>
+            <w:rtl/>
+            <w:cs/>
             <w:lang w:val="ar_AE" w:bidi="ar_AE"/>
           </w:rPr>
           <w:rPr>
@@ -934,6 +1146,8 @@
       </w:hyperlink>
       <w:r>
         <w:rPr>
+          <w:rtl/>
+          <w:cs/>
           <w:lang w:val="ar_AE" w:bidi="ar_AE"/>
         </w:rPr>
         <w:t>). وتُظهر حياتها أن ٱلله أمين، حتى إن لم تتطابق توقيتاته الإلهية دائمًا مع توقعاتنا.</w:t>
@@ -945,12 +1159,16 @@
       </w:pPr>
       <w:r>
         <w:rPr>
+          <w:rtl/>
+          <w:cs/>
           <w:lang w:val="ar_AE" w:bidi="ar_AE"/>
         </w:rPr>
       </w:r>
       <w:r>
         <w:rPr>
           <w:u w:val="single"/>
+          <w:rtl/>
+          <w:cs/>
           <w:lang w:val="ar_AE" w:bidi="ar_AE"/>
         </w:rPr>
         <w:t>مقاطع كتابية لدراسة أعمق</w:t>
@@ -962,12 +1180,16 @@
       </w:pPr>
       <w:r>
         <w:rPr>
+          <w:rtl/>
+          <w:cs/>
           <w:lang w:val="ar_AE" w:bidi="ar_AE"/>
         </w:rPr>
       </w:r>
       <w:hyperlink r:id="rId39">
         <w:r>
           <w:rPr>
+            <w:rtl/>
+            <w:cs/>
             <w:lang w:val="ar_AE" w:bidi="ar_AE"/>
           </w:rPr>
           <w:rPr>
@@ -979,6 +1201,8 @@
       </w:hyperlink>
       <w:r>
         <w:rPr>
+          <w:rtl/>
+          <w:cs/>
           <w:lang w:val="ar_AE" w:bidi="ar_AE"/>
         </w:rPr>
         <w:t xml:space="preserve">؛ </w:t>
@@ -986,6 +1210,8 @@
       <w:hyperlink r:id="rId21">
         <w:r>
           <w:rPr>
+            <w:rtl/>
+            <w:cs/>
             <w:lang w:val="ar_AE" w:bidi="ar_AE"/>
           </w:rPr>
           <w:rPr>
@@ -997,6 +1223,8 @@
       </w:hyperlink>
       <w:r>
         <w:rPr>
+          <w:rtl/>
+          <w:cs/>
           <w:lang w:val="ar_AE" w:bidi="ar_AE"/>
         </w:rPr>
         <w:t xml:space="preserve">؛ </w:t>
@@ -1004,6 +1232,8 @@
       <w:hyperlink r:id="rId40">
         <w:r>
           <w:rPr>
+            <w:rtl/>
+            <w:cs/>
             <w:lang w:val="ar_AE" w:bidi="ar_AE"/>
           </w:rPr>
           <w:rPr>
@@ -1015,6 +1245,8 @@
       </w:hyperlink>
       <w:r>
         <w:rPr>
+          <w:rtl/>
+          <w:cs/>
           <w:lang w:val="ar_AE" w:bidi="ar_AE"/>
         </w:rPr>
         <w:t xml:space="preserve">؛ </w:t>
@@ -1022,6 +1254,8 @@
       <w:hyperlink r:id="rId41">
         <w:r>
           <w:rPr>
+            <w:rtl/>
+            <w:cs/>
             <w:lang w:val="ar_AE" w:bidi="ar_AE"/>
           </w:rPr>
           <w:rPr>
@@ -1033,6 +1267,8 @@
       </w:hyperlink>
       <w:r>
         <w:rPr>
+          <w:rtl/>
+          <w:cs/>
           <w:lang w:val="ar_AE" w:bidi="ar_AE"/>
         </w:rPr>
         <w:t xml:space="preserve">؛ </w:t>
@@ -1040,6 +1276,8 @@
       <w:hyperlink r:id="rId22">
         <w:r>
           <w:rPr>
+            <w:rtl/>
+            <w:cs/>
             <w:lang w:val="ar_AE" w:bidi="ar_AE"/>
           </w:rPr>
           <w:rPr>
@@ -1051,6 +1289,8 @@
       </w:hyperlink>
       <w:r>
         <w:rPr>
+          <w:rtl/>
+          <w:cs/>
           <w:lang w:val="ar_AE" w:bidi="ar_AE"/>
         </w:rPr>
         <w:t xml:space="preserve">؛ </w:t>
@@ -1058,6 +1298,8 @@
       <w:hyperlink r:id="rId42">
         <w:r>
           <w:rPr>
+            <w:rtl/>
+            <w:cs/>
             <w:lang w:val="ar_AE" w:bidi="ar_AE"/>
           </w:rPr>
           <w:rPr>
@@ -1069,6 +1311,8 @@
       </w:hyperlink>
       <w:r>
         <w:rPr>
+          <w:rtl/>
+          <w:cs/>
           <w:lang w:val="ar_AE" w:bidi="ar_AE"/>
         </w:rPr>
         <w:t xml:space="preserve">؛ </w:t>
@@ -1076,6 +1320,8 @@
       <w:hyperlink r:id="rId33">
         <w:r>
           <w:rPr>
+            <w:rtl/>
+            <w:cs/>
             <w:lang w:val="ar_AE" w:bidi="ar_AE"/>
           </w:rPr>
           <w:rPr>
@@ -1087,6 +1333,8 @@
       </w:hyperlink>
       <w:r>
         <w:rPr>
+          <w:rtl/>
+          <w:cs/>
           <w:lang w:val="ar_AE" w:bidi="ar_AE"/>
         </w:rPr>
         <w:t xml:space="preserve">؛ </w:t>
@@ -1094,6 +1342,8 @@
       <w:hyperlink r:id="rId34">
         <w:r>
           <w:rPr>
+            <w:rtl/>
+            <w:cs/>
             <w:lang w:val="ar_AE" w:bidi="ar_AE"/>
           </w:rPr>
           <w:rPr>
@@ -1105,6 +1355,8 @@
       </w:hyperlink>
       <w:r>
         <w:rPr>
+          <w:rtl/>
+          <w:cs/>
           <w:lang w:val="ar_AE" w:bidi="ar_AE"/>
         </w:rPr>
         <w:t xml:space="preserve">؛ </w:t>
@@ -1112,6 +1364,8 @@
       <w:hyperlink r:id="rId35">
         <w:r>
           <w:rPr>
+            <w:rtl/>
+            <w:cs/>
             <w:lang w:val="ar_AE" w:bidi="ar_AE"/>
           </w:rPr>
           <w:rPr>
@@ -1123,6 +1377,8 @@
       </w:hyperlink>
       <w:r>
         <w:rPr>
+          <w:rtl/>
+          <w:cs/>
           <w:lang w:val="ar_AE" w:bidi="ar_AE"/>
         </w:rPr>
         <w:t xml:space="preserve">؛ </w:t>
@@ -1130,6 +1386,8 @@
       <w:hyperlink r:id="rId43">
         <w:r>
           <w:rPr>
+            <w:rtl/>
+            <w:cs/>
             <w:lang w:val="ar_AE" w:bidi="ar_AE"/>
           </w:rPr>
           <w:rPr>
@@ -1141,6 +1399,8 @@
       </w:hyperlink>
       <w:r>
         <w:rPr>
+          <w:rtl/>
+          <w:cs/>
           <w:lang w:val="ar_AE" w:bidi="ar_AE"/>
         </w:rPr>
         <w:t xml:space="preserve">؛ </w:t>
@@ -1148,6 +1408,8 @@
       <w:hyperlink r:id="rId36">
         <w:r>
           <w:rPr>
+            <w:rtl/>
+            <w:cs/>
             <w:lang w:val="ar_AE" w:bidi="ar_AE"/>
           </w:rPr>
           <w:rPr>
@@ -1159,6 +1421,8 @@
       </w:hyperlink>
       <w:r>
         <w:rPr>
+          <w:rtl/>
+          <w:cs/>
           <w:lang w:val="ar_AE" w:bidi="ar_AE"/>
         </w:rPr>
         <w:t xml:space="preserve">؛ </w:t>
@@ -1166,6 +1430,8 @@
       <w:hyperlink r:id="rId38">
         <w:r>
           <w:rPr>
+            <w:rtl/>
+            <w:cs/>
             <w:lang w:val="ar_AE" w:bidi="ar_AE"/>
           </w:rPr>
           <w:rPr>
@@ -1177,6 +1443,8 @@
       </w:hyperlink>
       <w:r>
         <w:rPr>
+          <w:rtl/>
+          <w:cs/>
           <w:lang w:val="ar_AE" w:bidi="ar_AE"/>
         </w:rPr>
         <w:t xml:space="preserve">؛ </w:t>
@@ -1184,6 +1452,8 @@
       <w:hyperlink r:id="rId44">
         <w:r>
           <w:rPr>
+            <w:rtl/>
+            <w:cs/>
             <w:lang w:val="ar_AE" w:bidi="ar_AE"/>
           </w:rPr>
           <w:rPr>
@@ -1195,11 +1465,15 @@
       </w:hyperlink>
       <w:r>
         <w:rPr>
-          <w:lang w:val="ar_AE" w:bidi="ar_AE"/>
-        </w:rPr>
-      </w:r>
-      <w:r>
-        <w:rPr>
+          <w:rtl/>
+          <w:cs/>
+          <w:lang w:val="ar_AE" w:bidi="ar_AE"/>
+        </w:rPr>
+      </w:r>
+      <w:r>
+        <w:rPr>
+          <w:rtl/>
+          <w:cs/>
           <w:lang w:val="ar_AE" w:bidi="ar_AE"/>
         </w:rPr>
       </w:r>
@@ -1210,6 +1484,8 @@
       </w:pPr>
       <w:r>
         <w:rPr>
+          <w:rtl/>
+          <w:cs/>
           <w:lang w:val="ar_AE" w:bidi="ar_AE"/>
         </w:rPr>
       </w:r>
@@ -1221,12 +1497,16 @@
       </w:pPr>
       <w:r>
         <w:rPr>
+          <w:rtl/>
+          <w:cs/>
           <w:lang w:val="ar_AE" w:bidi="ar_AE"/>
         </w:rPr>
         <w:t>سُلَيْمَان</w:t>
       </w:r>
       <w:r>
         <w:rPr>
+          <w:rtl/>
+          <w:cs/>
           <w:lang w:val="ar_AE" w:bidi="ar_AE"/>
         </w:rPr>
       </w:r>
@@ -1237,23 +1517,31 @@
       </w:pPr>
       <w:r>
         <w:rPr>
-          <w:lang w:val="ar_AE" w:bidi="ar_AE"/>
-        </w:rPr>
-      </w:r>
-      <w:r>
-        <w:rPr>
+          <w:rtl/>
+          <w:cs/>
+          <w:lang w:val="ar_AE" w:bidi="ar_AE"/>
+        </w:rPr>
+      </w:r>
+      <w:r>
+        <w:rPr>
+          <w:rtl/>
+          <w:cs/>
           <w:lang w:val="ar_AE" w:bidi="ar_AE"/>
         </w:rPr>
         <w:t xml:space="preserve">سليمان هو الملك الثالث لإسرائيل والابن الثاني لداود </w:t>
       </w:r>
       <w:r>
         <w:rPr>
+          <w:rtl/>
+          <w:cs/>
           <w:lang w:val="ar_AE" w:bidi="ar_AE"/>
         </w:rPr>
         <w:t xml:space="preserve">من بثشَبَع </w:t>
       </w:r>
       <w:r>
         <w:rPr>
+          <w:rtl/>
+          <w:cs/>
           <w:lang w:val="ar_AE" w:bidi="ar_AE"/>
         </w:rPr>
         <w:t>(</w:t>
@@ -1261,6 +1549,8 @@
       <w:hyperlink r:id="rId45">
         <w:r>
           <w:rPr>
+            <w:rtl/>
+            <w:cs/>
             <w:lang w:val="ar_AE" w:bidi="ar_AE"/>
           </w:rPr>
           <w:rPr>
@@ -1272,6 +1562,8 @@
       </w:hyperlink>
       <w:r>
         <w:rPr>
+          <w:rtl/>
+          <w:cs/>
           <w:lang w:val="ar_AE" w:bidi="ar_AE"/>
         </w:rPr>
         <w:t>). حكم مدة أربعين عامًا، من 971 إلى 931 قبل الميلاد. عندما تولى سليمان المُلك أول مرة، كان لديه إيمان قوي بالله. إنما في نهاية حياته عبد الأوثان، مما أدى إلى انهيار مملكته.</w:t>
@@ -1283,11 +1575,15 @@
       </w:pPr>
       <w:r>
         <w:rPr>
-          <w:lang w:val="ar_AE" w:bidi="ar_AE"/>
-        </w:rPr>
-      </w:r>
-      <w:r>
-        <w:rPr>
+          <w:rtl/>
+          <w:cs/>
+          <w:lang w:val="ar_AE" w:bidi="ar_AE"/>
+        </w:rPr>
+      </w:r>
+      <w:r>
+        <w:rPr>
+          <w:rtl/>
+          <w:cs/>
           <w:lang w:val="ar_AE" w:bidi="ar_AE"/>
         </w:rPr>
         <w:t>عندما قارب الملك داود على الموت، حاول ابنه أدونيّا أن ينصّب نفسه ملكًا بدعم من أبياثار الكاهن، ويوآب قائد الجيش (</w:t>
@@ -1295,6 +1591,8 @@
       <w:hyperlink r:id="rId46">
         <w:r>
           <w:rPr>
+            <w:rtl/>
+            <w:cs/>
             <w:lang w:val="ar_AE" w:bidi="ar_AE"/>
           </w:rPr>
           <w:rPr>
@@ -1306,6 +1604,8 @@
       </w:hyperlink>
       <w:r>
         <w:rPr>
+          <w:rtl/>
+          <w:cs/>
           <w:lang w:val="ar_AE" w:bidi="ar_AE"/>
         </w:rPr>
         <w:t>). ومع ذلك، كان الملك قد عيّن سليمان ليأتِ خلفًا له (</w:t>
@@ -1313,6 +1613,8 @@
       <w:hyperlink r:id="rId47">
         <w:r>
           <w:rPr>
+            <w:rtl/>
+            <w:cs/>
             <w:lang w:val="ar_AE" w:bidi="ar_AE"/>
           </w:rPr>
           <w:rPr>
@@ -1324,6 +1626,8 @@
       </w:hyperlink>
       <w:r>
         <w:rPr>
+          <w:rtl/>
+          <w:cs/>
           <w:lang w:val="ar_AE" w:bidi="ar_AE"/>
         </w:rPr>
         <w:t xml:space="preserve">؛ انظر </w:t>
@@ -1331,6 +1635,8 @@
       <w:hyperlink r:id="rId48">
         <w:r>
           <w:rPr>
+            <w:rtl/>
+            <w:cs/>
             <w:lang w:val="ar_AE" w:bidi="ar_AE"/>
           </w:rPr>
           <w:rPr>
@@ -1342,6 +1648,8 @@
       </w:hyperlink>
       <w:r>
         <w:rPr>
+          <w:rtl/>
+          <w:cs/>
           <w:lang w:val="ar_AE" w:bidi="ar_AE"/>
         </w:rPr>
         <w:t xml:space="preserve">؛ </w:t>
@@ -1349,6 +1657,8 @@
       <w:hyperlink r:id="rId49">
         <w:r>
           <w:rPr>
+            <w:rtl/>
+            <w:cs/>
             <w:lang w:val="ar_AE" w:bidi="ar_AE"/>
           </w:rPr>
           <w:rPr>
@@ -1360,6 +1670,8 @@
       </w:hyperlink>
       <w:r>
         <w:rPr>
+          <w:rtl/>
+          <w:cs/>
           <w:lang w:val="ar_AE" w:bidi="ar_AE"/>
         </w:rPr>
         <w:t>). لذا، أخبرت بثشَبَع وناثان النبي داود عن مخطط أدونيّا. فأسرع داود بترتيب إعلان سليمان ملكًا رسميًا. ثم نصح داود سليمان باتباع الله بأمانة من كل قلبه (</w:t>
@@ -1367,6 +1679,8 @@
       <w:hyperlink r:id="rId50">
         <w:r>
           <w:rPr>
+            <w:rtl/>
+            <w:cs/>
             <w:lang w:val="ar_AE" w:bidi="ar_AE"/>
           </w:rPr>
           <w:rPr>
@@ -1378,6 +1692,8 @@
       </w:hyperlink>
       <w:r>
         <w:rPr>
+          <w:rtl/>
+          <w:cs/>
           <w:lang w:val="ar_AE" w:bidi="ar_AE"/>
         </w:rPr>
         <w:t>).</w:t>
@@ -1389,11 +1705,15 @@
       </w:pPr>
       <w:r>
         <w:rPr>
-          <w:lang w:val="ar_AE" w:bidi="ar_AE"/>
-        </w:rPr>
-      </w:r>
-      <w:r>
-        <w:rPr>
+          <w:rtl/>
+          <w:cs/>
+          <w:lang w:val="ar_AE" w:bidi="ar_AE"/>
+        </w:rPr>
+      </w:r>
+      <w:r>
+        <w:rPr>
+          <w:rtl/>
+          <w:cs/>
           <w:lang w:val="ar_AE" w:bidi="ar_AE"/>
         </w:rPr>
         <w:t>كان سليمان يحب الله ودائمًا ما يطلب إرشاده، ومعونته. وحين خيّر الله سليمان لطلب أي عطيّة، فضّل سليمان الحكمة، عن الحياة المديدة، أو الثروة أو الشهرة. لذلك، منح الله سليمان كل هذه:</w:t>
@@ -1408,11 +1728,15 @@
       </w:pPr>
       <w:r>
         <w:rPr>
-          <w:lang w:val="ar_AE" w:bidi="ar_AE"/>
-        </w:rPr>
-      </w:r>
-      <w:r>
-        <w:rPr>
+          <w:rtl/>
+          <w:cs/>
+          <w:lang w:val="ar_AE" w:bidi="ar_AE"/>
+        </w:rPr>
+      </w:r>
+      <w:r>
+        <w:rPr>
+          <w:rtl/>
+          <w:cs/>
           <w:lang w:val="ar_AE" w:bidi="ar_AE"/>
         </w:rPr>
         <w:t>قضى بحكمة (</w:t>
@@ -1420,6 +1744,8 @@
       <w:hyperlink r:id="rId51">
         <w:r>
           <w:rPr>
+            <w:rtl/>
+            <w:cs/>
             <w:lang w:val="ar_AE" w:bidi="ar_AE"/>
           </w:rPr>
           <w:rPr>
@@ -1431,6 +1757,8 @@
       </w:hyperlink>
       <w:r>
         <w:rPr>
+          <w:rtl/>
+          <w:cs/>
           <w:lang w:val="ar_AE" w:bidi="ar_AE"/>
         </w:rPr>
         <w:t>).</w:t>
@@ -1445,11 +1773,15 @@
       </w:pPr>
       <w:r>
         <w:rPr>
-          <w:lang w:val="ar_AE" w:bidi="ar_AE"/>
-        </w:rPr>
-      </w:r>
-      <w:r>
-        <w:rPr>
+          <w:rtl/>
+          <w:cs/>
+          <w:lang w:val="ar_AE" w:bidi="ar_AE"/>
+        </w:rPr>
+      </w:r>
+      <w:r>
+        <w:rPr>
+          <w:rtl/>
+          <w:cs/>
           <w:lang w:val="ar_AE" w:bidi="ar_AE"/>
         </w:rPr>
         <w:t>حظي باحترام عالمي (</w:t>
@@ -1457,6 +1789,8 @@
       <w:hyperlink r:id="rId52">
         <w:r>
           <w:rPr>
+            <w:rtl/>
+            <w:cs/>
             <w:lang w:val="ar_AE" w:bidi="ar_AE"/>
           </w:rPr>
           <w:rPr>
@@ -1468,6 +1802,8 @@
       </w:hyperlink>
       <w:r>
         <w:rPr>
+          <w:rtl/>
+          <w:cs/>
           <w:lang w:val="ar_AE" w:bidi="ar_AE"/>
         </w:rPr>
         <w:t>).</w:t>
@@ -1482,11 +1818,15 @@
       </w:pPr>
       <w:r>
         <w:rPr>
-          <w:lang w:val="ar_AE" w:bidi="ar_AE"/>
-        </w:rPr>
-      </w:r>
-      <w:r>
-        <w:rPr>
+          <w:rtl/>
+          <w:cs/>
+          <w:lang w:val="ar_AE" w:bidi="ar_AE"/>
+        </w:rPr>
+      </w:r>
+      <w:r>
+        <w:rPr>
+          <w:rtl/>
+          <w:cs/>
           <w:lang w:val="ar_AE" w:bidi="ar_AE"/>
         </w:rPr>
         <w:t>كتب سفر نشيد الأنشاد، ومعظم سفر الأمثال، وسفر الجامعة.</w:t>
@@ -1498,11 +1838,15 @@
       </w:pPr>
       <w:r>
         <w:rPr>
-          <w:lang w:val="ar_AE" w:bidi="ar_AE"/>
-        </w:rPr>
-      </w:r>
-      <w:r>
-        <w:rPr>
+          <w:rtl/>
+          <w:cs/>
+          <w:lang w:val="ar_AE" w:bidi="ar_AE"/>
+        </w:rPr>
+      </w:r>
+      <w:r>
+        <w:rPr>
+          <w:rtl/>
+          <w:cs/>
           <w:lang w:val="ar_AE" w:bidi="ar_AE"/>
         </w:rPr>
         <w:t>ذكر الحاخامات (المعلمون اليهود) أن هذه الأسفار تظهر ثلاث مراحل من حياة الإنسان: "عندما يكون شابًا يؤلف الأغاني؛ وعندما يتقدم في العمر يقدم ملاحظات حكيمة؛ وعندما يصبح عجوزًا يتحدث عن تفاهة الأمور" (</w:t>
@@ -1510,24 +1854,32 @@
       <w:r>
         <w:rPr>
           <w:i/>
+          <w:rtl/>
+          <w:cs/>
           <w:lang w:val="ar_AE" w:bidi="ar_AE"/>
         </w:rPr>
         <w:t>مدراش ربّة</w:t>
       </w:r>
       <w:r>
         <w:rPr>
+          <w:rtl/>
+          <w:cs/>
           <w:lang w:val="ar_AE" w:bidi="ar_AE"/>
         </w:rPr>
         <w:t xml:space="preserve">). كما بنى سليمان الهيكل في أورشليم وقصره إلى جانبه. ووسع نطاق التجارة وزاد من غنى إسرائيل وأمنها. زاد صيت حكمته وثروته؛ حتى إن </w:t>
       </w:r>
       <w:r>
         <w:rPr>
+          <w:rtl/>
+          <w:cs/>
           <w:lang w:val="ar_AE" w:bidi="ar_AE"/>
         </w:rPr>
         <w:t xml:space="preserve">مَلِكَة سَبَأ </w:t>
       </w:r>
       <w:r>
         <w:rPr>
+          <w:rtl/>
+          <w:cs/>
           <w:lang w:val="ar_AE" w:bidi="ar_AE"/>
         </w:rPr>
         <w:t>زارت أورشليم لرؤيته بنفسها (</w:t>
@@ -1535,6 +1887,8 @@
       <w:hyperlink r:id="rId53">
         <w:r>
           <w:rPr>
+            <w:rtl/>
+            <w:cs/>
             <w:lang w:val="ar_AE" w:bidi="ar_AE"/>
           </w:rPr>
           <w:rPr>
@@ -1546,6 +1900,8 @@
       </w:hyperlink>
       <w:r>
         <w:rPr>
+          <w:rtl/>
+          <w:cs/>
           <w:lang w:val="ar_AE" w:bidi="ar_AE"/>
         </w:rPr>
         <w:t>).</w:t>
@@ -1557,11 +1913,15 @@
       </w:pPr>
       <w:r>
         <w:rPr>
-          <w:lang w:val="ar_AE" w:bidi="ar_AE"/>
-        </w:rPr>
-      </w:r>
-      <w:r>
-        <w:rPr>
+          <w:rtl/>
+          <w:cs/>
+          <w:lang w:val="ar_AE" w:bidi="ar_AE"/>
+        </w:rPr>
+      </w:r>
+      <w:r>
+        <w:rPr>
+          <w:rtl/>
+          <w:cs/>
           <w:lang w:val="ar_AE" w:bidi="ar_AE"/>
         </w:rPr>
         <w:t>تعددت تحالفات سليمان الأجنبية، وتزوج من نساء أجنبيات كثيرات، فكانت أولى زوجاته ابنة فرعون مصر (</w:t>
@@ -1569,6 +1929,8 @@
       <w:hyperlink r:id="rId54">
         <w:r>
           <w:rPr>
+            <w:rtl/>
+            <w:cs/>
             <w:lang w:val="ar_AE" w:bidi="ar_AE"/>
           </w:rPr>
           <w:rPr>
@@ -1580,6 +1942,8 @@
       </w:hyperlink>
       <w:r>
         <w:rPr>
+          <w:rtl/>
+          <w:cs/>
           <w:lang w:val="ar_AE" w:bidi="ar_AE"/>
         </w:rPr>
         <w:t>). وأبعدنه زوجاته الأجنبيات عن الله وقُدْنَه نحو عبادة الأوثان. ثم في وقت لاحق من حياته، اشتدت حماقة سليمان، الذي كان معروفًا بحكمته بسبب تأثيرهن. عبد الآلهة الكاذبة وقسي على شعبه. لذلك، استخدم الله يُربعام لانتزاع جزء كبير من مملكة سليمان.</w:t>
@@ -1591,11 +1955,15 @@
       </w:pPr>
       <w:r>
         <w:rPr>
-          <w:lang w:val="ar_AE" w:bidi="ar_AE"/>
-        </w:rPr>
-      </w:r>
-      <w:r>
-        <w:rPr>
+          <w:rtl/>
+          <w:cs/>
+          <w:lang w:val="ar_AE" w:bidi="ar_AE"/>
+        </w:rPr>
+      </w:r>
+      <w:r>
+        <w:rPr>
+          <w:rtl/>
+          <w:cs/>
           <w:lang w:val="ar_AE" w:bidi="ar_AE"/>
         </w:rPr>
         <w:t>ومع ذلك، يذكر العهد الجديد حكمة سليمان ومجده باعتباره النموذج الذي يُقاس به مدى الحكمة والمجد البشري لمن يأتي من بعده. أما يسوع فهو التجسيد الأمثل لحكمة الله (أو حكمة الله في صورتها البشرية)، التي تتجاوز حكمة سليمان بما لا يقاس (</w:t>
@@ -1603,6 +1971,8 @@
       <w:hyperlink r:id="rId55">
         <w:r>
           <w:rPr>
+            <w:rtl/>
+            <w:cs/>
             <w:lang w:val="ar_AE" w:bidi="ar_AE"/>
           </w:rPr>
           <w:rPr>
@@ -1614,6 +1984,8 @@
       </w:hyperlink>
       <w:r>
         <w:rPr>
+          <w:rtl/>
+          <w:cs/>
           <w:lang w:val="ar_AE" w:bidi="ar_AE"/>
         </w:rPr>
         <w:t xml:space="preserve">؛ </w:t>
@@ -1621,6 +1993,8 @@
       <w:hyperlink r:id="rId56">
         <w:r>
           <w:rPr>
+            <w:rtl/>
+            <w:cs/>
             <w:lang w:val="ar_AE" w:bidi="ar_AE"/>
           </w:rPr>
           <w:rPr>
@@ -1632,6 +2006,8 @@
       </w:hyperlink>
       <w:r>
         <w:rPr>
+          <w:rtl/>
+          <w:cs/>
           <w:lang w:val="ar_AE" w:bidi="ar_AE"/>
         </w:rPr>
         <w:t>).</w:t>
@@ -1643,12 +2019,16 @@
       </w:pPr>
       <w:r>
         <w:rPr>
+          <w:rtl/>
+          <w:cs/>
           <w:lang w:val="ar_AE" w:bidi="ar_AE"/>
         </w:rPr>
       </w:r>
       <w:r>
         <w:rPr>
           <w:u w:val="single"/>
+          <w:rtl/>
+          <w:cs/>
           <w:lang w:val="ar_AE" w:bidi="ar_AE"/>
         </w:rPr>
         <w:t>مقاطع كتابية لدراسة أعمق</w:t>
@@ -1660,12 +2040,16 @@
       </w:pPr>
       <w:r>
         <w:rPr>
+          <w:rtl/>
+          <w:cs/>
           <w:lang w:val="ar_AE" w:bidi="ar_AE"/>
         </w:rPr>
       </w:r>
       <w:hyperlink r:id="rId48">
         <w:r>
           <w:rPr>
+            <w:rtl/>
+            <w:cs/>
             <w:lang w:val="ar_AE" w:bidi="ar_AE"/>
           </w:rPr>
           <w:rPr>
@@ -1677,6 +2061,8 @@
       </w:hyperlink>
       <w:r>
         <w:rPr>
+          <w:rtl/>
+          <w:cs/>
           <w:lang w:val="ar_AE" w:bidi="ar_AE"/>
         </w:rPr>
         <w:t xml:space="preserve">؛ </w:t>
@@ -1684,6 +2070,8 @@
       <w:hyperlink r:id="rId57">
         <w:r>
           <w:rPr>
+            <w:rtl/>
+            <w:cs/>
             <w:lang w:val="ar_AE" w:bidi="ar_AE"/>
           </w:rPr>
           <w:rPr>
@@ -1695,6 +2083,8 @@
       </w:hyperlink>
       <w:r>
         <w:rPr>
+          <w:rtl/>
+          <w:cs/>
           <w:lang w:val="ar_AE" w:bidi="ar_AE"/>
         </w:rPr>
         <w:t xml:space="preserve">؛ </w:t>
@@ -1702,6 +2092,8 @@
       <w:hyperlink r:id="rId58">
         <w:r>
           <w:rPr>
+            <w:rtl/>
+            <w:cs/>
             <w:lang w:val="ar_AE" w:bidi="ar_AE"/>
           </w:rPr>
           <w:rPr>
@@ -1713,6 +2105,8 @@
       </w:hyperlink>
       <w:r>
         <w:rPr>
+          <w:rtl/>
+          <w:cs/>
           <w:lang w:val="ar_AE" w:bidi="ar_AE"/>
         </w:rPr>
         <w:t xml:space="preserve">؛ </w:t>
@@ -1720,6 +2114,8 @@
       <w:hyperlink r:id="rId59">
         <w:r>
           <w:rPr>
+            <w:rtl/>
+            <w:cs/>
             <w:lang w:val="ar_AE" w:bidi="ar_AE"/>
           </w:rPr>
           <w:rPr>
@@ -1731,6 +2127,8 @@
       </w:hyperlink>
       <w:r>
         <w:rPr>
+          <w:rtl/>
+          <w:cs/>
           <w:lang w:val="ar_AE" w:bidi="ar_AE"/>
         </w:rPr>
         <w:t xml:space="preserve">؛ </w:t>
@@ -1738,6 +2136,8 @@
       <w:hyperlink r:id="rId60">
         <w:r>
           <w:rPr>
+            <w:rtl/>
+            <w:cs/>
             <w:lang w:val="ar_AE" w:bidi="ar_AE"/>
           </w:rPr>
           <w:rPr>
@@ -1749,6 +2149,8 @@
       </w:hyperlink>
       <w:r>
         <w:rPr>
+          <w:rtl/>
+          <w:cs/>
           <w:lang w:val="ar_AE" w:bidi="ar_AE"/>
         </w:rPr>
         <w:t xml:space="preserve">؛ </w:t>
@@ -1756,6 +2158,8 @@
       <w:hyperlink r:id="rId61">
         <w:r>
           <w:rPr>
+            <w:rtl/>
+            <w:cs/>
             <w:lang w:val="ar_AE" w:bidi="ar_AE"/>
           </w:rPr>
           <w:rPr>
@@ -1767,6 +2171,8 @@
       </w:hyperlink>
       <w:r>
         <w:rPr>
+          <w:rtl/>
+          <w:cs/>
           <w:lang w:val="ar_AE" w:bidi="ar_AE"/>
         </w:rPr>
         <w:t xml:space="preserve">؛ </w:t>
@@ -1774,6 +2180,8 @@
       <w:hyperlink r:id="rId62">
         <w:r>
           <w:rPr>
+            <w:rtl/>
+            <w:cs/>
             <w:lang w:val="ar_AE" w:bidi="ar_AE"/>
           </w:rPr>
           <w:rPr>
@@ -1785,6 +2193,8 @@
       </w:hyperlink>
       <w:r>
         <w:rPr>
+          <w:rtl/>
+          <w:cs/>
           <w:lang w:val="ar_AE" w:bidi="ar_AE"/>
         </w:rPr>
         <w:t xml:space="preserve">؛ </w:t>
@@ -1792,6 +2202,8 @@
       <w:hyperlink r:id="rId55">
         <w:r>
           <w:rPr>
+            <w:rtl/>
+            <w:cs/>
             <w:lang w:val="ar_AE" w:bidi="ar_AE"/>
           </w:rPr>
           <w:rPr>
@@ -1803,6 +2215,8 @@
       </w:hyperlink>
       <w:r>
         <w:rPr>
+          <w:rtl/>
+          <w:cs/>
           <w:lang w:val="ar_AE" w:bidi="ar_AE"/>
         </w:rPr>
         <w:t xml:space="preserve">؛ </w:t>
@@ -1810,6 +2224,8 @@
       <w:hyperlink r:id="rId56">
         <w:r>
           <w:rPr>
+            <w:rtl/>
+            <w:cs/>
             <w:lang w:val="ar_AE" w:bidi="ar_AE"/>
           </w:rPr>
           <w:rPr>
@@ -1821,6 +2237,8 @@
       </w:hyperlink>
       <w:r>
         <w:rPr>
+          <w:rtl/>
+          <w:cs/>
           <w:lang w:val="ar_AE" w:bidi="ar_AE"/>
         </w:rPr>
         <w:t xml:space="preserve">؛ </w:t>
@@ -1828,6 +2246,8 @@
       <w:hyperlink r:id="rId63">
         <w:r>
           <w:rPr>
+            <w:rtl/>
+            <w:cs/>
             <w:lang w:val="ar_AE" w:bidi="ar_AE"/>
           </w:rPr>
           <w:rPr>
@@ -1839,17 +2259,23 @@
       </w:hyperlink>
       <w:r>
         <w:rPr>
+          <w:rtl/>
+          <w:cs/>
           <w:lang w:val="ar_AE" w:bidi="ar_AE"/>
         </w:rPr>
         <w:t>.</w:t>
       </w:r>
       <w:r>
         <w:rPr>
-          <w:lang w:val="ar_AE" w:bidi="ar_AE"/>
-        </w:rPr>
-      </w:r>
-      <w:r>
-        <w:rPr>
+          <w:rtl/>
+          <w:cs/>
+          <w:lang w:val="ar_AE" w:bidi="ar_AE"/>
+        </w:rPr>
+      </w:r>
+      <w:r>
+        <w:rPr>
+          <w:rtl/>
+          <w:cs/>
           <w:lang w:val="ar_AE" w:bidi="ar_AE"/>
         </w:rPr>
       </w:r>
@@ -1860,6 +2286,8 @@
       </w:pPr>
       <w:r>
         <w:rPr>
+          <w:rtl/>
+          <w:cs/>
           <w:lang w:val="ar_AE" w:bidi="ar_AE"/>
         </w:rPr>
       </w:r>
@@ -1871,12 +2299,16 @@
       </w:pPr>
       <w:r>
         <w:rPr>
+          <w:rtl/>
+          <w:cs/>
           <w:lang w:val="ar_AE" w:bidi="ar_AE"/>
         </w:rPr>
         <w:t>سمعان بطرس</w:t>
       </w:r>
       <w:r>
         <w:rPr>
+          <w:rtl/>
+          <w:cs/>
           <w:lang w:val="ar_AE" w:bidi="ar_AE"/>
         </w:rPr>
       </w:r>
@@ -1887,11 +2319,15 @@
       </w:pPr>
       <w:r>
         <w:rPr>
-          <w:lang w:val="ar_AE" w:bidi="ar_AE"/>
-        </w:rPr>
-      </w:r>
-      <w:r>
-        <w:rPr>
+          <w:rtl/>
+          <w:cs/>
+          <w:lang w:val="ar_AE" w:bidi="ar_AE"/>
+        </w:rPr>
+      </w:r>
+      <w:r>
+        <w:rPr>
+          <w:rtl/>
+          <w:cs/>
           <w:lang w:val="ar_AE" w:bidi="ar_AE"/>
         </w:rPr>
         <w:t>كان سمعان بطرس أبرز التلاميذ الاثني عشر الذين اختارهم يسوع. وبعد صلب المسيح وقيامته، أصبح الشخص الأساسي الذي كان يتحدث باسم المؤمنين الأوائل في مدينة أورشليم. وكانت مهمته الرئيسية هي إعلان بشارة الإنجيل وسط اليهود (</w:t>
@@ -1899,6 +2335,8 @@
       <w:hyperlink r:id="rId64">
         <w:r>
           <w:rPr>
+            <w:rtl/>
+            <w:cs/>
             <w:lang w:val="ar_AE" w:bidi="ar_AE"/>
           </w:rPr>
           <w:rPr>
@@ -1910,6 +2348,8 @@
       </w:hyperlink>
       <w:r>
         <w:rPr>
+          <w:rtl/>
+          <w:cs/>
           <w:lang w:val="ar_AE" w:bidi="ar_AE"/>
         </w:rPr>
         <w:t>).</w:t>
@@ -1921,11 +2361,15 @@
       </w:pPr>
       <w:r>
         <w:rPr>
-          <w:lang w:val="ar_AE" w:bidi="ar_AE"/>
-        </w:rPr>
-      </w:r>
-      <w:r>
-        <w:rPr>
+          <w:rtl/>
+          <w:cs/>
+          <w:lang w:val="ar_AE" w:bidi="ar_AE"/>
+        </w:rPr>
+      </w:r>
+      <w:r>
+        <w:rPr>
+          <w:rtl/>
+          <w:cs/>
           <w:lang w:val="ar_AE" w:bidi="ar_AE"/>
         </w:rPr>
         <w:t xml:space="preserve">كان اسم سمعان (أو شمعون) هو الاسم العبري الأصلي لبطرس. لكن يسوع أعطاه اسمًا جديدًا هو صفا، وهو اسم آرامي معناه "صخرة". وقد تُرجم هذا الاسم إلى </w:t>
@@ -1933,12 +2377,16 @@
       <w:r>
         <w:rPr>
           <w:i/>
+          <w:rtl/>
+          <w:cs/>
           <w:lang w:val="ar_AE" w:bidi="ar_AE"/>
         </w:rPr>
         <w:t>Petros</w:t>
       </w:r>
       <w:r>
         <w:rPr>
+          <w:rtl/>
+          <w:cs/>
           <w:lang w:val="ar_AE" w:bidi="ar_AE"/>
         </w:rPr>
         <w:t xml:space="preserve"> في اللغة اليونانية (أو بطرس باللغة العربيّة؛ انظر </w:t>
@@ -1946,6 +2394,8 @@
       <w:hyperlink r:id="rId65">
         <w:r>
           <w:rPr>
+            <w:rtl/>
+            <w:cs/>
             <w:lang w:val="ar_AE" w:bidi="ar_AE"/>
           </w:rPr>
           <w:rPr>
@@ -1957,6 +2407,8 @@
       </w:hyperlink>
       <w:r>
         <w:rPr>
+          <w:rtl/>
+          <w:cs/>
           <w:lang w:val="ar_AE" w:bidi="ar_AE"/>
         </w:rPr>
         <w:t xml:space="preserve">؛ </w:t>
@@ -1964,6 +2416,8 @@
       <w:hyperlink r:id="rId66">
         <w:r>
           <w:rPr>
+            <w:rtl/>
+            <w:cs/>
             <w:lang w:val="ar_AE" w:bidi="ar_AE"/>
           </w:rPr>
           <w:rPr>
@@ -1975,6 +2429,8 @@
       </w:hyperlink>
       <w:r>
         <w:rPr>
+          <w:rtl/>
+          <w:cs/>
           <w:lang w:val="ar_AE" w:bidi="ar_AE"/>
         </w:rPr>
         <w:t>).</w:t>
@@ -1986,11 +2442,15 @@
       </w:pPr>
       <w:r>
         <w:rPr>
-          <w:lang w:val="ar_AE" w:bidi="ar_AE"/>
-        </w:rPr>
-      </w:r>
-      <w:r>
-        <w:rPr>
+          <w:rtl/>
+          <w:cs/>
+          <w:lang w:val="ar_AE" w:bidi="ar_AE"/>
+        </w:rPr>
+      </w:r>
+      <w:r>
+        <w:rPr>
+          <w:rtl/>
+          <w:cs/>
           <w:lang w:val="ar_AE" w:bidi="ar_AE"/>
         </w:rPr>
         <w:t xml:space="preserve">كان </w:t>
@@ -1998,12 +2458,16 @@
       <w:r>
         <w:rPr>
           <w:b/>
+          <w:rtl/>
+          <w:cs/>
           <w:lang w:val="ar_AE" w:bidi="ar_AE"/>
         </w:rPr>
         <w:t>بطرس من بلدة بيت صيدا</w:t>
       </w:r>
       <w:r>
         <w:rPr>
+          <w:rtl/>
+          <w:cs/>
           <w:lang w:val="ar_AE" w:bidi="ar_AE"/>
         </w:rPr>
         <w:t xml:space="preserve"> (</w:t>
@@ -2011,6 +2475,8 @@
       <w:hyperlink r:id="rId67">
         <w:r>
           <w:rPr>
+            <w:rtl/>
+            <w:cs/>
             <w:lang w:val="ar_AE" w:bidi="ar_AE"/>
           </w:rPr>
           <w:rPr>
@@ -2022,6 +2488,8 @@
       </w:hyperlink>
       <w:r>
         <w:rPr>
+          <w:rtl/>
+          <w:cs/>
           <w:lang w:val="ar_AE" w:bidi="ar_AE"/>
         </w:rPr>
         <w:t xml:space="preserve">)، ثم </w:t>
@@ -2029,12 +2497,16 @@
       <w:r>
         <w:rPr>
           <w:b/>
+          <w:rtl/>
+          <w:cs/>
           <w:lang w:val="ar_AE" w:bidi="ar_AE"/>
         </w:rPr>
         <w:t>سكن لاحقًا في كفرناحوم</w:t>
       </w:r>
       <w:r>
         <w:rPr>
+          <w:rtl/>
+          <w:cs/>
           <w:lang w:val="ar_AE" w:bidi="ar_AE"/>
         </w:rPr>
         <w:t xml:space="preserve">. ونعلم أيضًا أنه </w:t>
@@ -2042,12 +2514,16 @@
       <w:r>
         <w:rPr>
           <w:b/>
+          <w:rtl/>
+          <w:cs/>
           <w:lang w:val="ar_AE" w:bidi="ar_AE"/>
         </w:rPr>
         <w:t>كان متزوجًا</w:t>
       </w:r>
       <w:r>
         <w:rPr>
+          <w:rtl/>
+          <w:cs/>
           <w:lang w:val="ar_AE" w:bidi="ar_AE"/>
         </w:rPr>
         <w:t xml:space="preserve"> (</w:t>
@@ -2055,6 +2531,8 @@
       <w:hyperlink r:id="rId68">
         <w:r>
           <w:rPr>
+            <w:rtl/>
+            <w:cs/>
             <w:lang w:val="ar_AE" w:bidi="ar_AE"/>
           </w:rPr>
           <w:rPr>
@@ -2066,6 +2544,8 @@
       </w:hyperlink>
       <w:r>
         <w:rPr>
+          <w:rtl/>
+          <w:cs/>
           <w:lang w:val="ar_AE" w:bidi="ar_AE"/>
         </w:rPr>
         <w:t>)، بل وكان يعيش مع حماته، التي شفاها يسوع عندما زار بيته (</w:t>
@@ -2073,6 +2553,8 @@
       <w:hyperlink r:id="rId69">
         <w:r>
           <w:rPr>
+            <w:rtl/>
+            <w:cs/>
             <w:lang w:val="ar_AE" w:bidi="ar_AE"/>
           </w:rPr>
           <w:rPr>
@@ -2084,6 +2566,8 @@
       </w:hyperlink>
       <w:r>
         <w:rPr>
+          <w:rtl/>
+          <w:cs/>
           <w:lang w:val="ar_AE" w:bidi="ar_AE"/>
         </w:rPr>
         <w:t xml:space="preserve">; </w:t>
@@ -2091,6 +2575,8 @@
       <w:hyperlink r:id="rId70">
         <w:r>
           <w:rPr>
+            <w:rtl/>
+            <w:cs/>
             <w:lang w:val="ar_AE" w:bidi="ar_AE"/>
           </w:rPr>
           <w:rPr>
@@ -2102,6 +2588,8 @@
       </w:hyperlink>
       <w:r>
         <w:rPr>
+          <w:rtl/>
+          <w:cs/>
           <w:lang w:val="ar_AE" w:bidi="ar_AE"/>
         </w:rPr>
         <w:t xml:space="preserve">; </w:t>
@@ -2109,6 +2597,8 @@
       <w:hyperlink r:id="rId71">
         <w:r>
           <w:rPr>
+            <w:rtl/>
+            <w:cs/>
             <w:lang w:val="ar_AE" w:bidi="ar_AE"/>
           </w:rPr>
           <w:rPr>
@@ -2120,6 +2610,8 @@
       </w:hyperlink>
       <w:r>
         <w:rPr>
+          <w:rtl/>
+          <w:cs/>
           <w:lang w:val="ar_AE" w:bidi="ar_AE"/>
         </w:rPr>
         <w:t>).</w:t>
@@ -2131,11 +2623,15 @@
       </w:pPr>
       <w:r>
         <w:rPr>
-          <w:lang w:val="ar_AE" w:bidi="ar_AE"/>
-        </w:rPr>
-      </w:r>
-      <w:r>
-        <w:rPr>
+          <w:rtl/>
+          <w:cs/>
+          <w:lang w:val="ar_AE" w:bidi="ar_AE"/>
+        </w:rPr>
+      </w:r>
+      <w:r>
+        <w:rPr>
+          <w:rtl/>
+          <w:cs/>
           <w:lang w:val="ar_AE" w:bidi="ar_AE"/>
         </w:rPr>
         <w:t>كان بطرس وأندراوس يعملان في مهنة الصيد، وقد اختارهما يسوع من بين عامة الناس ليكونا من أوائل تلاميذه، مع يعقوب ويوحنا شريكيهما في الصيد (</w:t>
@@ -2143,6 +2639,8 @@
       <w:hyperlink r:id="rId72">
         <w:r>
           <w:rPr>
+            <w:rtl/>
+            <w:cs/>
             <w:lang w:val="ar_AE" w:bidi="ar_AE"/>
           </w:rPr>
           <w:rPr>
@@ -2154,6 +2652,8 @@
       </w:hyperlink>
       <w:r>
         <w:rPr>
+          <w:rtl/>
+          <w:cs/>
           <w:lang w:val="ar_AE" w:bidi="ar_AE"/>
         </w:rPr>
         <w:t xml:space="preserve">; </w:t>
@@ -2161,6 +2661,8 @@
       <w:hyperlink r:id="rId73">
         <w:r>
           <w:rPr>
+            <w:rtl/>
+            <w:cs/>
             <w:lang w:val="ar_AE" w:bidi="ar_AE"/>
           </w:rPr>
           <w:rPr>
@@ -2172,6 +2674,8 @@
       </w:hyperlink>
       <w:r>
         <w:rPr>
+          <w:rtl/>
+          <w:cs/>
           <w:lang w:val="ar_AE" w:bidi="ar_AE"/>
         </w:rPr>
         <w:t xml:space="preserve">; انظر أيضًا </w:t>
@@ -2179,6 +2683,8 @@
       <w:hyperlink r:id="rId74">
         <w:r>
           <w:rPr>
+            <w:rtl/>
+            <w:cs/>
             <w:lang w:val="ar_AE" w:bidi="ar_AE"/>
           </w:rPr>
           <w:rPr>
@@ -2190,6 +2696,8 @@
       </w:hyperlink>
       <w:r>
         <w:rPr>
+          <w:rtl/>
+          <w:cs/>
           <w:lang w:val="ar_AE" w:bidi="ar_AE"/>
         </w:rPr>
         <w:t xml:space="preserve">; </w:t>
@@ -2197,6 +2705,8 @@
       <w:hyperlink r:id="rId75">
         <w:r>
           <w:rPr>
+            <w:rtl/>
+            <w:cs/>
             <w:lang w:val="ar_AE" w:bidi="ar_AE"/>
           </w:rPr>
           <w:rPr>
@@ -2208,6 +2718,8 @@
       </w:hyperlink>
       <w:r>
         <w:rPr>
+          <w:rtl/>
+          <w:cs/>
           <w:lang w:val="ar_AE" w:bidi="ar_AE"/>
         </w:rPr>
         <w:t>). كانوا رجالًا عاديين يعملون بأيديهم، ولم يحصلوا على تعليم دينيّ رسميّ يُذكَر (</w:t>
@@ -2215,6 +2727,8 @@
       <w:hyperlink r:id="rId76">
         <w:r>
           <w:rPr>
+            <w:rtl/>
+            <w:cs/>
             <w:lang w:val="ar_AE" w:bidi="ar_AE"/>
           </w:rPr>
           <w:rPr>
@@ -2226,6 +2740,8 @@
       </w:hyperlink>
       <w:r>
         <w:rPr>
+          <w:rtl/>
+          <w:cs/>
           <w:lang w:val="ar_AE" w:bidi="ar_AE"/>
         </w:rPr>
         <w:t>).</w:t>
@@ -2237,11 +2753,15 @@
       </w:pPr>
       <w:r>
         <w:rPr>
-          <w:lang w:val="ar_AE" w:bidi="ar_AE"/>
-        </w:rPr>
-      </w:r>
-      <w:r>
-        <w:rPr>
+          <w:rtl/>
+          <w:cs/>
+          <w:lang w:val="ar_AE" w:bidi="ar_AE"/>
+        </w:rPr>
+      </w:r>
+      <w:r>
+        <w:rPr>
+          <w:rtl/>
+          <w:cs/>
           <w:lang w:val="ar_AE" w:bidi="ar_AE"/>
         </w:rPr>
         <w:t>في كل قائمة من قوائم اسماء الرسل الاثني عشر، يظهر اسم بطرس أولاً (</w:t>
@@ -2249,6 +2769,8 @@
       <w:hyperlink r:id="rId77">
         <w:r>
           <w:rPr>
+            <w:rtl/>
+            <w:cs/>
             <w:lang w:val="ar_AE" w:bidi="ar_AE"/>
           </w:rPr>
           <w:rPr>
@@ -2260,6 +2782,8 @@
       </w:hyperlink>
       <w:r>
         <w:rPr>
+          <w:rtl/>
+          <w:cs/>
           <w:lang w:val="ar_AE" w:bidi="ar_AE"/>
         </w:rPr>
         <w:t xml:space="preserve">؛ </w:t>
@@ -2267,6 +2791,8 @@
       <w:hyperlink r:id="rId78">
         <w:r>
           <w:rPr>
+            <w:rtl/>
+            <w:cs/>
             <w:lang w:val="ar_AE" w:bidi="ar_AE"/>
           </w:rPr>
           <w:rPr>
@@ -2278,6 +2804,8 @@
       </w:hyperlink>
       <w:r>
         <w:rPr>
+          <w:rtl/>
+          <w:cs/>
           <w:lang w:val="ar_AE" w:bidi="ar_AE"/>
         </w:rPr>
         <w:t xml:space="preserve">؛ </w:t>
@@ -2285,6 +2813,8 @@
       <w:hyperlink r:id="rId79">
         <w:r>
           <w:rPr>
+            <w:rtl/>
+            <w:cs/>
             <w:lang w:val="ar_AE" w:bidi="ar_AE"/>
           </w:rPr>
           <w:rPr>
@@ -2296,6 +2826,8 @@
       </w:hyperlink>
       <w:r>
         <w:rPr>
+          <w:rtl/>
+          <w:cs/>
           <w:lang w:val="ar_AE" w:bidi="ar_AE"/>
         </w:rPr>
         <w:t xml:space="preserve">؛ </w:t>
@@ -2303,6 +2835,8 @@
       <w:hyperlink r:id="rId80">
         <w:r>
           <w:rPr>
+            <w:rtl/>
+            <w:cs/>
             <w:lang w:val="ar_AE" w:bidi="ar_AE"/>
           </w:rPr>
           <w:rPr>
@@ -2314,6 +2848,8 @@
       </w:hyperlink>
       <w:r>
         <w:rPr>
+          <w:rtl/>
+          <w:cs/>
           <w:lang w:val="ar_AE" w:bidi="ar_AE"/>
         </w:rPr>
         <w:t>). وكان من أقرب التلاميذ إلى يسوع، مع يعقوب ويوحنا، وقد حضروا معه لحظات مميزة وفريدة. ومن هذه اللحظات:</w:t>
@@ -2328,11 +2864,15 @@
       </w:pPr>
       <w:r>
         <w:rPr>
-          <w:lang w:val="ar_AE" w:bidi="ar_AE"/>
-        </w:rPr>
-      </w:r>
-      <w:r>
-        <w:rPr>
+          <w:rtl/>
+          <w:cs/>
+          <w:lang w:val="ar_AE" w:bidi="ar_AE"/>
+        </w:rPr>
+      </w:r>
+      <w:r>
+        <w:rPr>
+          <w:rtl/>
+          <w:cs/>
           <w:lang w:val="ar_AE" w:bidi="ar_AE"/>
         </w:rPr>
         <w:t>شفاء ابنة يايرس (</w:t>
@@ -2340,6 +2880,8 @@
       <w:hyperlink r:id="rId81">
         <w:r>
           <w:rPr>
+            <w:rtl/>
+            <w:cs/>
             <w:lang w:val="ar_AE" w:bidi="ar_AE"/>
           </w:rPr>
           <w:rPr>
@@ -2351,6 +2893,8 @@
       </w:hyperlink>
       <w:r>
         <w:rPr>
+          <w:rtl/>
+          <w:cs/>
           <w:lang w:val="ar_AE" w:bidi="ar_AE"/>
         </w:rPr>
         <w:t xml:space="preserve">; </w:t>
@@ -2358,6 +2902,8 @@
       <w:hyperlink r:id="rId82">
         <w:r>
           <w:rPr>
+            <w:rtl/>
+            <w:cs/>
             <w:lang w:val="ar_AE" w:bidi="ar_AE"/>
           </w:rPr>
           <w:rPr>
@@ -2369,6 +2915,8 @@
       </w:hyperlink>
       <w:r>
         <w:rPr>
+          <w:rtl/>
+          <w:cs/>
           <w:lang w:val="ar_AE" w:bidi="ar_AE"/>
         </w:rPr>
         <w:t>)</w:t>
@@ -2383,11 +2931,15 @@
       </w:pPr>
       <w:r>
         <w:rPr>
-          <w:lang w:val="ar_AE" w:bidi="ar_AE"/>
-        </w:rPr>
-      </w:r>
-      <w:r>
-        <w:rPr>
+          <w:rtl/>
+          <w:cs/>
+          <w:lang w:val="ar_AE" w:bidi="ar_AE"/>
+        </w:rPr>
+      </w:r>
+      <w:r>
+        <w:rPr>
+          <w:rtl/>
+          <w:cs/>
           <w:lang w:val="ar_AE" w:bidi="ar_AE"/>
         </w:rPr>
         <w:t>حادثة جبل التجليّ (</w:t>
@@ -2395,6 +2947,8 @@
       <w:hyperlink r:id="rId83">
         <w:r>
           <w:rPr>
+            <w:rtl/>
+            <w:cs/>
             <w:lang w:val="ar_AE" w:bidi="ar_AE"/>
           </w:rPr>
           <w:rPr>
@@ -2406,6 +2960,8 @@
       </w:hyperlink>
       <w:r>
         <w:rPr>
+          <w:rtl/>
+          <w:cs/>
           <w:lang w:val="ar_AE" w:bidi="ar_AE"/>
         </w:rPr>
         <w:t xml:space="preserve">؛ </w:t>
@@ -2413,6 +2969,8 @@
       <w:hyperlink r:id="rId84">
         <w:r>
           <w:rPr>
+            <w:rtl/>
+            <w:cs/>
             <w:lang w:val="ar_AE" w:bidi="ar_AE"/>
           </w:rPr>
           <w:rPr>
@@ -2424,6 +2982,8 @@
       </w:hyperlink>
       <w:r>
         <w:rPr>
+          <w:rtl/>
+          <w:cs/>
           <w:lang w:val="ar_AE" w:bidi="ar_AE"/>
         </w:rPr>
         <w:t xml:space="preserve">؛ </w:t>
@@ -2431,6 +2991,8 @@
       <w:hyperlink r:id="rId85">
         <w:r>
           <w:rPr>
+            <w:rtl/>
+            <w:cs/>
             <w:lang w:val="ar_AE" w:bidi="ar_AE"/>
           </w:rPr>
           <w:rPr>
@@ -2442,6 +3004,8 @@
       </w:hyperlink>
       <w:r>
         <w:rPr>
+          <w:rtl/>
+          <w:cs/>
           <w:lang w:val="ar_AE" w:bidi="ar_AE"/>
         </w:rPr>
         <w:t>)</w:t>
@@ -2456,11 +3020,15 @@
       </w:pPr>
       <w:r>
         <w:rPr>
-          <w:lang w:val="ar_AE" w:bidi="ar_AE"/>
-        </w:rPr>
-      </w:r>
-      <w:r>
-        <w:rPr>
+          <w:rtl/>
+          <w:cs/>
+          <w:lang w:val="ar_AE" w:bidi="ar_AE"/>
+        </w:rPr>
+      </w:r>
+      <w:r>
+        <w:rPr>
+          <w:rtl/>
+          <w:cs/>
           <w:lang w:val="ar_AE" w:bidi="ar_AE"/>
         </w:rPr>
         <w:t>صلاة يسوع في بستان جثسيماني (</w:t>
@@ -2468,6 +3036,8 @@
       <w:hyperlink r:id="rId86">
         <w:r>
           <w:rPr>
+            <w:rtl/>
+            <w:cs/>
             <w:lang w:val="ar_AE" w:bidi="ar_AE"/>
           </w:rPr>
           <w:rPr>
@@ -2479,6 +3049,8 @@
       </w:hyperlink>
       <w:r>
         <w:rPr>
+          <w:rtl/>
+          <w:cs/>
           <w:lang w:val="ar_AE" w:bidi="ar_AE"/>
         </w:rPr>
         <w:t xml:space="preserve">; </w:t>
@@ -2486,6 +3058,8 @@
       <w:hyperlink r:id="rId87">
         <w:r>
           <w:rPr>
+            <w:rtl/>
+            <w:cs/>
             <w:lang w:val="ar_AE" w:bidi="ar_AE"/>
           </w:rPr>
           <w:rPr>
@@ -2497,6 +3071,8 @@
       </w:hyperlink>
       <w:r>
         <w:rPr>
+          <w:rtl/>
+          <w:cs/>
           <w:lang w:val="ar_AE" w:bidi="ar_AE"/>
         </w:rPr>
         <w:t>).</w:t>
@@ -2508,11 +3084,15 @@
       </w:pPr>
       <w:r>
         <w:rPr>
-          <w:lang w:val="ar_AE" w:bidi="ar_AE"/>
-        </w:rPr>
-      </w:r>
-      <w:r>
-        <w:rPr>
+          <w:rtl/>
+          <w:cs/>
+          <w:lang w:val="ar_AE" w:bidi="ar_AE"/>
+        </w:rPr>
+      </w:r>
+      <w:r>
+        <w:rPr>
+          <w:rtl/>
+          <w:cs/>
           <w:lang w:val="ar_AE" w:bidi="ar_AE"/>
         </w:rPr>
         <w:t>كان بطرس جريئًا ومندفعًا (</w:t>
@@ -2520,6 +3100,8 @@
       <w:hyperlink r:id="rId88">
         <w:r>
           <w:rPr>
+            <w:rtl/>
+            <w:cs/>
             <w:lang w:val="ar_AE" w:bidi="ar_AE"/>
           </w:rPr>
           <w:rPr>
@@ -2531,6 +3113,8 @@
       </w:hyperlink>
       <w:r>
         <w:rPr>
+          <w:rtl/>
+          <w:cs/>
           <w:lang w:val="ar_AE" w:bidi="ar_AE"/>
         </w:rPr>
         <w:t xml:space="preserve">; </w:t>
@@ -2538,6 +3122,8 @@
       <w:hyperlink r:id="rId89">
         <w:r>
           <w:rPr>
+            <w:rtl/>
+            <w:cs/>
             <w:lang w:val="ar_AE" w:bidi="ar_AE"/>
           </w:rPr>
           <w:rPr>
@@ -2549,6 +3135,8 @@
       </w:hyperlink>
       <w:r>
         <w:rPr>
+          <w:rtl/>
+          <w:cs/>
           <w:lang w:val="ar_AE" w:bidi="ar_AE"/>
         </w:rPr>
         <w:t xml:space="preserve">; </w:t>
@@ -2556,6 +3144,8 @@
       <w:hyperlink r:id="rId90">
         <w:r>
           <w:rPr>
+            <w:rtl/>
+            <w:cs/>
             <w:lang w:val="ar_AE" w:bidi="ar_AE"/>
           </w:rPr>
           <w:rPr>
@@ -2567,6 +3157,8 @@
       </w:hyperlink>
       <w:r>
         <w:rPr>
+          <w:rtl/>
+          <w:cs/>
           <w:lang w:val="ar_AE" w:bidi="ar_AE"/>
         </w:rPr>
         <w:t xml:space="preserve">; </w:t>
@@ -2574,6 +3166,8 @@
       <w:hyperlink r:id="rId91">
         <w:r>
           <w:rPr>
+            <w:rtl/>
+            <w:cs/>
             <w:lang w:val="ar_AE" w:bidi="ar_AE"/>
           </w:rPr>
           <w:rPr>
@@ -2585,6 +3179,8 @@
       </w:hyperlink>
       <w:r>
         <w:rPr>
+          <w:rtl/>
+          <w:cs/>
           <w:lang w:val="ar_AE" w:bidi="ar_AE"/>
         </w:rPr>
         <w:t xml:space="preserve">; </w:t>
@@ -2592,6 +3188,8 @@
       <w:hyperlink r:id="rId92">
         <w:r>
           <w:rPr>
+            <w:rtl/>
+            <w:cs/>
             <w:lang w:val="ar_AE" w:bidi="ar_AE"/>
           </w:rPr>
           <w:rPr>
@@ -2603,6 +3201,8 @@
       </w:hyperlink>
       <w:r>
         <w:rPr>
+          <w:rtl/>
+          <w:cs/>
           <w:lang w:val="ar_AE" w:bidi="ar_AE"/>
         </w:rPr>
         <w:t xml:space="preserve">; </w:t>
@@ -2610,6 +3210,8 @@
       <w:hyperlink r:id="rId93">
         <w:r>
           <w:rPr>
+            <w:rtl/>
+            <w:cs/>
             <w:lang w:val="ar_AE" w:bidi="ar_AE"/>
           </w:rPr>
           <w:rPr>
@@ -2621,6 +3223,8 @@
       </w:hyperlink>
       <w:r>
         <w:rPr>
+          <w:rtl/>
+          <w:cs/>
           <w:lang w:val="ar_AE" w:bidi="ar_AE"/>
         </w:rPr>
         <w:t>). فقد كان أول من صرّح بأن يسوع هو المسيّا أو المسيح المنتظر من الله (</w:t>
@@ -2628,6 +3232,8 @@
       <w:hyperlink r:id="rId94">
         <w:r>
           <w:rPr>
+            <w:rtl/>
+            <w:cs/>
             <w:lang w:val="ar_AE" w:bidi="ar_AE"/>
           </w:rPr>
           <w:rPr>
@@ -2639,6 +3245,8 @@
       </w:hyperlink>
       <w:r>
         <w:rPr>
+          <w:rtl/>
+          <w:cs/>
           <w:lang w:val="ar_AE" w:bidi="ar_AE"/>
         </w:rPr>
         <w:t xml:space="preserve">; </w:t>
@@ -2646,6 +3254,8 @@
       <w:hyperlink r:id="rId95">
         <w:r>
           <w:rPr>
+            <w:rtl/>
+            <w:cs/>
             <w:lang w:val="ar_AE" w:bidi="ar_AE"/>
           </w:rPr>
           <w:rPr>
@@ -2657,6 +3267,8 @@
       </w:hyperlink>
       <w:r>
         <w:rPr>
+          <w:rtl/>
+          <w:cs/>
           <w:lang w:val="ar_AE" w:bidi="ar_AE"/>
         </w:rPr>
         <w:t xml:space="preserve">; </w:t>
@@ -2664,6 +3276,8 @@
       <w:hyperlink r:id="rId96">
         <w:r>
           <w:rPr>
+            <w:rtl/>
+            <w:cs/>
             <w:lang w:val="ar_AE" w:bidi="ar_AE"/>
           </w:rPr>
           <w:rPr>
@@ -2675,6 +3289,8 @@
       </w:hyperlink>
       <w:r>
         <w:rPr>
+          <w:rtl/>
+          <w:cs/>
           <w:lang w:val="ar_AE" w:bidi="ar_AE"/>
         </w:rPr>
         <w:t>). لكن عندما بدأ يسوع يشرح أنه سيتألم ويموت، رفض بطرس الفكرة لأنها تناقضت مع توقعاته الشخصية عن المسيّا، فواجهه يسوع بتوبيخ واضح (</w:t>
@@ -2682,6 +3298,8 @@
       <w:hyperlink r:id="rId97">
         <w:r>
           <w:rPr>
+            <w:rtl/>
+            <w:cs/>
             <w:lang w:val="ar_AE" w:bidi="ar_AE"/>
           </w:rPr>
           <w:rPr>
@@ -2693,6 +3311,8 @@
       </w:hyperlink>
       <w:r>
         <w:rPr>
+          <w:rtl/>
+          <w:cs/>
           <w:lang w:val="ar_AE" w:bidi="ar_AE"/>
         </w:rPr>
         <w:t xml:space="preserve">; </w:t>
@@ -2700,6 +3320,8 @@
       <w:hyperlink r:id="rId98">
         <w:r>
           <w:rPr>
+            <w:rtl/>
+            <w:cs/>
             <w:lang w:val="ar_AE" w:bidi="ar_AE"/>
           </w:rPr>
           <w:rPr>
@@ -2711,6 +3333,8 @@
       </w:hyperlink>
       <w:r>
         <w:rPr>
+          <w:rtl/>
+          <w:cs/>
           <w:lang w:val="ar_AE" w:bidi="ar_AE"/>
         </w:rPr>
         <w:t>). ومع ذلك، قال له يسوع إن عليه دورًا مهمًا في تأسيس الكنيسة (</w:t>
@@ -2718,6 +3342,8 @@
       <w:hyperlink r:id="rId99">
         <w:r>
           <w:rPr>
+            <w:rtl/>
+            <w:cs/>
             <w:lang w:val="ar_AE" w:bidi="ar_AE"/>
           </w:rPr>
           <w:rPr>
@@ -2729,6 +3355,8 @@
       </w:hyperlink>
       <w:r>
         <w:rPr>
+          <w:rtl/>
+          <w:cs/>
           <w:lang w:val="ar_AE" w:bidi="ar_AE"/>
         </w:rPr>
         <w:t>).</w:t>
@@ -2740,11 +3368,15 @@
       </w:pPr>
       <w:r>
         <w:rPr>
-          <w:lang w:val="ar_AE" w:bidi="ar_AE"/>
-        </w:rPr>
-      </w:r>
-      <w:r>
-        <w:rPr>
+          <w:rtl/>
+          <w:cs/>
+          <w:lang w:val="ar_AE" w:bidi="ar_AE"/>
+        </w:rPr>
+      </w:r>
+      <w:r>
+        <w:rPr>
+          <w:rtl/>
+          <w:cs/>
           <w:lang w:val="ar_AE" w:bidi="ar_AE"/>
         </w:rPr>
         <w:t>بعدما اقتادوا يسوع إلى المُحاكمة، تسلّل بطرس إلى ساحة دار رئيس الكهنة ليرى ما سيحدث. لكن الناس عرفوه من لهجته كواحد من الجليل، وواجهوه بأنه من أتباع يسوع. فأنكر بطرس الأمر بشدة ثلاث مرات، رغم أنه سبق وأكّد أنه لن ينكر يسوع أبدًا (</w:t>
@@ -2752,6 +3384,8 @@
       <w:hyperlink r:id="rId100">
         <w:r>
           <w:rPr>
+            <w:rtl/>
+            <w:cs/>
             <w:lang w:val="ar_AE" w:bidi="ar_AE"/>
           </w:rPr>
           <w:rPr>
@@ -2763,6 +3397,8 @@
       </w:hyperlink>
       <w:r>
         <w:rPr>
+          <w:rtl/>
+          <w:cs/>
           <w:lang w:val="ar_AE" w:bidi="ar_AE"/>
         </w:rPr>
         <w:t xml:space="preserve">; </w:t>
@@ -2770,6 +3406,8 @@
       <w:hyperlink r:id="rId101">
         <w:r>
           <w:rPr>
+            <w:rtl/>
+            <w:cs/>
             <w:lang w:val="ar_AE" w:bidi="ar_AE"/>
           </w:rPr>
           <w:rPr>
@@ -2781,6 +3419,8 @@
       </w:hyperlink>
       <w:r>
         <w:rPr>
+          <w:rtl/>
+          <w:cs/>
           <w:lang w:val="ar_AE" w:bidi="ar_AE"/>
         </w:rPr>
         <w:t xml:space="preserve">; </w:t>
@@ -2788,6 +3428,8 @@
       <w:hyperlink r:id="rId102">
         <w:r>
           <w:rPr>
+            <w:rtl/>
+            <w:cs/>
             <w:lang w:val="ar_AE" w:bidi="ar_AE"/>
           </w:rPr>
           <w:rPr>
@@ -2799,6 +3441,8 @@
       </w:hyperlink>
       <w:r>
         <w:rPr>
+          <w:rtl/>
+          <w:cs/>
           <w:lang w:val="ar_AE" w:bidi="ar_AE"/>
         </w:rPr>
         <w:t>). وحين صاح الديك، تذكّر بطرس كلمات سيده، فانكسر قلبه وبكى بمرارة (</w:t>
@@ -2806,6 +3450,8 @@
       <w:hyperlink r:id="rId103">
         <w:r>
           <w:rPr>
+            <w:rtl/>
+            <w:cs/>
             <w:lang w:val="ar_AE" w:bidi="ar_AE"/>
           </w:rPr>
           <w:rPr>
@@ -2817,6 +3463,8 @@
       </w:hyperlink>
       <w:r>
         <w:rPr>
+          <w:rtl/>
+          <w:cs/>
           <w:lang w:val="ar_AE" w:bidi="ar_AE"/>
         </w:rPr>
         <w:t xml:space="preserve">; </w:t>
@@ -2824,6 +3472,8 @@
       <w:hyperlink r:id="rId104">
         <w:r>
           <w:rPr>
+            <w:rtl/>
+            <w:cs/>
             <w:lang w:val="ar_AE" w:bidi="ar_AE"/>
           </w:rPr>
           <w:rPr>
@@ -2835,6 +3485,8 @@
       </w:hyperlink>
       <w:r>
         <w:rPr>
+          <w:rtl/>
+          <w:cs/>
           <w:lang w:val="ar_AE" w:bidi="ar_AE"/>
         </w:rPr>
         <w:t xml:space="preserve">; </w:t>
@@ -2842,6 +3494,8 @@
       <w:hyperlink r:id="rId105">
         <w:r>
           <w:rPr>
+            <w:rtl/>
+            <w:cs/>
             <w:lang w:val="ar_AE" w:bidi="ar_AE"/>
           </w:rPr>
           <w:rPr>
@@ -2853,6 +3507,8 @@
       </w:hyperlink>
       <w:r>
         <w:rPr>
+          <w:rtl/>
+          <w:cs/>
           <w:lang w:val="ar_AE" w:bidi="ar_AE"/>
         </w:rPr>
         <w:t>).</w:t>
@@ -2864,11 +3520,15 @@
       </w:pPr>
       <w:r>
         <w:rPr>
-          <w:lang w:val="ar_AE" w:bidi="ar_AE"/>
-        </w:rPr>
-      </w:r>
-      <w:r>
-        <w:rPr>
+          <w:rtl/>
+          <w:cs/>
+          <w:lang w:val="ar_AE" w:bidi="ar_AE"/>
+        </w:rPr>
+      </w:r>
+      <w:r>
+        <w:rPr>
+          <w:rtl/>
+          <w:cs/>
           <w:lang w:val="ar_AE" w:bidi="ar_AE"/>
         </w:rPr>
         <w:t>عندما سمع بطرس أن يسوع قام من بين الأموات، ركض إلى القبر مع يوحنا ليرى بنفسه (</w:t>
@@ -2876,6 +3536,8 @@
       <w:hyperlink r:id="rId106">
         <w:r>
           <w:rPr>
+            <w:rtl/>
+            <w:cs/>
             <w:lang w:val="ar_AE" w:bidi="ar_AE"/>
           </w:rPr>
           <w:rPr>
@@ -2887,6 +3549,8 @@
       </w:hyperlink>
       <w:r>
         <w:rPr>
+          <w:rtl/>
+          <w:cs/>
           <w:lang w:val="ar_AE" w:bidi="ar_AE"/>
         </w:rPr>
         <w:t>). ويبدو أن يسوع ظهر له أولًا من بين الرسل بعد قيامته (</w:t>
@@ -2894,6 +3558,8 @@
       <w:hyperlink r:id="rId107">
         <w:r>
           <w:rPr>
+            <w:rtl/>
+            <w:cs/>
             <w:lang w:val="ar_AE" w:bidi="ar_AE"/>
           </w:rPr>
           <w:rPr>
@@ -2905,6 +3571,8 @@
       </w:hyperlink>
       <w:r>
         <w:rPr>
+          <w:rtl/>
+          <w:cs/>
           <w:lang w:val="ar_AE" w:bidi="ar_AE"/>
         </w:rPr>
         <w:t xml:space="preserve">; </w:t>
@@ -2912,6 +3580,8 @@
       <w:hyperlink r:id="rId108">
         <w:r>
           <w:rPr>
+            <w:rtl/>
+            <w:cs/>
             <w:lang w:val="ar_AE" w:bidi="ar_AE"/>
           </w:rPr>
           <w:rPr>
@@ -2923,6 +3593,8 @@
       </w:hyperlink>
       <w:r>
         <w:rPr>
+          <w:rtl/>
+          <w:cs/>
           <w:lang w:val="ar_AE" w:bidi="ar_AE"/>
         </w:rPr>
         <w:t xml:space="preserve">). وفي </w:t>
@@ -2930,6 +3602,8 @@
       <w:hyperlink r:id="rId109">
         <w:r>
           <w:rPr>
+            <w:rtl/>
+            <w:cs/>
             <w:lang w:val="ar_AE" w:bidi="ar_AE"/>
           </w:rPr>
           <w:rPr>
@@ -2941,18 +3615,24 @@
       </w:hyperlink>
       <w:r>
         <w:rPr>
+          <w:rtl/>
+          <w:cs/>
           <w:lang w:val="ar_AE" w:bidi="ar_AE"/>
         </w:rPr>
         <w:t>، نقرأ أن يسوع ركّز حديثه مع بطرس وأعاد تأكيد دعوته، وشجعه قائلًا: "</w:t>
       </w:r>
       <w:r>
         <w:rPr>
+          <w:rtl/>
+          <w:cs/>
           <w:lang w:val="ar_AE" w:bidi="ar_AE"/>
         </w:rPr>
         <w:t>ٱرْعَ خِرَافِي</w:t>
       </w:r>
       <w:r>
         <w:rPr>
+          <w:rtl/>
+          <w:cs/>
           <w:lang w:val="ar_AE" w:bidi="ar_AE"/>
         </w:rPr>
         <w:t>" (</w:t>
@@ -2960,6 +3640,8 @@
       <w:hyperlink r:id="rId110">
         <w:r>
           <w:rPr>
+            <w:rtl/>
+            <w:cs/>
             <w:lang w:val="ar_AE" w:bidi="ar_AE"/>
           </w:rPr>
           <w:rPr>
@@ -2971,6 +3653,8 @@
       </w:hyperlink>
       <w:r>
         <w:rPr>
+          <w:rtl/>
+          <w:cs/>
           <w:lang w:val="ar_AE" w:bidi="ar_AE"/>
         </w:rPr>
         <w:t>).</w:t>
@@ -2982,11 +3666,15 @@
       </w:pPr>
       <w:r>
         <w:rPr>
-          <w:lang w:val="ar_AE" w:bidi="ar_AE"/>
-        </w:rPr>
-      </w:r>
-      <w:r>
-        <w:rPr>
+          <w:rtl/>
+          <w:cs/>
+          <w:lang w:val="ar_AE" w:bidi="ar_AE"/>
+        </w:rPr>
+      </w:r>
+      <w:r>
+        <w:rPr>
+          <w:rtl/>
+          <w:cs/>
           <w:lang w:val="ar_AE" w:bidi="ar_AE"/>
         </w:rPr>
         <w:t>بعد أن حلّ الروح في يوم الخمسين (</w:t>
@@ -2994,6 +3682,8 @@
       <w:hyperlink r:id="rId111">
         <w:r>
           <w:rPr>
+            <w:rtl/>
+            <w:cs/>
             <w:lang w:val="ar_AE" w:bidi="ar_AE"/>
           </w:rPr>
           <w:rPr>
@@ -3005,6 +3695,8 @@
       </w:hyperlink>
       <w:r>
         <w:rPr>
+          <w:rtl/>
+          <w:cs/>
           <w:lang w:val="ar_AE" w:bidi="ar_AE"/>
         </w:rPr>
         <w:t xml:space="preserve">), برز بطرس كقائد واضح للمؤمنين، وكان المتحدث الأول باسم الكنيسة الوليدة. ومنذ ذلك الحين، ويُظهر سفر </w:t>
@@ -3012,6 +3704,8 @@
       <w:hyperlink r:id="rId112">
         <w:r>
           <w:rPr>
+            <w:rtl/>
+            <w:cs/>
             <w:lang w:val="ar_AE" w:bidi="ar_AE"/>
           </w:rPr>
           <w:rPr>
@@ -3023,6 +3717,8 @@
       </w:hyperlink>
       <w:r>
         <w:rPr>
+          <w:rtl/>
+          <w:cs/>
           <w:lang w:val="ar_AE" w:bidi="ar_AE"/>
         </w:rPr>
         <w:t xml:space="preserve"> أن بطرس قاد الخدمة التبشيرية في منطقة اليهودية، ونقل رسالة الإنجيل بقوة وشجاعة.</w:t>
@@ -3037,11 +3733,15 @@
       </w:pPr>
       <w:r>
         <w:rPr>
-          <w:lang w:val="ar_AE" w:bidi="ar_AE"/>
-        </w:rPr>
-      </w:r>
-      <w:r>
-        <w:rPr>
+          <w:rtl/>
+          <w:cs/>
+          <w:lang w:val="ar_AE" w:bidi="ar_AE"/>
+        </w:rPr>
+      </w:r>
+      <w:r>
+        <w:rPr>
+          <w:rtl/>
+          <w:cs/>
           <w:lang w:val="ar_AE" w:bidi="ar_AE"/>
         </w:rPr>
         <w:t>تكلّم بطرس بكل شجاعة أمام الجموع (</w:t>
@@ -3049,6 +3749,8 @@
       <w:hyperlink r:id="rId113">
         <w:r>
           <w:rPr>
+            <w:rtl/>
+            <w:cs/>
             <w:lang w:val="ar_AE" w:bidi="ar_AE"/>
           </w:rPr>
           <w:rPr>
@@ -3060,6 +3762,8 @@
       </w:hyperlink>
       <w:r>
         <w:rPr>
+          <w:rtl/>
+          <w:cs/>
           <w:lang w:val="ar_AE" w:bidi="ar_AE"/>
         </w:rPr>
         <w:t xml:space="preserve">; </w:t>
@@ -3067,6 +3771,8 @@
       <w:hyperlink r:id="rId114">
         <w:r>
           <w:rPr>
+            <w:rtl/>
+            <w:cs/>
             <w:lang w:val="ar_AE" w:bidi="ar_AE"/>
           </w:rPr>
           <w:rPr>
@@ -3078,6 +3784,8 @@
       </w:hyperlink>
       <w:r>
         <w:rPr>
+          <w:rtl/>
+          <w:cs/>
           <w:lang w:val="ar_AE" w:bidi="ar_AE"/>
         </w:rPr>
         <w:t>)</w:t>
@@ -3092,11 +3800,15 @@
       </w:pPr>
       <w:r>
         <w:rPr>
-          <w:lang w:val="ar_AE" w:bidi="ar_AE"/>
-        </w:rPr>
-      </w:r>
-      <w:r>
-        <w:rPr>
+          <w:rtl/>
+          <w:cs/>
+          <w:lang w:val="ar_AE" w:bidi="ar_AE"/>
+        </w:rPr>
+      </w:r>
+      <w:r>
+        <w:rPr>
+          <w:rtl/>
+          <w:cs/>
           <w:lang w:val="ar_AE" w:bidi="ar_AE"/>
         </w:rPr>
         <w:t>شفى المرضى (</w:t>
@@ -3104,6 +3816,8 @@
       <w:hyperlink r:id="rId115">
         <w:r>
           <w:rPr>
+            <w:rtl/>
+            <w:cs/>
             <w:lang w:val="ar_AE" w:bidi="ar_AE"/>
           </w:rPr>
           <w:rPr>
@@ -3115,6 +3829,8 @@
       </w:hyperlink>
       <w:r>
         <w:rPr>
+          <w:rtl/>
+          <w:cs/>
           <w:lang w:val="ar_AE" w:bidi="ar_AE"/>
         </w:rPr>
         <w:t xml:space="preserve">; </w:t>
@@ -3122,6 +3838,8 @@
       <w:hyperlink r:id="rId116">
         <w:r>
           <w:rPr>
+            <w:rtl/>
+            <w:cs/>
             <w:lang w:val="ar_AE" w:bidi="ar_AE"/>
           </w:rPr>
           <w:rPr>
@@ -3133,6 +3851,8 @@
       </w:hyperlink>
       <w:r>
         <w:rPr>
+          <w:rtl/>
+          <w:cs/>
           <w:lang w:val="ar_AE" w:bidi="ar_AE"/>
         </w:rPr>
         <w:t xml:space="preserve">; </w:t>
@@ -3140,6 +3860,8 @@
       <w:hyperlink r:id="rId117">
         <w:r>
           <w:rPr>
+            <w:rtl/>
+            <w:cs/>
             <w:lang w:val="ar_AE" w:bidi="ar_AE"/>
           </w:rPr>
           <w:rPr>
@@ -3151,6 +3873,8 @@
       </w:hyperlink>
       <w:r>
         <w:rPr>
+          <w:rtl/>
+          <w:cs/>
           <w:lang w:val="ar_AE" w:bidi="ar_AE"/>
         </w:rPr>
         <w:t>)</w:t>
@@ -3165,11 +3889,15 @@
       </w:pPr>
       <w:r>
         <w:rPr>
-          <w:lang w:val="ar_AE" w:bidi="ar_AE"/>
-        </w:rPr>
-      </w:r>
-      <w:r>
-        <w:rPr>
+          <w:rtl/>
+          <w:cs/>
+          <w:lang w:val="ar_AE" w:bidi="ar_AE"/>
+        </w:rPr>
+      </w:r>
+      <w:r>
+        <w:rPr>
+          <w:rtl/>
+          <w:cs/>
           <w:lang w:val="ar_AE" w:bidi="ar_AE"/>
         </w:rPr>
         <w:t>واجه السلطات الدينية بشجاعة حتى عند اعتقاله (</w:t>
@@ -3177,6 +3905,8 @@
       <w:hyperlink r:id="rId118">
         <w:r>
           <w:rPr>
+            <w:rtl/>
+            <w:cs/>
             <w:lang w:val="ar_AE" w:bidi="ar_AE"/>
           </w:rPr>
           <w:rPr>
@@ -3188,6 +3918,8 @@
       </w:hyperlink>
       <w:r>
         <w:rPr>
+          <w:rtl/>
+          <w:cs/>
           <w:lang w:val="ar_AE" w:bidi="ar_AE"/>
         </w:rPr>
         <w:t xml:space="preserve">؛ </w:t>
@@ -3195,6 +3927,8 @@
       <w:hyperlink r:id="rId119">
         <w:r>
           <w:rPr>
+            <w:rtl/>
+            <w:cs/>
             <w:lang w:val="ar_AE" w:bidi="ar_AE"/>
           </w:rPr>
           <w:rPr>
@@ -3206,6 +3940,8 @@
       </w:hyperlink>
       <w:r>
         <w:rPr>
+          <w:rtl/>
+          <w:cs/>
           <w:lang w:val="ar_AE" w:bidi="ar_AE"/>
         </w:rPr>
         <w:t>).</w:t>
@@ -3220,11 +3956,15 @@
       </w:pPr>
       <w:r>
         <w:rPr>
-          <w:lang w:val="ar_AE" w:bidi="ar_AE"/>
-        </w:rPr>
-      </w:r>
-      <w:r>
-        <w:rPr>
+          <w:rtl/>
+          <w:cs/>
+          <w:lang w:val="ar_AE" w:bidi="ar_AE"/>
+        </w:rPr>
+      </w:r>
+      <w:r>
+        <w:rPr>
+          <w:rtl/>
+          <w:cs/>
           <w:lang w:val="ar_AE" w:bidi="ar_AE"/>
         </w:rPr>
         <w:t>أخرجه الله من السجن مرتين بمعجزة واضحة (</w:t>
@@ -3232,6 +3972,8 @@
       <w:hyperlink r:id="rId120">
         <w:r>
           <w:rPr>
+            <w:rtl/>
+            <w:cs/>
             <w:lang w:val="ar_AE" w:bidi="ar_AE"/>
           </w:rPr>
           <w:rPr>
@@ -3243,6 +3985,8 @@
       </w:hyperlink>
       <w:r>
         <w:rPr>
+          <w:rtl/>
+          <w:cs/>
           <w:lang w:val="ar_AE" w:bidi="ar_AE"/>
         </w:rPr>
         <w:t xml:space="preserve">؛ </w:t>
@@ -3250,6 +3994,8 @@
       <w:hyperlink r:id="rId121">
         <w:r>
           <w:rPr>
+            <w:rtl/>
+            <w:cs/>
             <w:lang w:val="ar_AE" w:bidi="ar_AE"/>
           </w:rPr>
           <w:rPr>
@@ -3261,6 +4007,8 @@
       </w:hyperlink>
       <w:r>
         <w:rPr>
+          <w:rtl/>
+          <w:cs/>
           <w:lang w:val="ar_AE" w:bidi="ar_AE"/>
         </w:rPr>
         <w:t>)</w:t>
@@ -3275,11 +4023,15 @@
       </w:pPr>
       <w:r>
         <w:rPr>
-          <w:lang w:val="ar_AE" w:bidi="ar_AE"/>
-        </w:rPr>
-      </w:r>
-      <w:r>
-        <w:rPr>
+          <w:rtl/>
+          <w:cs/>
+          <w:lang w:val="ar_AE" w:bidi="ar_AE"/>
+        </w:rPr>
+      </w:r>
+      <w:r>
+        <w:rPr>
+          <w:rtl/>
+          <w:cs/>
           <w:lang w:val="ar_AE" w:bidi="ar_AE"/>
         </w:rPr>
         <w:t>ولعب دورًا مهمًا في تنظيم شؤون الكنيسة الأولى وسط نموها السريع (</w:t>
@@ -3287,6 +4039,8 @@
       <w:hyperlink r:id="rId122">
         <w:r>
           <w:rPr>
+            <w:rtl/>
+            <w:cs/>
             <w:lang w:val="ar_AE" w:bidi="ar_AE"/>
           </w:rPr>
           <w:rPr>
@@ -3298,6 +4052,8 @@
       </w:hyperlink>
       <w:r>
         <w:rPr>
+          <w:rtl/>
+          <w:cs/>
           <w:lang w:val="ar_AE" w:bidi="ar_AE"/>
         </w:rPr>
         <w:t>)</w:t>
@@ -3309,11 +4065,15 @@
       </w:pPr>
       <w:r>
         <w:rPr>
-          <w:lang w:val="ar_AE" w:bidi="ar_AE"/>
-        </w:rPr>
-      </w:r>
-      <w:r>
-        <w:rPr>
+          <w:rtl/>
+          <w:cs/>
+          <w:lang w:val="ar_AE" w:bidi="ar_AE"/>
+        </w:rPr>
+      </w:r>
+      <w:r>
+        <w:rPr>
+          <w:rtl/>
+          <w:cs/>
           <w:lang w:val="ar_AE" w:bidi="ar_AE"/>
         </w:rPr>
         <w:t>كان بطرس أول من شارك الأخبار السارة عن يسوع مع غير اليهود (</w:t>
@@ -3321,6 +4081,8 @@
       <w:hyperlink r:id="rId123">
         <w:r>
           <w:rPr>
+            <w:rtl/>
+            <w:cs/>
             <w:lang w:val="ar_AE" w:bidi="ar_AE"/>
           </w:rPr>
           <w:rPr>
@@ -3332,6 +4094,8 @@
       </w:hyperlink>
       <w:r>
         <w:rPr>
+          <w:rtl/>
+          <w:cs/>
           <w:lang w:val="ar_AE" w:bidi="ar_AE"/>
         </w:rPr>
         <w:t xml:space="preserve">؛ انظر </w:t>
@@ -3339,6 +4103,8 @@
       <w:hyperlink r:id="rId124">
         <w:r>
           <w:rPr>
+            <w:rtl/>
+            <w:cs/>
             <w:lang w:val="ar_AE" w:bidi="ar_AE"/>
           </w:rPr>
           <w:rPr>
@@ -3350,6 +4116,8 @@
       </w:hyperlink>
       <w:r>
         <w:rPr>
+          <w:rtl/>
+          <w:cs/>
           <w:lang w:val="ar_AE" w:bidi="ar_AE"/>
         </w:rPr>
         <w:t xml:space="preserve">). وفي </w:t>
@@ -3357,12 +4125,16 @@
       <w:r>
         <w:rPr>
           <w:b/>
+          <w:rtl/>
+          <w:cs/>
           <w:lang w:val="ar_AE" w:bidi="ar_AE"/>
         </w:rPr>
         <w:t>مجمع أورشليم</w:t>
       </w:r>
       <w:r>
         <w:rPr>
+          <w:rtl/>
+          <w:cs/>
           <w:lang w:val="ar_AE" w:bidi="ar_AE"/>
         </w:rPr>
         <w:t xml:space="preserve">، دافع بقوة عن فكرة أن الأمم يُقبلون في جسد المسيح </w:t>
@@ -3370,12 +4142,16 @@
       <w:r>
         <w:rPr>
           <w:b/>
+          <w:rtl/>
+          <w:cs/>
           <w:lang w:val="ar_AE" w:bidi="ar_AE"/>
         </w:rPr>
         <w:t>من خلال الإيمان وحده، وليس من خلال حفظ الشريعة اليهودية</w:t>
       </w:r>
       <w:r>
         <w:rPr>
+          <w:rtl/>
+          <w:cs/>
           <w:lang w:val="ar_AE" w:bidi="ar_AE"/>
         </w:rPr>
         <w:t xml:space="preserve"> (</w:t>
@@ -3383,6 +4159,8 @@
       <w:hyperlink r:id="rId125">
         <w:r>
           <w:rPr>
+            <w:rtl/>
+            <w:cs/>
             <w:lang w:val="ar_AE" w:bidi="ar_AE"/>
           </w:rPr>
           <w:rPr>
@@ -3394,6 +4172,8 @@
       </w:hyperlink>
       <w:r>
         <w:rPr>
+          <w:rtl/>
+          <w:cs/>
           <w:lang w:val="ar_AE" w:bidi="ar_AE"/>
         </w:rPr>
         <w:t>). ولكن في أنطاكية، كان غير متسق في هذا الأمر، مما دفع الرسول بولس إلى انتقاده بشدة (</w:t>
@@ -3401,6 +4181,8 @@
       <w:hyperlink r:id="rId126">
         <w:r>
           <w:rPr>
+            <w:rtl/>
+            <w:cs/>
             <w:lang w:val="ar_AE" w:bidi="ar_AE"/>
           </w:rPr>
           <w:rPr>
@@ -3412,6 +4194,8 @@
       </w:hyperlink>
       <w:r>
         <w:rPr>
+          <w:rtl/>
+          <w:cs/>
           <w:lang w:val="ar_AE" w:bidi="ar_AE"/>
         </w:rPr>
         <w:t>).</w:t>
@@ -3423,11 +4207,15 @@
       </w:pPr>
       <w:r>
         <w:rPr>
-          <w:lang w:val="ar_AE" w:bidi="ar_AE"/>
-        </w:rPr>
-      </w:r>
-      <w:r>
-        <w:rPr>
+          <w:rtl/>
+          <w:cs/>
+          <w:lang w:val="ar_AE" w:bidi="ar_AE"/>
+        </w:rPr>
+      </w:r>
+      <w:r>
+        <w:rPr>
+          <w:rtl/>
+          <w:cs/>
           <w:lang w:val="ar_AE" w:bidi="ar_AE"/>
         </w:rPr>
         <w:t>اصطحب بطرس زوجته في بعض الرحلات التبشيرية (</w:t>
@@ -3435,6 +4223,8 @@
       <w:hyperlink r:id="rId68">
         <w:r>
           <w:rPr>
+            <w:rtl/>
+            <w:cs/>
             <w:lang w:val="ar_AE" w:bidi="ar_AE"/>
           </w:rPr>
           <w:rPr>
@@ -3446,6 +4236,8 @@
       </w:hyperlink>
       <w:r>
         <w:rPr>
+          <w:rtl/>
+          <w:cs/>
           <w:lang w:val="ar_AE" w:bidi="ar_AE"/>
         </w:rPr>
         <w:t>). لكن لا توجد تفاصيل كثيرة في العهد الجديد عن خدمته بعد ذلك. وقد يكون قد زار كنيسة كورنثوس في وقت ما (</w:t>
@@ -3453,6 +4245,8 @@
       <w:hyperlink r:id="rId127">
         <w:r>
           <w:rPr>
+            <w:rtl/>
+            <w:cs/>
             <w:lang w:val="ar_AE" w:bidi="ar_AE"/>
           </w:rPr>
           <w:rPr>
@@ -3464,6 +4258,8 @@
       </w:hyperlink>
       <w:r>
         <w:rPr>
+          <w:rtl/>
+          <w:cs/>
           <w:lang w:val="ar_AE" w:bidi="ar_AE"/>
         </w:rPr>
         <w:t xml:space="preserve">؛ </w:t>
@@ -3471,6 +4267,8 @@
       <w:hyperlink r:id="rId128">
         <w:r>
           <w:rPr>
+            <w:rtl/>
+            <w:cs/>
             <w:lang w:val="ar_AE" w:bidi="ar_AE"/>
           </w:rPr>
           <w:rPr>
@@ -3482,6 +4280,8 @@
       </w:hyperlink>
       <w:r>
         <w:rPr>
+          <w:rtl/>
+          <w:cs/>
           <w:lang w:val="ar_AE" w:bidi="ar_AE"/>
         </w:rPr>
         <w:t>). أما التقليد المسيحي القديم، فيقول إن بطرس استشهد صلبًا في روما</w:t>
@@ -3489,6 +4289,8 @@
       </w:r>
       <w:r>
         <w:rPr>
+          <w:rtl/>
+          <w:cs/>
           <w:lang w:val="ar_AE" w:bidi="ar_AE"/>
         </w:rPr>
         <w:t>خلال اضطهاد نيرون للمسيحيين حوالي عام 64–65 م،</w:t>
@@ -3496,6 +4298,8 @@
       </w:r>
       <w:r>
         <w:rPr>
+          <w:rtl/>
+          <w:cs/>
           <w:lang w:val="ar_AE" w:bidi="ar_AE"/>
         </w:rPr>
         <w:t xml:space="preserve">وهو ما أشار إليه الرب يسوع مسبقًا في </w:t>
@@ -3503,6 +4307,8 @@
       <w:hyperlink r:id="rId129">
         <w:r>
           <w:rPr>
+            <w:rtl/>
+            <w:cs/>
             <w:lang w:val="ar_AE" w:bidi="ar_AE"/>
           </w:rPr>
           <w:rPr>
@@ -3514,6 +4320,8 @@
       </w:hyperlink>
       <w:r>
         <w:rPr>
+          <w:rtl/>
+          <w:cs/>
           <w:lang w:val="ar_AE" w:bidi="ar_AE"/>
         </w:rPr>
         <w:t>. أما أنه صُلِب مقلوبًا، فهي رواية منتشرة لكنها غير مؤكدة تاريخيًا.</w:t>
@@ -3525,11 +4333,15 @@
       </w:pPr>
       <w:r>
         <w:rPr>
-          <w:lang w:val="ar_AE" w:bidi="ar_AE"/>
-        </w:rPr>
-      </w:r>
-      <w:r>
-        <w:rPr>
+          <w:rtl/>
+          <w:cs/>
+          <w:lang w:val="ar_AE" w:bidi="ar_AE"/>
+        </w:rPr>
+      </w:r>
+      <w:r>
+        <w:rPr>
+          <w:rtl/>
+          <w:cs/>
           <w:lang w:val="ar_AE" w:bidi="ar_AE"/>
         </w:rPr>
         <w:t>يعتقد كثير من العلماء أن الرسول مرقس كتب إنجيله بناءً على شهادة بطرس، وأن هذا حدث عندما كان مرقس يرافق بطرس في خدمته التبشيرية في إيطاليا، في السنوات الأخيرة من حياة الرسول. كما تشير التقاليد القديمة إلى أن بطرس كتب الرسالة الأولى من روما، التي سماها "بابل" (</w:t>
@@ -3537,6 +4349,8 @@
       <w:hyperlink r:id="rId130">
         <w:r>
           <w:rPr>
+            <w:rtl/>
+            <w:cs/>
             <w:lang w:val="ar_AE" w:bidi="ar_AE"/>
           </w:rPr>
           <w:rPr>
@@ -3548,6 +4362,8 @@
       </w:hyperlink>
       <w:r>
         <w:rPr>
+          <w:rtl/>
+          <w:cs/>
           <w:lang w:val="ar_AE" w:bidi="ar_AE"/>
         </w:rPr>
         <w:t>)، وأنه كتب أيضًا رسالته الثانية المعروفة باسم 2 بطرس.</w:t>
@@ -3559,11 +4375,15 @@
       </w:pPr>
       <w:r>
         <w:rPr>
-          <w:lang w:val="ar_AE" w:bidi="ar_AE"/>
-        </w:rPr>
-      </w:r>
-      <w:r>
-        <w:rPr>
+          <w:rtl/>
+          <w:cs/>
+          <w:lang w:val="ar_AE" w:bidi="ar_AE"/>
+        </w:rPr>
+      </w:r>
+      <w:r>
+        <w:rPr>
+          <w:rtl/>
+          <w:cs/>
           <w:lang w:val="ar_AE" w:bidi="ar_AE"/>
         </w:rPr>
         <w:t>يعلمنا العهد الجديد من خلال قصة بطرس أن يسوع لا يرفض من يخطئون، بل يغفر لهم ويعيدهم إلى خدمته. فحتى من سقط يمكن أن يُستخدم بقوة لمجد الله.</w:t>
@@ -3575,12 +4395,16 @@
       </w:pPr>
       <w:r>
         <w:rPr>
+          <w:rtl/>
+          <w:cs/>
           <w:lang w:val="ar_AE" w:bidi="ar_AE"/>
         </w:rPr>
       </w:r>
       <w:r>
         <w:rPr>
           <w:u w:val="single"/>
+          <w:rtl/>
+          <w:cs/>
           <w:lang w:val="ar_AE" w:bidi="ar_AE"/>
         </w:rPr>
         <w:t>مقاطع إضافية للدراسة</w:t>
@@ -3592,12 +4416,16 @@
       </w:pPr>
       <w:r>
         <w:rPr>
+          <w:rtl/>
+          <w:cs/>
           <w:lang w:val="ar_AE" w:bidi="ar_AE"/>
         </w:rPr>
       </w:r>
       <w:hyperlink r:id="rId131">
         <w:r>
           <w:rPr>
+            <w:rtl/>
+            <w:cs/>
             <w:lang w:val="ar_AE" w:bidi="ar_AE"/>
           </w:rPr>
           <w:rPr>
@@ -3609,6 +4437,8 @@
       </w:hyperlink>
       <w:r>
         <w:rPr>
+          <w:rtl/>
+          <w:cs/>
           <w:lang w:val="ar_AE" w:bidi="ar_AE"/>
         </w:rPr>
         <w:t xml:space="preserve">; </w:t>
@@ -3616,6 +4446,8 @@
       <w:hyperlink r:id="rId132">
         <w:r>
           <w:rPr>
+            <w:rtl/>
+            <w:cs/>
             <w:lang w:val="ar_AE" w:bidi="ar_AE"/>
           </w:rPr>
           <w:rPr>
@@ -3627,6 +4459,8 @@
       </w:hyperlink>
       <w:r>
         <w:rPr>
+          <w:rtl/>
+          <w:cs/>
           <w:lang w:val="ar_AE" w:bidi="ar_AE"/>
         </w:rPr>
         <w:t xml:space="preserve">; </w:t>
@@ -3634,6 +4468,8 @@
       <w:hyperlink r:id="rId77">
         <w:r>
           <w:rPr>
+            <w:rtl/>
+            <w:cs/>
             <w:lang w:val="ar_AE" w:bidi="ar_AE"/>
           </w:rPr>
           <w:rPr>
@@ -3645,6 +4481,8 @@
       </w:hyperlink>
       <w:r>
         <w:rPr>
+          <w:rtl/>
+          <w:cs/>
           <w:lang w:val="ar_AE" w:bidi="ar_AE"/>
         </w:rPr>
         <w:t xml:space="preserve">; </w:t>
@@ -3652,6 +4490,8 @@
       <w:hyperlink r:id="rId133">
         <w:r>
           <w:rPr>
+            <w:rtl/>
+            <w:cs/>
             <w:lang w:val="ar_AE" w:bidi="ar_AE"/>
           </w:rPr>
           <w:rPr>
@@ -3663,6 +4503,8 @@
       </w:hyperlink>
       <w:r>
         <w:rPr>
+          <w:rtl/>
+          <w:cs/>
           <w:lang w:val="ar_AE" w:bidi="ar_AE"/>
         </w:rPr>
         <w:t xml:space="preserve">; </w:t>
@@ -3670,6 +4512,8 @@
       <w:hyperlink r:id="rId134">
         <w:r>
           <w:rPr>
+            <w:rtl/>
+            <w:cs/>
             <w:lang w:val="ar_AE" w:bidi="ar_AE"/>
           </w:rPr>
           <w:rPr>
@@ -3681,6 +4525,8 @@
       </w:hyperlink>
       <w:r>
         <w:rPr>
+          <w:rtl/>
+          <w:cs/>
           <w:lang w:val="ar_AE" w:bidi="ar_AE"/>
         </w:rPr>
         <w:t xml:space="preserve">; </w:t>
@@ -3688,6 +4534,8 @@
       <w:hyperlink r:id="rId135">
         <w:r>
           <w:rPr>
+            <w:rtl/>
+            <w:cs/>
             <w:lang w:val="ar_AE" w:bidi="ar_AE"/>
           </w:rPr>
           <w:rPr>
@@ -3699,6 +4547,8 @@
       </w:hyperlink>
       <w:r>
         <w:rPr>
+          <w:rtl/>
+          <w:cs/>
           <w:lang w:val="ar_AE" w:bidi="ar_AE"/>
         </w:rPr>
         <w:t xml:space="preserve">, </w:t>
@@ -3706,6 +4556,8 @@
       <w:hyperlink r:id="rId136">
         <w:r>
           <w:rPr>
+            <w:rtl/>
+            <w:cs/>
             <w:lang w:val="ar_AE" w:bidi="ar_AE"/>
           </w:rPr>
           <w:rPr>
@@ -3717,6 +4569,8 @@
       </w:hyperlink>
       <w:r>
         <w:rPr>
+          <w:rtl/>
+          <w:cs/>
           <w:lang w:val="ar_AE" w:bidi="ar_AE"/>
         </w:rPr>
         <w:t xml:space="preserve">; </w:t>
@@ -3724,6 +4578,8 @@
       <w:hyperlink r:id="rId137">
         <w:r>
           <w:rPr>
+            <w:rtl/>
+            <w:cs/>
             <w:lang w:val="ar_AE" w:bidi="ar_AE"/>
           </w:rPr>
           <w:rPr>
@@ -3735,6 +4591,8 @@
       </w:hyperlink>
       <w:r>
         <w:rPr>
+          <w:rtl/>
+          <w:cs/>
           <w:lang w:val="ar_AE" w:bidi="ar_AE"/>
         </w:rPr>
         <w:t xml:space="preserve">, </w:t>
@@ -3742,6 +4600,8 @@
       <w:hyperlink r:id="rId138">
         <w:r>
           <w:rPr>
+            <w:rtl/>
+            <w:cs/>
             <w:lang w:val="ar_AE" w:bidi="ar_AE"/>
           </w:rPr>
           <w:rPr>
@@ -3753,6 +4613,8 @@
       </w:hyperlink>
       <w:r>
         <w:rPr>
+          <w:rtl/>
+          <w:cs/>
           <w:lang w:val="ar_AE" w:bidi="ar_AE"/>
         </w:rPr>
         <w:t xml:space="preserve">; </w:t>
@@ -3760,6 +4622,8 @@
       <w:hyperlink r:id="rId139">
         <w:r>
           <w:rPr>
+            <w:rtl/>
+            <w:cs/>
             <w:lang w:val="ar_AE" w:bidi="ar_AE"/>
           </w:rPr>
           <w:rPr>
@@ -3771,6 +4635,8 @@
       </w:hyperlink>
       <w:r>
         <w:rPr>
+          <w:rtl/>
+          <w:cs/>
           <w:lang w:val="ar_AE" w:bidi="ar_AE"/>
         </w:rPr>
         <w:t xml:space="preserve">; </w:t>
@@ -3778,6 +4644,8 @@
       <w:hyperlink r:id="rId140">
         <w:r>
           <w:rPr>
+            <w:rtl/>
+            <w:cs/>
             <w:lang w:val="ar_AE" w:bidi="ar_AE"/>
           </w:rPr>
           <w:rPr>
@@ -3789,6 +4657,8 @@
       </w:hyperlink>
       <w:r>
         <w:rPr>
+          <w:rtl/>
+          <w:cs/>
           <w:lang w:val="ar_AE" w:bidi="ar_AE"/>
         </w:rPr>
         <w:t xml:space="preserve">; </w:t>
@@ -3796,6 +4666,8 @@
       <w:hyperlink r:id="rId141">
         <w:r>
           <w:rPr>
+            <w:rtl/>
+            <w:cs/>
             <w:lang w:val="ar_AE" w:bidi="ar_AE"/>
           </w:rPr>
           <w:rPr>
@@ -3807,6 +4679,8 @@
       </w:hyperlink>
       <w:r>
         <w:rPr>
+          <w:rtl/>
+          <w:cs/>
           <w:lang w:val="ar_AE" w:bidi="ar_AE"/>
         </w:rPr>
         <w:t xml:space="preserve">, </w:t>
@@ -3814,6 +4688,8 @@
       <w:hyperlink r:id="rId142">
         <w:r>
           <w:rPr>
+            <w:rtl/>
+            <w:cs/>
             <w:lang w:val="ar_AE" w:bidi="ar_AE"/>
           </w:rPr>
           <w:rPr>
@@ -3825,6 +4701,8 @@
       </w:hyperlink>
       <w:r>
         <w:rPr>
+          <w:rtl/>
+          <w:cs/>
           <w:lang w:val="ar_AE" w:bidi="ar_AE"/>
         </w:rPr>
         <w:t xml:space="preserve">, </w:t>
@@ -3832,6 +4710,8 @@
       <w:hyperlink r:id="rId100">
         <w:r>
           <w:rPr>
+            <w:rtl/>
+            <w:cs/>
             <w:lang w:val="ar_AE" w:bidi="ar_AE"/>
           </w:rPr>
           <w:rPr>
@@ -3843,6 +4723,8 @@
       </w:hyperlink>
       <w:r>
         <w:rPr>
+          <w:rtl/>
+          <w:cs/>
           <w:lang w:val="ar_AE" w:bidi="ar_AE"/>
         </w:rPr>
         <w:t xml:space="preserve">; </w:t>
@@ -3850,6 +4732,8 @@
       <w:hyperlink r:id="rId143">
         <w:r>
           <w:rPr>
+            <w:rtl/>
+            <w:cs/>
             <w:lang w:val="ar_AE" w:bidi="ar_AE"/>
           </w:rPr>
           <w:rPr>
@@ -3861,6 +4745,8 @@
       </w:hyperlink>
       <w:r>
         <w:rPr>
+          <w:rtl/>
+          <w:cs/>
           <w:lang w:val="ar_AE" w:bidi="ar_AE"/>
         </w:rPr>
         <w:t xml:space="preserve">, </w:t>
@@ -3868,6 +4754,8 @@
       <w:hyperlink r:id="rId144">
         <w:r>
           <w:rPr>
+            <w:rtl/>
+            <w:cs/>
             <w:lang w:val="ar_AE" w:bidi="ar_AE"/>
           </w:rPr>
           <w:rPr>
@@ -3879,6 +4767,8 @@
       </w:hyperlink>
       <w:r>
         <w:rPr>
+          <w:rtl/>
+          <w:cs/>
           <w:lang w:val="ar_AE" w:bidi="ar_AE"/>
         </w:rPr>
         <w:t xml:space="preserve">, </w:t>
@@ -3886,6 +4776,8 @@
       <w:hyperlink r:id="rId145">
         <w:r>
           <w:rPr>
+            <w:rtl/>
+            <w:cs/>
             <w:lang w:val="ar_AE" w:bidi="ar_AE"/>
           </w:rPr>
           <w:rPr>
@@ -3897,6 +4789,8 @@
       </w:hyperlink>
       <w:r>
         <w:rPr>
+          <w:rtl/>
+          <w:cs/>
           <w:lang w:val="ar_AE" w:bidi="ar_AE"/>
         </w:rPr>
         <w:t xml:space="preserve">; </w:t>
@@ -3904,6 +4798,8 @@
       <w:hyperlink r:id="rId78">
         <w:r>
           <w:rPr>
+            <w:rtl/>
+            <w:cs/>
             <w:lang w:val="ar_AE" w:bidi="ar_AE"/>
           </w:rPr>
           <w:rPr>
@@ -3915,6 +4811,8 @@
       </w:hyperlink>
       <w:r>
         <w:rPr>
+          <w:rtl/>
+          <w:cs/>
           <w:lang w:val="ar_AE" w:bidi="ar_AE"/>
         </w:rPr>
         <w:t xml:space="preserve">; </w:t>
@@ -3922,6 +4820,8 @@
       <w:hyperlink r:id="rId81">
         <w:r>
           <w:rPr>
+            <w:rtl/>
+            <w:cs/>
             <w:lang w:val="ar_AE" w:bidi="ar_AE"/>
           </w:rPr>
           <w:rPr>
@@ -3933,6 +4833,8 @@
       </w:hyperlink>
       <w:r>
         <w:rPr>
+          <w:rtl/>
+          <w:cs/>
           <w:lang w:val="ar_AE" w:bidi="ar_AE"/>
         </w:rPr>
         <w:t xml:space="preserve">; </w:t>
@@ -3940,6 +4842,8 @@
       <w:hyperlink r:id="rId146">
         <w:r>
           <w:rPr>
+            <w:rtl/>
+            <w:cs/>
             <w:lang w:val="ar_AE" w:bidi="ar_AE"/>
           </w:rPr>
           <w:rPr>
@@ -3951,6 +4855,8 @@
       </w:hyperlink>
       <w:r>
         <w:rPr>
+          <w:rtl/>
+          <w:cs/>
           <w:lang w:val="ar_AE" w:bidi="ar_AE"/>
         </w:rPr>
         <w:t xml:space="preserve">; </w:t>
@@ -3958,6 +4864,8 @@
       <w:hyperlink r:id="rId147">
         <w:r>
           <w:rPr>
+            <w:rtl/>
+            <w:cs/>
             <w:lang w:val="ar_AE" w:bidi="ar_AE"/>
           </w:rPr>
           <w:rPr>
@@ -3969,6 +4877,8 @@
       </w:hyperlink>
       <w:r>
         <w:rPr>
+          <w:rtl/>
+          <w:cs/>
           <w:lang w:val="ar_AE" w:bidi="ar_AE"/>
         </w:rPr>
         <w:t xml:space="preserve">; </w:t>
@@ -3976,6 +4886,8 @@
       <w:hyperlink r:id="rId148">
         <w:r>
           <w:rPr>
+            <w:rtl/>
+            <w:cs/>
             <w:lang w:val="ar_AE" w:bidi="ar_AE"/>
           </w:rPr>
           <w:rPr>
@@ -3987,6 +4899,8 @@
       </w:hyperlink>
       <w:r>
         <w:rPr>
+          <w:rtl/>
+          <w:cs/>
           <w:lang w:val="ar_AE" w:bidi="ar_AE"/>
         </w:rPr>
         <w:t xml:space="preserve">; </w:t>
@@ -3994,6 +4908,8 @@
       <w:hyperlink r:id="rId149">
         <w:r>
           <w:rPr>
+            <w:rtl/>
+            <w:cs/>
             <w:lang w:val="ar_AE" w:bidi="ar_AE"/>
           </w:rPr>
           <w:rPr>
@@ -4005,6 +4921,8 @@
       </w:hyperlink>
       <w:r>
         <w:rPr>
+          <w:rtl/>
+          <w:cs/>
           <w:lang w:val="ar_AE" w:bidi="ar_AE"/>
         </w:rPr>
         <w:t xml:space="preserve">; </w:t>
@@ -4012,6 +4930,8 @@
       <w:hyperlink r:id="rId150">
         <w:r>
           <w:rPr>
+            <w:rtl/>
+            <w:cs/>
             <w:lang w:val="ar_AE" w:bidi="ar_AE"/>
           </w:rPr>
           <w:rPr>
@@ -4023,6 +4943,8 @@
       </w:hyperlink>
       <w:r>
         <w:rPr>
+          <w:rtl/>
+          <w:cs/>
           <w:lang w:val="ar_AE" w:bidi="ar_AE"/>
         </w:rPr>
         <w:t xml:space="preserve">; </w:t>
@@ -4030,6 +4952,8 @@
       <w:hyperlink r:id="rId151">
         <w:r>
           <w:rPr>
+            <w:rtl/>
+            <w:cs/>
             <w:lang w:val="ar_AE" w:bidi="ar_AE"/>
           </w:rPr>
           <w:rPr>
@@ -4041,6 +4965,8 @@
       </w:hyperlink>
       <w:r>
         <w:rPr>
+          <w:rtl/>
+          <w:cs/>
           <w:lang w:val="ar_AE" w:bidi="ar_AE"/>
         </w:rPr>
         <w:t xml:space="preserve">, </w:t>
@@ -4048,6 +4974,8 @@
       <w:hyperlink r:id="rId152">
         <w:r>
           <w:rPr>
+            <w:rtl/>
+            <w:cs/>
             <w:lang w:val="ar_AE" w:bidi="ar_AE"/>
           </w:rPr>
           <w:rPr>
@@ -4059,6 +4987,8 @@
       </w:hyperlink>
       <w:r>
         <w:rPr>
+          <w:rtl/>
+          <w:cs/>
           <w:lang w:val="ar_AE" w:bidi="ar_AE"/>
         </w:rPr>
         <w:t xml:space="preserve">, </w:t>
@@ -4066,6 +4996,8 @@
       <w:hyperlink r:id="rId101">
         <w:r>
           <w:rPr>
+            <w:rtl/>
+            <w:cs/>
             <w:lang w:val="ar_AE" w:bidi="ar_AE"/>
           </w:rPr>
           <w:rPr>
@@ -4077,6 +5009,8 @@
       </w:hyperlink>
       <w:r>
         <w:rPr>
+          <w:rtl/>
+          <w:cs/>
           <w:lang w:val="ar_AE" w:bidi="ar_AE"/>
         </w:rPr>
         <w:t xml:space="preserve">; </w:t>
@@ -4084,6 +5018,8 @@
       <w:hyperlink r:id="rId153">
         <w:r>
           <w:rPr>
+            <w:rtl/>
+            <w:cs/>
             <w:lang w:val="ar_AE" w:bidi="ar_AE"/>
           </w:rPr>
           <w:rPr>
@@ -4095,6 +5031,8 @@
       </w:hyperlink>
       <w:r>
         <w:rPr>
+          <w:rtl/>
+          <w:cs/>
           <w:lang w:val="ar_AE" w:bidi="ar_AE"/>
         </w:rPr>
         <w:t xml:space="preserve">; </w:t>
@@ -4102,6 +5040,8 @@
       <w:hyperlink r:id="rId154">
         <w:r>
           <w:rPr>
+            <w:rtl/>
+            <w:cs/>
             <w:lang w:val="ar_AE" w:bidi="ar_AE"/>
           </w:rPr>
           <w:rPr>
@@ -4113,6 +5053,8 @@
       </w:hyperlink>
       <w:r>
         <w:rPr>
+          <w:rtl/>
+          <w:cs/>
           <w:lang w:val="ar_AE" w:bidi="ar_AE"/>
         </w:rPr>
         <w:t xml:space="preserve">; </w:t>
@@ -4120,6 +5062,8 @@
       <w:hyperlink r:id="rId155">
         <w:r>
           <w:rPr>
+            <w:rtl/>
+            <w:cs/>
             <w:lang w:val="ar_AE" w:bidi="ar_AE"/>
           </w:rPr>
           <w:rPr>
@@ -4131,6 +5075,8 @@
       </w:hyperlink>
       <w:r>
         <w:rPr>
+          <w:rtl/>
+          <w:cs/>
           <w:lang w:val="ar_AE" w:bidi="ar_AE"/>
         </w:rPr>
         <w:t xml:space="preserve">; </w:t>
@@ -4138,6 +5084,8 @@
       <w:hyperlink r:id="rId79">
         <w:r>
           <w:rPr>
+            <w:rtl/>
+            <w:cs/>
             <w:lang w:val="ar_AE" w:bidi="ar_AE"/>
           </w:rPr>
           <w:rPr>
@@ -4149,6 +5097,8 @@
       </w:hyperlink>
       <w:r>
         <w:rPr>
+          <w:rtl/>
+          <w:cs/>
           <w:lang w:val="ar_AE" w:bidi="ar_AE"/>
         </w:rPr>
         <w:t xml:space="preserve">; </w:t>
@@ -4156,6 +5106,8 @@
       <w:hyperlink r:id="rId156">
         <w:r>
           <w:rPr>
+            <w:rtl/>
+            <w:cs/>
             <w:lang w:val="ar_AE" w:bidi="ar_AE"/>
           </w:rPr>
           <w:rPr>
@@ -4167,6 +5119,8 @@
       </w:hyperlink>
       <w:r>
         <w:rPr>
+          <w:rtl/>
+          <w:cs/>
           <w:lang w:val="ar_AE" w:bidi="ar_AE"/>
         </w:rPr>
         <w:t xml:space="preserve">, </w:t>
@@ -4174,6 +5128,8 @@
       <w:hyperlink r:id="rId82">
         <w:r>
           <w:rPr>
+            <w:rtl/>
+            <w:cs/>
             <w:lang w:val="ar_AE" w:bidi="ar_AE"/>
           </w:rPr>
           <w:rPr>
@@ -4185,6 +5141,8 @@
       </w:hyperlink>
       <w:r>
         <w:rPr>
+          <w:rtl/>
+          <w:cs/>
           <w:lang w:val="ar_AE" w:bidi="ar_AE"/>
         </w:rPr>
         <w:t xml:space="preserve">; </w:t>
@@ -4192,6 +5150,8 @@
       <w:hyperlink r:id="rId96">
         <w:r>
           <w:rPr>
+            <w:rtl/>
+            <w:cs/>
             <w:lang w:val="ar_AE" w:bidi="ar_AE"/>
           </w:rPr>
           <w:rPr>
@@ -4203,6 +5163,8 @@
       </w:hyperlink>
       <w:r>
         <w:rPr>
+          <w:rtl/>
+          <w:cs/>
           <w:lang w:val="ar_AE" w:bidi="ar_AE"/>
         </w:rPr>
         <w:t xml:space="preserve">, </w:t>
@@ -4210,6 +5172,8 @@
       <w:hyperlink r:id="rId157">
         <w:r>
           <w:rPr>
+            <w:rtl/>
+            <w:cs/>
             <w:lang w:val="ar_AE" w:bidi="ar_AE"/>
           </w:rPr>
           <w:rPr>
@@ -4221,6 +5185,8 @@
       </w:hyperlink>
       <w:r>
         <w:rPr>
+          <w:rtl/>
+          <w:cs/>
           <w:lang w:val="ar_AE" w:bidi="ar_AE"/>
         </w:rPr>
         <w:t xml:space="preserve">; </w:t>
@@ -4228,6 +5194,8 @@
       <w:hyperlink r:id="rId158">
         <w:r>
           <w:rPr>
+            <w:rtl/>
+            <w:cs/>
             <w:lang w:val="ar_AE" w:bidi="ar_AE"/>
           </w:rPr>
           <w:rPr>
@@ -4239,6 +5207,8 @@
       </w:hyperlink>
       <w:r>
         <w:rPr>
+          <w:rtl/>
+          <w:cs/>
           <w:lang w:val="ar_AE" w:bidi="ar_AE"/>
         </w:rPr>
         <w:t xml:space="preserve">; </w:t>
@@ -4246,6 +5216,8 @@
       <w:hyperlink r:id="rId159">
         <w:r>
           <w:rPr>
+            <w:rtl/>
+            <w:cs/>
             <w:lang w:val="ar_AE" w:bidi="ar_AE"/>
           </w:rPr>
           <w:rPr>
@@ -4257,6 +5229,8 @@
       </w:hyperlink>
       <w:r>
         <w:rPr>
+          <w:rtl/>
+          <w:cs/>
           <w:lang w:val="ar_AE" w:bidi="ar_AE"/>
         </w:rPr>
         <w:t xml:space="preserve">; </w:t>
@@ -4264,6 +5238,8 @@
       <w:hyperlink r:id="rId160">
         <w:r>
           <w:rPr>
+            <w:rtl/>
+            <w:cs/>
             <w:lang w:val="ar_AE" w:bidi="ar_AE"/>
           </w:rPr>
           <w:rPr>
@@ -4275,6 +5251,8 @@
       </w:hyperlink>
       <w:r>
         <w:rPr>
+          <w:rtl/>
+          <w:cs/>
           <w:lang w:val="ar_AE" w:bidi="ar_AE"/>
         </w:rPr>
         <w:t xml:space="preserve">, </w:t>
@@ -4282,6 +5260,8 @@
       <w:hyperlink r:id="rId105">
         <w:r>
           <w:rPr>
+            <w:rtl/>
+            <w:cs/>
             <w:lang w:val="ar_AE" w:bidi="ar_AE"/>
           </w:rPr>
           <w:rPr>
@@ -4293,6 +5273,8 @@
       </w:hyperlink>
       <w:r>
         <w:rPr>
+          <w:rtl/>
+          <w:cs/>
           <w:lang w:val="ar_AE" w:bidi="ar_AE"/>
         </w:rPr>
         <w:t xml:space="preserve">, </w:t>
@@ -4300,6 +5282,8 @@
       <w:hyperlink r:id="rId161">
         <w:r>
           <w:rPr>
+            <w:rtl/>
+            <w:cs/>
             <w:lang w:val="ar_AE" w:bidi="ar_AE"/>
           </w:rPr>
           <w:rPr>
@@ -4311,6 +5295,8 @@
       </w:hyperlink>
       <w:r>
         <w:rPr>
+          <w:rtl/>
+          <w:cs/>
           <w:lang w:val="ar_AE" w:bidi="ar_AE"/>
         </w:rPr>
         <w:t xml:space="preserve">; </w:t>
@@ -4318,6 +5304,8 @@
       <w:hyperlink r:id="rId162">
         <w:r>
           <w:rPr>
+            <w:rtl/>
+            <w:cs/>
             <w:lang w:val="ar_AE" w:bidi="ar_AE"/>
           </w:rPr>
           <w:rPr>
@@ -4329,6 +5317,8 @@
       </w:hyperlink>
       <w:r>
         <w:rPr>
+          <w:rtl/>
+          <w:cs/>
           <w:lang w:val="ar_AE" w:bidi="ar_AE"/>
         </w:rPr>
         <w:t xml:space="preserve">, </w:t>
@@ -4336,6 +5326,8 @@
       <w:hyperlink r:id="rId163">
         <w:r>
           <w:rPr>
+            <w:rtl/>
+            <w:cs/>
             <w:lang w:val="ar_AE" w:bidi="ar_AE"/>
           </w:rPr>
           <w:rPr>
@@ -4347,6 +5339,8 @@
       </w:hyperlink>
       <w:r>
         <w:rPr>
+          <w:rtl/>
+          <w:cs/>
           <w:lang w:val="ar_AE" w:bidi="ar_AE"/>
         </w:rPr>
         <w:t xml:space="preserve">; </w:t>
@@ -4354,6 +5348,8 @@
       <w:hyperlink r:id="rId164">
         <w:r>
           <w:rPr>
+            <w:rtl/>
+            <w:cs/>
             <w:lang w:val="ar_AE" w:bidi="ar_AE"/>
           </w:rPr>
           <w:rPr>
@@ -4365,6 +5361,8 @@
       </w:hyperlink>
       <w:r>
         <w:rPr>
+          <w:rtl/>
+          <w:cs/>
           <w:lang w:val="ar_AE" w:bidi="ar_AE"/>
         </w:rPr>
         <w:t xml:space="preserve">, </w:t>
@@ -4372,6 +5370,8 @@
       <w:hyperlink r:id="rId67">
         <w:r>
           <w:rPr>
+            <w:rtl/>
+            <w:cs/>
             <w:lang w:val="ar_AE" w:bidi="ar_AE"/>
           </w:rPr>
           <w:rPr>
@@ -4383,6 +5383,8 @@
       </w:hyperlink>
       <w:r>
         <w:rPr>
+          <w:rtl/>
+          <w:cs/>
           <w:lang w:val="ar_AE" w:bidi="ar_AE"/>
         </w:rPr>
         <w:t xml:space="preserve">; </w:t>
@@ -4390,6 +5392,8 @@
       <w:hyperlink r:id="rId165">
         <w:r>
           <w:rPr>
+            <w:rtl/>
+            <w:cs/>
             <w:lang w:val="ar_AE" w:bidi="ar_AE"/>
           </w:rPr>
           <w:rPr>
@@ -4401,6 +5405,8 @@
       </w:hyperlink>
       <w:r>
         <w:rPr>
+          <w:rtl/>
+          <w:cs/>
           <w:lang w:val="ar_AE" w:bidi="ar_AE"/>
         </w:rPr>
         <w:t xml:space="preserve">, </w:t>
@@ -4408,6 +5414,8 @@
       <w:hyperlink r:id="rId166">
         <w:r>
           <w:rPr>
+            <w:rtl/>
+            <w:cs/>
             <w:lang w:val="ar_AE" w:bidi="ar_AE"/>
           </w:rPr>
           <w:rPr>
@@ -4419,6 +5427,8 @@
       </w:hyperlink>
       <w:r>
         <w:rPr>
+          <w:rtl/>
+          <w:cs/>
           <w:lang w:val="ar_AE" w:bidi="ar_AE"/>
         </w:rPr>
         <w:t xml:space="preserve">; </w:t>
@@ -4426,6 +5436,8 @@
       <w:hyperlink r:id="rId167">
         <w:r>
           <w:rPr>
+            <w:rtl/>
+            <w:cs/>
             <w:lang w:val="ar_AE" w:bidi="ar_AE"/>
           </w:rPr>
           <w:rPr>
@@ -4437,6 +5449,8 @@
       </w:hyperlink>
       <w:r>
         <w:rPr>
+          <w:rtl/>
+          <w:cs/>
           <w:lang w:val="ar_AE" w:bidi="ar_AE"/>
         </w:rPr>
         <w:t xml:space="preserve">, </w:t>
@@ -4444,6 +5458,8 @@
       <w:hyperlink r:id="rId168">
         <w:r>
           <w:rPr>
+            <w:rtl/>
+            <w:cs/>
             <w:lang w:val="ar_AE" w:bidi="ar_AE"/>
           </w:rPr>
           <w:rPr>
@@ -4455,6 +5471,8 @@
       </w:hyperlink>
       <w:r>
         <w:rPr>
+          <w:rtl/>
+          <w:cs/>
           <w:lang w:val="ar_AE" w:bidi="ar_AE"/>
         </w:rPr>
         <w:t xml:space="preserve">, </w:t>
@@ -4462,6 +5480,8 @@
       <w:hyperlink r:id="rId169">
         <w:r>
           <w:rPr>
+            <w:rtl/>
+            <w:cs/>
             <w:lang w:val="ar_AE" w:bidi="ar_AE"/>
           </w:rPr>
           <w:rPr>
@@ -4473,6 +5493,8 @@
       </w:hyperlink>
       <w:r>
         <w:rPr>
+          <w:rtl/>
+          <w:cs/>
           <w:lang w:val="ar_AE" w:bidi="ar_AE"/>
         </w:rPr>
         <w:t xml:space="preserve">; </w:t>
@@ -4480,6 +5502,8 @@
       <w:hyperlink r:id="rId170">
         <w:r>
           <w:rPr>
+            <w:rtl/>
+            <w:cs/>
             <w:lang w:val="ar_AE" w:bidi="ar_AE"/>
           </w:rPr>
           <w:rPr>
@@ -4491,6 +5515,8 @@
       </w:hyperlink>
       <w:r>
         <w:rPr>
+          <w:rtl/>
+          <w:cs/>
           <w:lang w:val="ar_AE" w:bidi="ar_AE"/>
         </w:rPr>
         <w:t xml:space="preserve">, </w:t>
@@ -4498,6 +5524,8 @@
       <w:hyperlink r:id="rId171">
         <w:r>
           <w:rPr>
+            <w:rtl/>
+            <w:cs/>
             <w:lang w:val="ar_AE" w:bidi="ar_AE"/>
           </w:rPr>
           <w:rPr>
@@ -4509,6 +5537,8 @@
       </w:hyperlink>
       <w:r>
         <w:rPr>
+          <w:rtl/>
+          <w:cs/>
           <w:lang w:val="ar_AE" w:bidi="ar_AE"/>
         </w:rPr>
         <w:t xml:space="preserve">, </w:t>
@@ -4516,6 +5546,8 @@
       <w:hyperlink r:id="rId172">
         <w:r>
           <w:rPr>
+            <w:rtl/>
+            <w:cs/>
             <w:lang w:val="ar_AE" w:bidi="ar_AE"/>
           </w:rPr>
           <w:rPr>
@@ -4527,6 +5559,8 @@
       </w:hyperlink>
       <w:r>
         <w:rPr>
+          <w:rtl/>
+          <w:cs/>
           <w:lang w:val="ar_AE" w:bidi="ar_AE"/>
         </w:rPr>
         <w:t xml:space="preserve">; </w:t>
@@ -4534,6 +5568,8 @@
       <w:hyperlink r:id="rId173">
         <w:r>
           <w:rPr>
+            <w:rtl/>
+            <w:cs/>
             <w:lang w:val="ar_AE" w:bidi="ar_AE"/>
           </w:rPr>
           <w:rPr>
@@ -4545,6 +5581,8 @@
       </w:hyperlink>
       <w:r>
         <w:rPr>
+          <w:rtl/>
+          <w:cs/>
           <w:lang w:val="ar_AE" w:bidi="ar_AE"/>
         </w:rPr>
         <w:t xml:space="preserve">; </w:t>
@@ -4552,6 +5590,8 @@
       <w:hyperlink r:id="rId174">
         <w:r>
           <w:rPr>
+            <w:rtl/>
+            <w:cs/>
             <w:lang w:val="ar_AE" w:bidi="ar_AE"/>
           </w:rPr>
           <w:rPr>
@@ -4563,6 +5603,8 @@
       </w:hyperlink>
       <w:r>
         <w:rPr>
+          <w:rtl/>
+          <w:cs/>
           <w:lang w:val="ar_AE" w:bidi="ar_AE"/>
         </w:rPr>
         <w:t xml:space="preserve">; </w:t>
@@ -4570,6 +5612,8 @@
       <w:hyperlink r:id="rId175">
         <w:r>
           <w:rPr>
+            <w:rtl/>
+            <w:cs/>
             <w:lang w:val="ar_AE" w:bidi="ar_AE"/>
           </w:rPr>
           <w:rPr>
@@ -4581,6 +5625,8 @@
       </w:hyperlink>
       <w:r>
         <w:rPr>
+          <w:rtl/>
+          <w:cs/>
           <w:lang w:val="ar_AE" w:bidi="ar_AE"/>
         </w:rPr>
         <w:t xml:space="preserve">; </w:t>
@@ -4588,6 +5634,8 @@
       <w:hyperlink r:id="rId125">
         <w:r>
           <w:rPr>
+            <w:rtl/>
+            <w:cs/>
             <w:lang w:val="ar_AE" w:bidi="ar_AE"/>
           </w:rPr>
           <w:rPr>
@@ -4599,6 +5647,8 @@
       </w:hyperlink>
       <w:r>
         <w:rPr>
+          <w:rtl/>
+          <w:cs/>
           <w:lang w:val="ar_AE" w:bidi="ar_AE"/>
         </w:rPr>
         <w:t xml:space="preserve">; </w:t>
@@ -4606,6 +5656,8 @@
       <w:hyperlink r:id="rId176">
         <w:r>
           <w:rPr>
+            <w:rtl/>
+            <w:cs/>
             <w:lang w:val="ar_AE" w:bidi="ar_AE"/>
           </w:rPr>
           <w:rPr>
@@ -4617,6 +5669,8 @@
       </w:hyperlink>
       <w:r>
         <w:rPr>
+          <w:rtl/>
+          <w:cs/>
           <w:lang w:val="ar_AE" w:bidi="ar_AE"/>
         </w:rPr>
         <w:t xml:space="preserve">; </w:t>
@@ -4624,6 +5678,8 @@
       <w:hyperlink r:id="rId177">
         <w:r>
           <w:rPr>
+            <w:rtl/>
+            <w:cs/>
             <w:lang w:val="ar_AE" w:bidi="ar_AE"/>
           </w:rPr>
           <w:rPr>
@@ -4635,6 +5691,8 @@
       </w:hyperlink>
       <w:r>
         <w:rPr>
+          <w:rtl/>
+          <w:cs/>
           <w:lang w:val="ar_AE" w:bidi="ar_AE"/>
         </w:rPr>
         <w:t xml:space="preserve">; </w:t>
@@ -4642,6 +5700,8 @@
       <w:hyperlink r:id="rId178">
         <w:r>
           <w:rPr>
+            <w:rtl/>
+            <w:cs/>
             <w:lang w:val="ar_AE" w:bidi="ar_AE"/>
           </w:rPr>
           <w:rPr>
@@ -4653,11 +5713,15 @@
       </w:hyperlink>
       <w:r>
         <w:rPr>
-          <w:lang w:val="ar_AE" w:bidi="ar_AE"/>
-        </w:rPr>
-      </w:r>
-      <w:r>
-        <w:rPr>
+          <w:rtl/>
+          <w:cs/>
+          <w:lang w:val="ar_AE" w:bidi="ar_AE"/>
+        </w:rPr>
+      </w:r>
+      <w:r>
+        <w:rPr>
+          <w:rtl/>
+          <w:cs/>
           <w:lang w:val="ar_AE" w:bidi="ar_AE"/>
         </w:rPr>
       </w:r>

--- a/arb/docx/003.content.docx
+++ b/arb/docx/003.content.docx
@@ -309,20 +309,14 @@
         </w:rPr>
         <w:t xml:space="preserve"> السامرة كانت منطقة تقع في شمال يهوذا، وتمركزت حول مدينة شكيم القديمة، التي تُعرف باسم سوخار في العهد الجديد. بعد إخضاع أشور لإسرائيل في عام 722 قبل الميلاد، تعرضتا مدينتي السامرة وشكيم للدمار. وتوافد أناس من مختلف أنحاء الإمبراطورية الآشورية إلى المنطقة لإعادة توطينها (</w:t>
       </w:r>
-      <w:hyperlink r:id="rId13">
-        <w:r>
-          <w:rPr>
-            <w:rtl/>
-            <w:cs/>
-            <w:lang w:val="ar_AE" w:bidi="ar_AE"/>
-          </w:rPr>
-          <w:rPr>
-            <w:color w:val="0000EE"/>
-            <w:u w:val="single"/>
-          </w:rPr>
-          <w:t>2ملوك 17:21–41</w:t>
-        </w:r>
-      </w:hyperlink>
+      <w:r>
+        <w:rPr>
+          <w:rtl/>
+          <w:cs/>
+          <w:lang w:val="ar_AE" w:bidi="ar_AE"/>
+        </w:rPr>
+        <w:t>2ملوك 17:21–41</w:t>
+      </w:r>
       <w:r>
         <w:rPr>
           <w:rtl/>
@@ -351,20 +345,14 @@
         </w:rPr>
         <w:t xml:space="preserve">كان لدى السامريين واليهود تاريخ طويل من الصراع، بدأ بعد عودة اليهود من السبي (انظر </w:t>
       </w:r>
-      <w:hyperlink r:id="rId14">
-        <w:r>
-          <w:rPr>
-            <w:rtl/>
-            <w:cs/>
-            <w:lang w:val="ar_AE" w:bidi="ar_AE"/>
-          </w:rPr>
-          <w:rPr>
-            <w:color w:val="0000EE"/>
-            <w:u w:val="single"/>
-          </w:rPr>
-          <w:t>عزرا 4:1–5</w:t>
-        </w:r>
-      </w:hyperlink>
+      <w:r>
+        <w:rPr>
+          <w:rtl/>
+          <w:cs/>
+          <w:lang w:val="ar_AE" w:bidi="ar_AE"/>
+        </w:rPr>
+        <w:t>عزرا 4:1–5</w:t>
+      </w:r>
       <w:r>
         <w:rPr>
           <w:rtl/>
@@ -373,20 +361,14 @@
         </w:rPr>
         <w:t xml:space="preserve">؛ </w:t>
       </w:r>
-      <w:hyperlink r:id="rId15">
-        <w:r>
-          <w:rPr>
-            <w:rtl/>
-            <w:cs/>
-            <w:lang w:val="ar_AE" w:bidi="ar_AE"/>
-          </w:rPr>
-          <w:rPr>
-            <w:color w:val="0000EE"/>
-            <w:u w:val="single"/>
-          </w:rPr>
-          <w:t>نحميا 4:1–23</w:t>
-        </w:r>
-      </w:hyperlink>
+      <w:r>
+        <w:rPr>
+          <w:rtl/>
+          <w:cs/>
+          <w:lang w:val="ar_AE" w:bidi="ar_AE"/>
+        </w:rPr>
+        <w:t>نحميا 4:1–23</w:t>
+      </w:r>
       <w:r>
         <w:rPr>
           <w:rtl/>
@@ -465,20 +447,14 @@
           <w:lang w:val="ar_AE" w:bidi="ar_AE"/>
         </w:rPr>
       </w:r>
-      <w:hyperlink r:id="rId13">
-        <w:r>
-          <w:rPr>
-            <w:rtl/>
-            <w:cs/>
-            <w:lang w:val="ar_AE" w:bidi="ar_AE"/>
-          </w:rPr>
-          <w:rPr>
-            <w:color w:val="0000EE"/>
-            <w:u w:val="single"/>
-          </w:rPr>
-          <w:t>2ملوك 17:21–41</w:t>
-        </w:r>
-      </w:hyperlink>
+      <w:r>
+        <w:rPr>
+          <w:rtl/>
+          <w:cs/>
+          <w:lang w:val="ar_AE" w:bidi="ar_AE"/>
+        </w:rPr>
+        <w:t>2ملوك 17:21–41</w:t>
+      </w:r>
       <w:r>
         <w:rPr>
           <w:rtl/>
@@ -487,20 +463,14 @@
         </w:rPr>
         <w:t xml:space="preserve">؛ </w:t>
       </w:r>
-      <w:hyperlink r:id="rId14">
-        <w:r>
-          <w:rPr>
-            <w:rtl/>
-            <w:cs/>
-            <w:lang w:val="ar_AE" w:bidi="ar_AE"/>
-          </w:rPr>
-          <w:rPr>
-            <w:color w:val="0000EE"/>
-            <w:u w:val="single"/>
-          </w:rPr>
-          <w:t>عزرا 4:1–5</w:t>
-        </w:r>
-      </w:hyperlink>
+      <w:r>
+        <w:rPr>
+          <w:rtl/>
+          <w:cs/>
+          <w:lang w:val="ar_AE" w:bidi="ar_AE"/>
+        </w:rPr>
+        <w:t>عزرا 4:1–5</w:t>
+      </w:r>
       <w:r>
         <w:rPr>
           <w:rtl/>
@@ -509,20 +479,14 @@
         </w:rPr>
         <w:t xml:space="preserve">؛ </w:t>
       </w:r>
-      <w:hyperlink r:id="rId15">
-        <w:r>
-          <w:rPr>
-            <w:rtl/>
-            <w:cs/>
-            <w:lang w:val="ar_AE" w:bidi="ar_AE"/>
-          </w:rPr>
-          <w:rPr>
-            <w:color w:val="0000EE"/>
-            <w:u w:val="single"/>
-          </w:rPr>
-          <w:t>نحميا 4:1–23</w:t>
-        </w:r>
-      </w:hyperlink>
+      <w:r>
+        <w:rPr>
+          <w:rtl/>
+          <w:cs/>
+          <w:lang w:val="ar_AE" w:bidi="ar_AE"/>
+        </w:rPr>
+        <w:t>نحميا 4:1–23</w:t>
+      </w:r>
       <w:r>
         <w:rPr>
           <w:rtl/>
@@ -531,20 +495,14 @@
         </w:rPr>
         <w:t xml:space="preserve">؛ </w:t>
       </w:r>
-      <w:hyperlink r:id="rId16">
-        <w:r>
-          <w:rPr>
-            <w:rtl/>
-            <w:cs/>
-            <w:lang w:val="ar_AE" w:bidi="ar_AE"/>
-          </w:rPr>
-          <w:rPr>
-            <w:color w:val="0000EE"/>
-            <w:u w:val="single"/>
-          </w:rPr>
-          <w:t>يوحنا 4:1–42.</w:t>
-        </w:r>
-      </w:hyperlink>
+      <w:r>
+        <w:rPr>
+          <w:rtl/>
+          <w:cs/>
+          <w:lang w:val="ar_AE" w:bidi="ar_AE"/>
+        </w:rPr>
+        <w:t>يوحنا 4:1–42.</w:t>
+      </w:r>
       <w:r>
         <w:rPr>
           <w:rtl/>
@@ -612,20 +570,14 @@
         </w:rPr>
         <w:t>كانت سارة زوجة إبراهيم وأخته غير الشقيقة (</w:t>
       </w:r>
-      <w:hyperlink r:id="rId17">
-        <w:r>
-          <w:rPr>
-            <w:rtl/>
-            <w:cs/>
-            <w:lang w:val="ar_AE" w:bidi="ar_AE"/>
-          </w:rPr>
-          <w:rPr>
-            <w:color w:val="0000EE"/>
-            <w:u w:val="single"/>
-          </w:rPr>
-          <w:t>تكوين 11:29</w:t>
-        </w:r>
-      </w:hyperlink>
+      <w:r>
+        <w:rPr>
+          <w:rtl/>
+          <w:cs/>
+          <w:lang w:val="ar_AE" w:bidi="ar_AE"/>
+        </w:rPr>
+        <w:t>تكوين 11:29</w:t>
+      </w:r>
       <w:r>
         <w:rPr>
           <w:rtl/>
@@ -634,20 +586,14 @@
         </w:rPr>
         <w:t xml:space="preserve">؛ </w:t>
       </w:r>
-      <w:hyperlink r:id="rId18">
-        <w:r>
-          <w:rPr>
-            <w:rtl/>
-            <w:cs/>
-            <w:lang w:val="ar_AE" w:bidi="ar_AE"/>
-          </w:rPr>
-          <w:rPr>
-            <w:color w:val="0000EE"/>
-            <w:u w:val="single"/>
-          </w:rPr>
-          <w:t>20:12</w:t>
-        </w:r>
-      </w:hyperlink>
+      <w:r>
+        <w:rPr>
+          <w:rtl/>
+          <w:cs/>
+          <w:lang w:val="ar_AE" w:bidi="ar_AE"/>
+        </w:rPr>
+        <w:t>20:12</w:t>
+      </w:r>
       <w:r>
         <w:rPr>
           <w:rtl/>
@@ -656,20 +602,14 @@
         </w:rPr>
         <w:t>). سافرت مع إبراهيم من أور إلى حاران ثم إلى كنعان (</w:t>
       </w:r>
-      <w:hyperlink r:id="rId19">
-        <w:r>
-          <w:rPr>
-            <w:rtl/>
-            <w:cs/>
-            <w:lang w:val="ar_AE" w:bidi="ar_AE"/>
-          </w:rPr>
-          <w:rPr>
-            <w:color w:val="0000EE"/>
-            <w:u w:val="single"/>
-          </w:rPr>
-          <w:t>تكوين 11:31</w:t>
-        </w:r>
-      </w:hyperlink>
+      <w:r>
+        <w:rPr>
+          <w:rtl/>
+          <w:cs/>
+          <w:lang w:val="ar_AE" w:bidi="ar_AE"/>
+        </w:rPr>
+        <w:t>تكوين 11:31</w:t>
+      </w:r>
       <w:r>
         <w:rPr>
           <w:rtl/>
@@ -678,20 +618,14 @@
         </w:rPr>
         <w:t xml:space="preserve">؛ </w:t>
       </w:r>
-      <w:hyperlink r:id="rId20">
-        <w:r>
-          <w:rPr>
-            <w:rtl/>
-            <w:cs/>
-            <w:lang w:val="ar_AE" w:bidi="ar_AE"/>
-          </w:rPr>
-          <w:rPr>
-            <w:color w:val="0000EE"/>
-            <w:u w:val="single"/>
-          </w:rPr>
-          <w:t>12:5</w:t>
-        </w:r>
-      </w:hyperlink>
+      <w:r>
+        <w:rPr>
+          <w:rtl/>
+          <w:cs/>
+          <w:lang w:val="ar_AE" w:bidi="ar_AE"/>
+        </w:rPr>
+        <w:t>12:5</w:t>
+      </w:r>
       <w:r>
         <w:rPr>
           <w:rtl/>
@@ -700,20 +634,14 @@
         </w:rPr>
         <w:t>). في مناسبتين، في مصر وجرار، طلب إبراهيم من سارة أن تدعي أنها شقيقته وليست زوجته (</w:t>
       </w:r>
-      <w:hyperlink r:id="rId21">
-        <w:r>
-          <w:rPr>
-            <w:rtl/>
-            <w:cs/>
-            <w:lang w:val="ar_AE" w:bidi="ar_AE"/>
-          </w:rPr>
-          <w:rPr>
-            <w:color w:val="0000EE"/>
-            <w:u w:val="single"/>
-          </w:rPr>
-          <w:t>تكوين 12:10–20</w:t>
-        </w:r>
-      </w:hyperlink>
+      <w:r>
+        <w:rPr>
+          <w:rtl/>
+          <w:cs/>
+          <w:lang w:val="ar_AE" w:bidi="ar_AE"/>
+        </w:rPr>
+        <w:t>تكوين 12:10–20</w:t>
+      </w:r>
       <w:r>
         <w:rPr>
           <w:rtl/>
@@ -722,20 +650,14 @@
         </w:rPr>
         <w:t xml:space="preserve">؛ </w:t>
       </w:r>
-      <w:hyperlink r:id="rId22">
-        <w:r>
-          <w:rPr>
-            <w:rtl/>
-            <w:cs/>
-            <w:lang w:val="ar_AE" w:bidi="ar_AE"/>
-          </w:rPr>
-          <w:rPr>
-            <w:color w:val="0000EE"/>
-            <w:u w:val="single"/>
-          </w:rPr>
-          <w:t>20:1–18</w:t>
-        </w:r>
-      </w:hyperlink>
+      <w:r>
+        <w:rPr>
+          <w:rtl/>
+          <w:cs/>
+          <w:lang w:val="ar_AE" w:bidi="ar_AE"/>
+        </w:rPr>
+        <w:t>20:1–18</w:t>
+      </w:r>
       <w:r>
         <w:rPr>
           <w:rtl/>
@@ -760,20 +682,14 @@
         </w:rPr>
         <w:t>أمة إسرائيل (</w:t>
       </w:r>
-      <w:hyperlink r:id="rId23">
-        <w:r>
-          <w:rPr>
-            <w:rtl/>
-            <w:cs/>
-            <w:lang w:val="ar_AE" w:bidi="ar_AE"/>
-          </w:rPr>
-          <w:rPr>
-            <w:color w:val="0000EE"/>
-            <w:u w:val="single"/>
-          </w:rPr>
-          <w:t>تكوين 12:2</w:t>
-        </w:r>
-      </w:hyperlink>
+      <w:r>
+        <w:rPr>
+          <w:rtl/>
+          <w:cs/>
+          <w:lang w:val="ar_AE" w:bidi="ar_AE"/>
+        </w:rPr>
+        <w:t>تكوين 12:2</w:t>
+      </w:r>
       <w:r>
         <w:rPr>
           <w:rtl/>
@@ -782,20 +698,14 @@
         </w:rPr>
         <w:t xml:space="preserve">؛ </w:t>
       </w:r>
-      <w:hyperlink r:id="rId24">
-        <w:r>
-          <w:rPr>
-            <w:rtl/>
-            <w:cs/>
-            <w:lang w:val="ar_AE" w:bidi="ar_AE"/>
-          </w:rPr>
-          <w:rPr>
-            <w:color w:val="0000EE"/>
-            <w:u w:val="single"/>
-          </w:rPr>
-          <w:t>17:19</w:t>
-        </w:r>
-      </w:hyperlink>
+      <w:r>
+        <w:rPr>
+          <w:rtl/>
+          <w:cs/>
+          <w:lang w:val="ar_AE" w:bidi="ar_AE"/>
+        </w:rPr>
+        <w:t>17:19</w:t>
+      </w:r>
       <w:r>
         <w:rPr>
           <w:rtl/>
@@ -824,20 +734,14 @@
         </w:rPr>
         <w:t xml:space="preserve">كانت سارة من بين نساء قلائل في الكتاب المقدس اللواتي لم يكن بإمكانهن إنجاب الأولاد، ولكنهن أنجبن أخيرًا ابنًا بمعجزة (انظر أيضًا </w:t>
       </w:r>
-      <w:hyperlink r:id="rId25">
-        <w:r>
-          <w:rPr>
-            <w:rtl/>
-            <w:cs/>
-            <w:lang w:val="ar_AE" w:bidi="ar_AE"/>
-          </w:rPr>
-          <w:rPr>
-            <w:color w:val="0000EE"/>
-            <w:u w:val="single"/>
-          </w:rPr>
-          <w:t>تكوين 30:22–24</w:t>
-        </w:r>
-      </w:hyperlink>
+      <w:r>
+        <w:rPr>
+          <w:rtl/>
+          <w:cs/>
+          <w:lang w:val="ar_AE" w:bidi="ar_AE"/>
+        </w:rPr>
+        <w:t>تكوين 30:22–24</w:t>
+      </w:r>
       <w:r>
         <w:rPr>
           <w:rtl/>
@@ -846,20 +750,14 @@
         </w:rPr>
         <w:t xml:space="preserve">؛ </w:t>
       </w:r>
-      <w:hyperlink r:id="rId26">
-        <w:r>
-          <w:rPr>
-            <w:rtl/>
-            <w:cs/>
-            <w:lang w:val="ar_AE" w:bidi="ar_AE"/>
-          </w:rPr>
-          <w:rPr>
-            <w:color w:val="0000EE"/>
-            <w:u w:val="single"/>
-          </w:rPr>
-          <w:t>1صموئيل 1:9–20</w:t>
-        </w:r>
-      </w:hyperlink>
+      <w:r>
+        <w:rPr>
+          <w:rtl/>
+          <w:cs/>
+          <w:lang w:val="ar_AE" w:bidi="ar_AE"/>
+        </w:rPr>
+        <w:t>1صموئيل 1:9–20</w:t>
+      </w:r>
       <w:r>
         <w:rPr>
           <w:rtl/>
@@ -868,20 +766,14 @@
         </w:rPr>
         <w:t xml:space="preserve">؛ </w:t>
       </w:r>
-      <w:hyperlink r:id="rId27">
-        <w:r>
-          <w:rPr>
-            <w:rtl/>
-            <w:cs/>
-            <w:lang w:val="ar_AE" w:bidi="ar_AE"/>
-          </w:rPr>
-          <w:rPr>
-            <w:color w:val="0000EE"/>
-            <w:u w:val="single"/>
-          </w:rPr>
-          <w:t>2ملوك 4:14–17</w:t>
-        </w:r>
-      </w:hyperlink>
+      <w:r>
+        <w:rPr>
+          <w:rtl/>
+          <w:cs/>
+          <w:lang w:val="ar_AE" w:bidi="ar_AE"/>
+        </w:rPr>
+        <w:t>2ملوك 4:14–17</w:t>
+      </w:r>
       <w:r>
         <w:rPr>
           <w:rtl/>
@@ -890,20 +782,14 @@
         </w:rPr>
         <w:t xml:space="preserve">؛ </w:t>
       </w:r>
-      <w:hyperlink r:id="rId28">
-        <w:r>
-          <w:rPr>
-            <w:rtl/>
-            <w:cs/>
-            <w:lang w:val="ar_AE" w:bidi="ar_AE"/>
-          </w:rPr>
-          <w:rPr>
-            <w:color w:val="0000EE"/>
-            <w:u w:val="single"/>
-          </w:rPr>
-          <w:t>لوقا 1:5–25</w:t>
-        </w:r>
-      </w:hyperlink>
+      <w:r>
+        <w:rPr>
+          <w:rtl/>
+          <w:cs/>
+          <w:lang w:val="ar_AE" w:bidi="ar_AE"/>
+        </w:rPr>
+        <w:t>لوقا 1:5–25</w:t>
+      </w:r>
       <w:r>
         <w:rPr>
           <w:rtl/>
@@ -912,20 +798,14 @@
         </w:rPr>
         <w:t xml:space="preserve">). بعد أن تعددت وعد الله لإبراهيم، حبلت سارة وولدت إسحاق. كانت سارة تبلغ من العمر تسعين عامًا حينما ولدت ابنها، وهو ما يبرهن على قدرة الله على فعل ما يبدو مستحيلُا في نظر الناس (قارن </w:t>
       </w:r>
-      <w:hyperlink r:id="rId29">
-        <w:r>
-          <w:rPr>
-            <w:rtl/>
-            <w:cs/>
-            <w:lang w:val="ar_AE" w:bidi="ar_AE"/>
-          </w:rPr>
-          <w:rPr>
-            <w:color w:val="0000EE"/>
-            <w:u w:val="single"/>
-          </w:rPr>
-          <w:t>تكوين 17:17</w:t>
-        </w:r>
-      </w:hyperlink>
+      <w:r>
+        <w:rPr>
+          <w:rtl/>
+          <w:cs/>
+          <w:lang w:val="ar_AE" w:bidi="ar_AE"/>
+        </w:rPr>
+        <w:t>تكوين 17:17</w:t>
+      </w:r>
       <w:r>
         <w:rPr>
           <w:rtl/>
@@ -934,20 +814,14 @@
         </w:rPr>
         <w:t xml:space="preserve">؛ </w:t>
       </w:r>
-      <w:hyperlink r:id="rId30">
-        <w:r>
-          <w:rPr>
-            <w:rtl/>
-            <w:cs/>
-            <w:lang w:val="ar_AE" w:bidi="ar_AE"/>
-          </w:rPr>
-          <w:rPr>
-            <w:color w:val="0000EE"/>
-            <w:u w:val="single"/>
-          </w:rPr>
-          <w:t>21:1–5</w:t>
-        </w:r>
-      </w:hyperlink>
+      <w:r>
+        <w:rPr>
+          <w:rtl/>
+          <w:cs/>
+          <w:lang w:val="ar_AE" w:bidi="ar_AE"/>
+        </w:rPr>
+        <w:t>21:1–5</w:t>
+      </w:r>
       <w:r>
         <w:rPr>
           <w:rtl/>
@@ -956,20 +830,14 @@
         </w:rPr>
         <w:t>). تغير اسمها من ساراي إلى سارة عندما وعد الله بميلاد إسحاق (</w:t>
       </w:r>
-      <w:hyperlink r:id="rId31">
-        <w:r>
-          <w:rPr>
-            <w:rtl/>
-            <w:cs/>
-            <w:lang w:val="ar_AE" w:bidi="ar_AE"/>
-          </w:rPr>
-          <w:rPr>
-            <w:color w:val="0000EE"/>
-            <w:u w:val="single"/>
-          </w:rPr>
-          <w:t>تكوين 17:15–16</w:t>
-        </w:r>
-      </w:hyperlink>
+      <w:r>
+        <w:rPr>
+          <w:rtl/>
+          <w:cs/>
+          <w:lang w:val="ar_AE" w:bidi="ar_AE"/>
+        </w:rPr>
+        <w:t>تكوين 17:15–16</w:t>
+      </w:r>
       <w:r>
         <w:rPr>
           <w:rtl/>
@@ -978,20 +846,14 @@
         </w:rPr>
         <w:t>). تُكرم سارة لإيمانها، على الرغم من أنها ضحكت حين سمعت الوعد بميلاد إسحاق (</w:t>
       </w:r>
-      <w:hyperlink r:id="rId32">
-        <w:r>
-          <w:rPr>
-            <w:rtl/>
-            <w:cs/>
-            <w:lang w:val="ar_AE" w:bidi="ar_AE"/>
-          </w:rPr>
-          <w:rPr>
-            <w:color w:val="0000EE"/>
-            <w:u w:val="single"/>
-          </w:rPr>
-          <w:t>تكوين 18:10–15</w:t>
-        </w:r>
-      </w:hyperlink>
+      <w:r>
+        <w:rPr>
+          <w:rtl/>
+          <w:cs/>
+          <w:lang w:val="ar_AE" w:bidi="ar_AE"/>
+        </w:rPr>
+        <w:t>تكوين 18:10–15</w:t>
+      </w:r>
       <w:r>
         <w:rPr>
           <w:rtl/>
@@ -1020,20 +882,14 @@
         </w:rPr>
         <w:t>توفيت سارة عن عمر يناهز 127 عامًا ودُفنت في المغارة التي اشتراها إبراهيم في ٱلمكفيلة (</w:t>
       </w:r>
-      <w:hyperlink r:id="rId33">
-        <w:r>
-          <w:rPr>
-            <w:rtl/>
-            <w:cs/>
-            <w:lang w:val="ar_AE" w:bidi="ar_AE"/>
-          </w:rPr>
-          <w:rPr>
-            <w:color w:val="0000EE"/>
-            <w:u w:val="single"/>
-          </w:rPr>
-          <w:t>تكوين 23</w:t>
-        </w:r>
-      </w:hyperlink>
+      <w:r>
+        <w:rPr>
+          <w:rtl/>
+          <w:cs/>
+          <w:lang w:val="ar_AE" w:bidi="ar_AE"/>
+        </w:rPr>
+        <w:t>تكوين 23</w:t>
+      </w:r>
       <w:r>
         <w:rPr>
           <w:rtl/>
@@ -1042,20 +898,14 @@
         </w:rPr>
         <w:t>). تُعرف سارة بأنها أم أمة إسرائيل (</w:t>
       </w:r>
-      <w:hyperlink r:id="rId34">
-        <w:r>
-          <w:rPr>
-            <w:rtl/>
-            <w:cs/>
-            <w:lang w:val="ar_AE" w:bidi="ar_AE"/>
-          </w:rPr>
-          <w:rPr>
-            <w:color w:val="0000EE"/>
-            <w:u w:val="single"/>
-          </w:rPr>
-          <w:t>إشعياء 51:2</w:t>
-        </w:r>
-      </w:hyperlink>
+      <w:r>
+        <w:rPr>
+          <w:rtl/>
+          <w:cs/>
+          <w:lang w:val="ar_AE" w:bidi="ar_AE"/>
+        </w:rPr>
+        <w:t>إشعياء 51:2</w:t>
+      </w:r>
       <w:r>
         <w:rPr>
           <w:rtl/>
@@ -1064,20 +914,14 @@
         </w:rPr>
         <w:t xml:space="preserve">)،مثلما أن إبراهيم هو أبو أمة إسرائيل. وتلعب دورًا محوريًا في سرد مسيرة إيمان إبراهيم (انظر </w:t>
       </w:r>
-      <w:hyperlink r:id="rId35">
-        <w:r>
-          <w:rPr>
-            <w:rtl/>
-            <w:cs/>
-            <w:lang w:val="ar_AE" w:bidi="ar_AE"/>
-          </w:rPr>
-          <w:rPr>
-            <w:color w:val="0000EE"/>
-            <w:u w:val="single"/>
-          </w:rPr>
-          <w:t>رومية 4:19</w:t>
-        </w:r>
-      </w:hyperlink>
+      <w:r>
+        <w:rPr>
+          <w:rtl/>
+          <w:cs/>
+          <w:lang w:val="ar_AE" w:bidi="ar_AE"/>
+        </w:rPr>
+        <w:t>رومية 4:19</w:t>
+      </w:r>
       <w:r>
         <w:rPr>
           <w:rtl/>
@@ -1086,20 +930,14 @@
         </w:rPr>
         <w:t xml:space="preserve">). كما ترمز سارة إلى الحرية التي يتمتع بها المؤمنون (باعتبارهم أبناء سارة، المرأة الحرة) بالإيمان بالمسيح (انظر </w:t>
       </w:r>
-      <w:hyperlink r:id="rId36">
-        <w:r>
-          <w:rPr>
-            <w:rtl/>
-            <w:cs/>
-            <w:lang w:val="ar_AE" w:bidi="ar_AE"/>
-          </w:rPr>
-          <w:rPr>
-            <w:color w:val="0000EE"/>
-            <w:u w:val="single"/>
-          </w:rPr>
-          <w:t>غلاطية 4:21–31</w:t>
-        </w:r>
-      </w:hyperlink>
+      <w:r>
+        <w:rPr>
+          <w:rtl/>
+          <w:cs/>
+          <w:lang w:val="ar_AE" w:bidi="ar_AE"/>
+        </w:rPr>
+        <w:t>غلاطية 4:21–31</w:t>
+      </w:r>
       <w:r>
         <w:rPr>
           <w:rtl/>
@@ -1108,20 +946,14 @@
         </w:rPr>
         <w:t>). ويلجأ بطرس إليها مثالًا ونموذجًا يحتذى به في الخضوع المقدس (</w:t>
       </w:r>
-      <w:hyperlink r:id="rId37">
-        <w:r>
-          <w:rPr>
-            <w:rtl/>
-            <w:cs/>
-            <w:lang w:val="ar_AE" w:bidi="ar_AE"/>
-          </w:rPr>
-          <w:rPr>
-            <w:color w:val="0000EE"/>
-            <w:u w:val="single"/>
-          </w:rPr>
-          <w:t>1بطرس 3:5–6</w:t>
-        </w:r>
-      </w:hyperlink>
+      <w:r>
+        <w:rPr>
+          <w:rtl/>
+          <w:cs/>
+          <w:lang w:val="ar_AE" w:bidi="ar_AE"/>
+        </w:rPr>
+        <w:t>1بطرس 3:5–6</w:t>
+      </w:r>
       <w:r>
         <w:rPr>
           <w:rtl/>
@@ -1130,20 +962,14 @@
         </w:rPr>
         <w:t>). يقدم كاتب سفر العبرانيين سارة نموذجًا يحتذى به في الإيمان، لأنها آمنت بقدرة ٱلله على أن يفي بوعوده (</w:t>
       </w:r>
-      <w:hyperlink r:id="rId38">
-        <w:r>
-          <w:rPr>
-            <w:rtl/>
-            <w:cs/>
-            <w:lang w:val="ar_AE" w:bidi="ar_AE"/>
-          </w:rPr>
-          <w:rPr>
-            <w:color w:val="0000EE"/>
-            <w:u w:val="single"/>
-          </w:rPr>
-          <w:t>عبرانيين 11:11–12</w:t>
-        </w:r>
-      </w:hyperlink>
+      <w:r>
+        <w:rPr>
+          <w:rtl/>
+          <w:cs/>
+          <w:lang w:val="ar_AE" w:bidi="ar_AE"/>
+        </w:rPr>
+        <w:t>عبرانيين 11:11–12</w:t>
+      </w:r>
       <w:r>
         <w:rPr>
           <w:rtl/>
@@ -1185,20 +1011,14 @@
           <w:lang w:val="ar_AE" w:bidi="ar_AE"/>
         </w:rPr>
       </w:r>
-      <w:hyperlink r:id="rId39">
-        <w:r>
-          <w:rPr>
-            <w:rtl/>
-            <w:cs/>
-            <w:lang w:val="ar_AE" w:bidi="ar_AE"/>
-          </w:rPr>
-          <w:rPr>
-            <w:color w:val="0000EE"/>
-            <w:u w:val="single"/>
-          </w:rPr>
-          <w:t>تكوين 11:29–31</w:t>
-        </w:r>
-      </w:hyperlink>
+      <w:r>
+        <w:rPr>
+          <w:rtl/>
+          <w:cs/>
+          <w:lang w:val="ar_AE" w:bidi="ar_AE"/>
+        </w:rPr>
+        <w:t>تكوين 11:29–31</w:t>
+      </w:r>
       <w:r>
         <w:rPr>
           <w:rtl/>
@@ -1207,20 +1027,14 @@
         </w:rPr>
         <w:t xml:space="preserve">؛ </w:t>
       </w:r>
-      <w:hyperlink r:id="rId21">
-        <w:r>
-          <w:rPr>
-            <w:rtl/>
-            <w:cs/>
-            <w:lang w:val="ar_AE" w:bidi="ar_AE"/>
-          </w:rPr>
-          <w:rPr>
-            <w:color w:val="0000EE"/>
-            <w:u w:val="single"/>
-          </w:rPr>
-          <w:t>12:10–20</w:t>
-        </w:r>
-      </w:hyperlink>
+      <w:r>
+        <w:rPr>
+          <w:rtl/>
+          <w:cs/>
+          <w:lang w:val="ar_AE" w:bidi="ar_AE"/>
+        </w:rPr>
+        <w:t>12:10–20</w:t>
+      </w:r>
       <w:r>
         <w:rPr>
           <w:rtl/>
@@ -1229,20 +1043,14 @@
         </w:rPr>
         <w:t xml:space="preserve">؛ </w:t>
       </w:r>
-      <w:hyperlink r:id="rId40">
-        <w:r>
-          <w:rPr>
-            <w:rtl/>
-            <w:cs/>
-            <w:lang w:val="ar_AE" w:bidi="ar_AE"/>
-          </w:rPr>
-          <w:rPr>
-            <w:color w:val="0000EE"/>
-            <w:u w:val="single"/>
-          </w:rPr>
-          <w:t>17:15–22</w:t>
-        </w:r>
-      </w:hyperlink>
+      <w:r>
+        <w:rPr>
+          <w:rtl/>
+          <w:cs/>
+          <w:lang w:val="ar_AE" w:bidi="ar_AE"/>
+        </w:rPr>
+        <w:t>17:15–22</w:t>
+      </w:r>
       <w:r>
         <w:rPr>
           <w:rtl/>
@@ -1251,20 +1059,14 @@
         </w:rPr>
         <w:t xml:space="preserve">؛ </w:t>
       </w:r>
-      <w:hyperlink r:id="rId41">
-        <w:r>
-          <w:rPr>
-            <w:rtl/>
-            <w:cs/>
-            <w:lang w:val="ar_AE" w:bidi="ar_AE"/>
-          </w:rPr>
-          <w:rPr>
-            <w:color w:val="0000EE"/>
-            <w:u w:val="single"/>
-          </w:rPr>
-          <w:t>18:9–15</w:t>
-        </w:r>
-      </w:hyperlink>
+      <w:r>
+        <w:rPr>
+          <w:rtl/>
+          <w:cs/>
+          <w:lang w:val="ar_AE" w:bidi="ar_AE"/>
+        </w:rPr>
+        <w:t>18:9–15</w:t>
+      </w:r>
       <w:r>
         <w:rPr>
           <w:rtl/>
@@ -1273,20 +1075,14 @@
         </w:rPr>
         <w:t xml:space="preserve">؛ </w:t>
       </w:r>
-      <w:hyperlink r:id="rId22">
-        <w:r>
-          <w:rPr>
-            <w:rtl/>
-            <w:cs/>
-            <w:lang w:val="ar_AE" w:bidi="ar_AE"/>
-          </w:rPr>
-          <w:rPr>
-            <w:color w:val="0000EE"/>
-            <w:u w:val="single"/>
-          </w:rPr>
-          <w:t>20:1–18</w:t>
-        </w:r>
-      </w:hyperlink>
+      <w:r>
+        <w:rPr>
+          <w:rtl/>
+          <w:cs/>
+          <w:lang w:val="ar_AE" w:bidi="ar_AE"/>
+        </w:rPr>
+        <w:t>20:1–18</w:t>
+      </w:r>
       <w:r>
         <w:rPr>
           <w:rtl/>
@@ -1295,20 +1091,14 @@
         </w:rPr>
         <w:t xml:space="preserve">؛ </w:t>
       </w:r>
-      <w:hyperlink r:id="rId42">
-        <w:r>
-          <w:rPr>
-            <w:rtl/>
-            <w:cs/>
-            <w:lang w:val="ar_AE" w:bidi="ar_AE"/>
-          </w:rPr>
-          <w:rPr>
-            <w:color w:val="0000EE"/>
-            <w:u w:val="single"/>
-          </w:rPr>
-          <w:t>21:1–13</w:t>
-        </w:r>
-      </w:hyperlink>
+      <w:r>
+        <w:rPr>
+          <w:rtl/>
+          <w:cs/>
+          <w:lang w:val="ar_AE" w:bidi="ar_AE"/>
+        </w:rPr>
+        <w:t>21:1–13</w:t>
+      </w:r>
       <w:r>
         <w:rPr>
           <w:rtl/>
@@ -1317,20 +1107,14 @@
         </w:rPr>
         <w:t xml:space="preserve">؛ </w:t>
       </w:r>
-      <w:hyperlink r:id="rId33">
-        <w:r>
-          <w:rPr>
-            <w:rtl/>
-            <w:cs/>
-            <w:lang w:val="ar_AE" w:bidi="ar_AE"/>
-          </w:rPr>
-          <w:rPr>
-            <w:color w:val="0000EE"/>
-            <w:u w:val="single"/>
-          </w:rPr>
-          <w:t>23:1–20</w:t>
-        </w:r>
-      </w:hyperlink>
+      <w:r>
+        <w:rPr>
+          <w:rtl/>
+          <w:cs/>
+          <w:lang w:val="ar_AE" w:bidi="ar_AE"/>
+        </w:rPr>
+        <w:t>23:1–20</w:t>
+      </w:r>
       <w:r>
         <w:rPr>
           <w:rtl/>
@@ -1339,20 +1123,14 @@
         </w:rPr>
         <w:t xml:space="preserve">؛ </w:t>
       </w:r>
-      <w:hyperlink r:id="rId34">
-        <w:r>
-          <w:rPr>
-            <w:rtl/>
-            <w:cs/>
-            <w:lang w:val="ar_AE" w:bidi="ar_AE"/>
-          </w:rPr>
-          <w:rPr>
-            <w:color w:val="0000EE"/>
-            <w:u w:val="single"/>
-          </w:rPr>
-          <w:t>إشعياء 51:2</w:t>
-        </w:r>
-      </w:hyperlink>
+      <w:r>
+        <w:rPr>
+          <w:rtl/>
+          <w:cs/>
+          <w:lang w:val="ar_AE" w:bidi="ar_AE"/>
+        </w:rPr>
+        <w:t>إشعياء 51:2</w:t>
+      </w:r>
       <w:r>
         <w:rPr>
           <w:rtl/>
@@ -1361,20 +1139,14 @@
         </w:rPr>
         <w:t xml:space="preserve">؛ </w:t>
       </w:r>
-      <w:hyperlink r:id="rId35">
-        <w:r>
-          <w:rPr>
-            <w:rtl/>
-            <w:cs/>
-            <w:lang w:val="ar_AE" w:bidi="ar_AE"/>
-          </w:rPr>
-          <w:rPr>
-            <w:color w:val="0000EE"/>
-            <w:u w:val="single"/>
-          </w:rPr>
-          <w:t>رومية 4:19</w:t>
-        </w:r>
-      </w:hyperlink>
+      <w:r>
+        <w:rPr>
+          <w:rtl/>
+          <w:cs/>
+          <w:lang w:val="ar_AE" w:bidi="ar_AE"/>
+        </w:rPr>
+        <w:t>رومية 4:19</w:t>
+      </w:r>
       <w:r>
         <w:rPr>
           <w:rtl/>
@@ -1383,20 +1155,14 @@
         </w:rPr>
         <w:t xml:space="preserve">؛ </w:t>
       </w:r>
-      <w:hyperlink r:id="rId43">
-        <w:r>
-          <w:rPr>
-            <w:rtl/>
-            <w:cs/>
-            <w:lang w:val="ar_AE" w:bidi="ar_AE"/>
-          </w:rPr>
-          <w:rPr>
-            <w:color w:val="0000EE"/>
-            <w:u w:val="single"/>
-          </w:rPr>
-          <w:t>9:6–9</w:t>
-        </w:r>
-      </w:hyperlink>
+      <w:r>
+        <w:rPr>
+          <w:rtl/>
+          <w:cs/>
+          <w:lang w:val="ar_AE" w:bidi="ar_AE"/>
+        </w:rPr>
+        <w:t>9:6–9</w:t>
+      </w:r>
       <w:r>
         <w:rPr>
           <w:rtl/>
@@ -1405,20 +1171,14 @@
         </w:rPr>
         <w:t xml:space="preserve">؛ </w:t>
       </w:r>
-      <w:hyperlink r:id="rId36">
-        <w:r>
-          <w:rPr>
-            <w:rtl/>
-            <w:cs/>
-            <w:lang w:val="ar_AE" w:bidi="ar_AE"/>
-          </w:rPr>
-          <w:rPr>
-            <w:color w:val="0000EE"/>
-            <w:u w:val="single"/>
-          </w:rPr>
-          <w:t>غلاطية 4:21–31</w:t>
-        </w:r>
-      </w:hyperlink>
+      <w:r>
+        <w:rPr>
+          <w:rtl/>
+          <w:cs/>
+          <w:lang w:val="ar_AE" w:bidi="ar_AE"/>
+        </w:rPr>
+        <w:t>غلاطية 4:21–31</w:t>
+      </w:r>
       <w:r>
         <w:rPr>
           <w:rtl/>
@@ -1427,20 +1187,14 @@
         </w:rPr>
         <w:t xml:space="preserve">؛ </w:t>
       </w:r>
-      <w:hyperlink r:id="rId38">
-        <w:r>
-          <w:rPr>
-            <w:rtl/>
-            <w:cs/>
-            <w:lang w:val="ar_AE" w:bidi="ar_AE"/>
-          </w:rPr>
-          <w:rPr>
-            <w:color w:val="0000EE"/>
-            <w:u w:val="single"/>
-          </w:rPr>
-          <w:t>عبرانيين 11:11–12</w:t>
-        </w:r>
-      </w:hyperlink>
+      <w:r>
+        <w:rPr>
+          <w:rtl/>
+          <w:cs/>
+          <w:lang w:val="ar_AE" w:bidi="ar_AE"/>
+        </w:rPr>
+        <w:t>عبرانيين 11:11–12</w:t>
+      </w:r>
       <w:r>
         <w:rPr>
           <w:rtl/>
@@ -1449,20 +1203,14 @@
         </w:rPr>
         <w:t xml:space="preserve">؛ </w:t>
       </w:r>
-      <w:hyperlink r:id="rId44">
-        <w:r>
-          <w:rPr>
-            <w:rtl/>
-            <w:cs/>
-            <w:lang w:val="ar_AE" w:bidi="ar_AE"/>
-          </w:rPr>
-          <w:rPr>
-            <w:color w:val="0000EE"/>
-            <w:u w:val="single"/>
-          </w:rPr>
-          <w:t>1بطرس 3:6.</w:t>
-        </w:r>
-      </w:hyperlink>
+      <w:r>
+        <w:rPr>
+          <w:rtl/>
+          <w:cs/>
+          <w:lang w:val="ar_AE" w:bidi="ar_AE"/>
+        </w:rPr>
+        <w:t>1بطرس 3:6.</w:t>
+      </w:r>
       <w:r>
         <w:rPr>
           <w:rtl/>
@@ -1546,20 +1294,14 @@
         </w:rPr>
         <w:t>(</w:t>
       </w:r>
-      <w:hyperlink r:id="rId45">
-        <w:r>
-          <w:rPr>
-            <w:rtl/>
-            <w:cs/>
-            <w:lang w:val="ar_AE" w:bidi="ar_AE"/>
-          </w:rPr>
-          <w:rPr>
-            <w:color w:val="0000EE"/>
-            <w:u w:val="single"/>
-          </w:rPr>
-          <w:t>2صموئيل 12:13–25</w:t>
-        </w:r>
-      </w:hyperlink>
+      <w:r>
+        <w:rPr>
+          <w:rtl/>
+          <w:cs/>
+          <w:lang w:val="ar_AE" w:bidi="ar_AE"/>
+        </w:rPr>
+        <w:t>2صموئيل 12:13–25</w:t>
+      </w:r>
       <w:r>
         <w:rPr>
           <w:rtl/>
@@ -1588,20 +1330,14 @@
         </w:rPr>
         <w:t>عندما قارب الملك داود على الموت، حاول ابنه أدونيّا أن ينصّب نفسه ملكًا بدعم من أبياثار الكاهن، ويوآب قائد الجيش (</w:t>
       </w:r>
-      <w:hyperlink r:id="rId46">
-        <w:r>
-          <w:rPr>
-            <w:rtl/>
-            <w:cs/>
-            <w:lang w:val="ar_AE" w:bidi="ar_AE"/>
-          </w:rPr>
-          <w:rPr>
-            <w:color w:val="0000EE"/>
-            <w:u w:val="single"/>
-          </w:rPr>
-          <w:t>1ملوك 1:1–53</w:t>
-        </w:r>
-      </w:hyperlink>
+      <w:r>
+        <w:rPr>
+          <w:rtl/>
+          <w:cs/>
+          <w:lang w:val="ar_AE" w:bidi="ar_AE"/>
+        </w:rPr>
+        <w:t>1ملوك 1:1–53</w:t>
+      </w:r>
       <w:r>
         <w:rPr>
           <w:rtl/>
@@ -1610,20 +1346,14 @@
         </w:rPr>
         <w:t>). ومع ذلك، كان الملك قد عيّن سليمان ليأتِ خلفًا له (</w:t>
       </w:r>
-      <w:hyperlink r:id="rId47">
-        <w:r>
-          <w:rPr>
-            <w:rtl/>
-            <w:cs/>
-            <w:lang w:val="ar_AE" w:bidi="ar_AE"/>
-          </w:rPr>
-          <w:rPr>
-            <w:color w:val="0000EE"/>
-            <w:u w:val="single"/>
-          </w:rPr>
-          <w:t>1ملوك 1:17</w:t>
-        </w:r>
-      </w:hyperlink>
+      <w:r>
+        <w:rPr>
+          <w:rtl/>
+          <w:cs/>
+          <w:lang w:val="ar_AE" w:bidi="ar_AE"/>
+        </w:rPr>
+        <w:t>1ملوك 1:17</w:t>
+      </w:r>
       <w:r>
         <w:rPr>
           <w:rtl/>
@@ -1632,20 +1362,14 @@
         </w:rPr>
         <w:t xml:space="preserve">؛ انظر </w:t>
       </w:r>
-      <w:hyperlink r:id="rId48">
-        <w:r>
-          <w:rPr>
-            <w:rtl/>
-            <w:cs/>
-            <w:lang w:val="ar_AE" w:bidi="ar_AE"/>
-          </w:rPr>
-          <w:rPr>
-            <w:color w:val="0000EE"/>
-            <w:u w:val="single"/>
-          </w:rPr>
-          <w:t>2صموئيل 12:24–25</w:t>
-        </w:r>
-      </w:hyperlink>
+      <w:r>
+        <w:rPr>
+          <w:rtl/>
+          <w:cs/>
+          <w:lang w:val="ar_AE" w:bidi="ar_AE"/>
+        </w:rPr>
+        <w:t>2صموئيل 12:24–25</w:t>
+      </w:r>
       <w:r>
         <w:rPr>
           <w:rtl/>
@@ -1654,20 +1378,14 @@
         </w:rPr>
         <w:t xml:space="preserve">؛ </w:t>
       </w:r>
-      <w:hyperlink r:id="rId49">
-        <w:r>
-          <w:rPr>
-            <w:rtl/>
-            <w:cs/>
-            <w:lang w:val="ar_AE" w:bidi="ar_AE"/>
-          </w:rPr>
-          <w:rPr>
-            <w:color w:val="0000EE"/>
-            <w:u w:val="single"/>
-          </w:rPr>
-          <w:t>1أخبار الأيام 28:4–7</w:t>
-        </w:r>
-      </w:hyperlink>
+      <w:r>
+        <w:rPr>
+          <w:rtl/>
+          <w:cs/>
+          <w:lang w:val="ar_AE" w:bidi="ar_AE"/>
+        </w:rPr>
+        <w:t>1أخبار الأيام 28:4–7</w:t>
+      </w:r>
       <w:r>
         <w:rPr>
           <w:rtl/>
@@ -1676,20 +1394,14 @@
         </w:rPr>
         <w:t>). لذا، أخبرت بثشَبَع وناثان النبي داود عن مخطط أدونيّا. فأسرع داود بترتيب إعلان سليمان ملكًا رسميًا. ثم نصح داود سليمان باتباع الله بأمانة من كل قلبه (</w:t>
       </w:r>
-      <w:hyperlink r:id="rId50">
-        <w:r>
-          <w:rPr>
-            <w:rtl/>
-            <w:cs/>
-            <w:lang w:val="ar_AE" w:bidi="ar_AE"/>
-          </w:rPr>
-          <w:rPr>
-            <w:color w:val="0000EE"/>
-            <w:u w:val="single"/>
-          </w:rPr>
-          <w:t>1ملوك 2:1–9</w:t>
-        </w:r>
-      </w:hyperlink>
+      <w:r>
+        <w:rPr>
+          <w:rtl/>
+          <w:cs/>
+          <w:lang w:val="ar_AE" w:bidi="ar_AE"/>
+        </w:rPr>
+        <w:t>1ملوك 2:1–9</w:t>
+      </w:r>
       <w:r>
         <w:rPr>
           <w:rtl/>
@@ -1741,20 +1453,14 @@
         </w:rPr>
         <w:t>قضى بحكمة (</w:t>
       </w:r>
-      <w:hyperlink r:id="rId51">
-        <w:r>
-          <w:rPr>
-            <w:rtl/>
-            <w:cs/>
-            <w:lang w:val="ar_AE" w:bidi="ar_AE"/>
-          </w:rPr>
-          <w:rPr>
-            <w:color w:val="0000EE"/>
-            <w:u w:val="single"/>
-          </w:rPr>
-          <w:t>1ملوك 3:16–28</w:t>
-        </w:r>
-      </w:hyperlink>
+      <w:r>
+        <w:rPr>
+          <w:rtl/>
+          <w:cs/>
+          <w:lang w:val="ar_AE" w:bidi="ar_AE"/>
+        </w:rPr>
+        <w:t>1ملوك 3:16–28</w:t>
+      </w:r>
       <w:r>
         <w:rPr>
           <w:rtl/>
@@ -1786,20 +1492,14 @@
         </w:rPr>
         <w:t>حظي باحترام عالمي (</w:t>
       </w:r>
-      <w:hyperlink r:id="rId52">
-        <w:r>
-          <w:rPr>
-            <w:rtl/>
-            <w:cs/>
-            <w:lang w:val="ar_AE" w:bidi="ar_AE"/>
-          </w:rPr>
-          <w:rPr>
-            <w:color w:val="0000EE"/>
-            <w:u w:val="single"/>
-          </w:rPr>
-          <w:t>1ملوك 4:20–34</w:t>
-        </w:r>
-      </w:hyperlink>
+      <w:r>
+        <w:rPr>
+          <w:rtl/>
+          <w:cs/>
+          <w:lang w:val="ar_AE" w:bidi="ar_AE"/>
+        </w:rPr>
+        <w:t>1ملوك 4:20–34</w:t>
+      </w:r>
       <w:r>
         <w:rPr>
           <w:rtl/>
@@ -1884,20 +1584,14 @@
         </w:rPr>
         <w:t>زارت أورشليم لرؤيته بنفسها (</w:t>
       </w:r>
-      <w:hyperlink r:id="rId53">
-        <w:r>
-          <w:rPr>
-            <w:rtl/>
-            <w:cs/>
-            <w:lang w:val="ar_AE" w:bidi="ar_AE"/>
-          </w:rPr>
-          <w:rPr>
-            <w:color w:val="0000EE"/>
-            <w:u w:val="single"/>
-          </w:rPr>
-          <w:t>1ملوك 10:1–29</w:t>
-        </w:r>
-      </w:hyperlink>
+      <w:r>
+        <w:rPr>
+          <w:rtl/>
+          <w:cs/>
+          <w:lang w:val="ar_AE" w:bidi="ar_AE"/>
+        </w:rPr>
+        <w:t>1ملوك 10:1–29</w:t>
+      </w:r>
       <w:r>
         <w:rPr>
           <w:rtl/>
@@ -1926,20 +1620,14 @@
         </w:rPr>
         <w:t>تعددت تحالفات سليمان الأجنبية، وتزوج من نساء أجنبيات كثيرات، فكانت أولى زوجاته ابنة فرعون مصر (</w:t>
       </w:r>
-      <w:hyperlink r:id="rId54">
-        <w:r>
-          <w:rPr>
-            <w:rtl/>
-            <w:cs/>
-            <w:lang w:val="ar_AE" w:bidi="ar_AE"/>
-          </w:rPr>
-          <w:rPr>
-            <w:color w:val="0000EE"/>
-            <w:u w:val="single"/>
-          </w:rPr>
-          <w:t>1 ملوك 3:1</w:t>
-        </w:r>
-      </w:hyperlink>
+      <w:r>
+        <w:rPr>
+          <w:rtl/>
+          <w:cs/>
+          <w:lang w:val="ar_AE" w:bidi="ar_AE"/>
+        </w:rPr>
+        <w:t>1 ملوك 3:1</w:t>
+      </w:r>
       <w:r>
         <w:rPr>
           <w:rtl/>
@@ -1968,20 +1656,14 @@
         </w:rPr>
         <w:t>ومع ذلك، يذكر العهد الجديد حكمة سليمان ومجده باعتباره النموذج الذي يُقاس به مدى الحكمة والمجد البشري لمن يأتي من بعده. أما يسوع فهو التجسيد الأمثل لحكمة الله (أو حكمة الله في صورتها البشرية)، التي تتجاوز حكمة سليمان بما لا يقاس (</w:t>
       </w:r>
-      <w:hyperlink r:id="rId55">
-        <w:r>
-          <w:rPr>
-            <w:rtl/>
-            <w:cs/>
-            <w:lang w:val="ar_AE" w:bidi="ar_AE"/>
-          </w:rPr>
-          <w:rPr>
-            <w:color w:val="0000EE"/>
-            <w:u w:val="single"/>
-          </w:rPr>
-          <w:t>متّى 12:42</w:t>
-        </w:r>
-      </w:hyperlink>
+      <w:r>
+        <w:rPr>
+          <w:rtl/>
+          <w:cs/>
+          <w:lang w:val="ar_AE" w:bidi="ar_AE"/>
+        </w:rPr>
+        <w:t>متّى 12:42</w:t>
+      </w:r>
       <w:r>
         <w:rPr>
           <w:rtl/>
@@ -1990,20 +1672,14 @@
         </w:rPr>
         <w:t xml:space="preserve">؛ </w:t>
       </w:r>
-      <w:hyperlink r:id="rId56">
-        <w:r>
-          <w:rPr>
-            <w:rtl/>
-            <w:cs/>
-            <w:lang w:val="ar_AE" w:bidi="ar_AE"/>
-          </w:rPr>
-          <w:rPr>
-            <w:color w:val="0000EE"/>
-            <w:u w:val="single"/>
-          </w:rPr>
-          <w:t>لوقا 11:31</w:t>
-        </w:r>
-      </w:hyperlink>
+      <w:r>
+        <w:rPr>
+          <w:rtl/>
+          <w:cs/>
+          <w:lang w:val="ar_AE" w:bidi="ar_AE"/>
+        </w:rPr>
+        <w:t>لوقا 11:31</w:t>
+      </w:r>
       <w:r>
         <w:rPr>
           <w:rtl/>
@@ -2045,20 +1721,14 @@
           <w:lang w:val="ar_AE" w:bidi="ar_AE"/>
         </w:rPr>
       </w:r>
-      <w:hyperlink r:id="rId48">
-        <w:r>
-          <w:rPr>
-            <w:rtl/>
-            <w:cs/>
-            <w:lang w:val="ar_AE" w:bidi="ar_AE"/>
-          </w:rPr>
-          <w:rPr>
-            <w:color w:val="0000EE"/>
-            <w:u w:val="single"/>
-          </w:rPr>
-          <w:t>2صموئيل 12:24–25</w:t>
-        </w:r>
-      </w:hyperlink>
+      <w:r>
+        <w:rPr>
+          <w:rtl/>
+          <w:cs/>
+          <w:lang w:val="ar_AE" w:bidi="ar_AE"/>
+        </w:rPr>
+        <w:t>2صموئيل 12:24–25</w:t>
+      </w:r>
       <w:r>
         <w:rPr>
           <w:rtl/>
@@ -2067,20 +1737,14 @@
         </w:rPr>
         <w:t xml:space="preserve">؛ </w:t>
       </w:r>
-      <w:hyperlink r:id="rId57">
-        <w:r>
-          <w:rPr>
-            <w:rtl/>
-            <w:cs/>
-            <w:lang w:val="ar_AE" w:bidi="ar_AE"/>
-          </w:rPr>
-          <w:rPr>
-            <w:color w:val="0000EE"/>
-            <w:u w:val="single"/>
-          </w:rPr>
-          <w:t>1ملوك 1:1–11:43</w:t>
-        </w:r>
-      </w:hyperlink>
+      <w:r>
+        <w:rPr>
+          <w:rtl/>
+          <w:cs/>
+          <w:lang w:val="ar_AE" w:bidi="ar_AE"/>
+        </w:rPr>
+        <w:t>1ملوك 1:1–11:43</w:t>
+      </w:r>
       <w:r>
         <w:rPr>
           <w:rtl/>
@@ -2089,20 +1753,14 @@
         </w:rPr>
         <w:t xml:space="preserve">؛ </w:t>
       </w:r>
-      <w:hyperlink r:id="rId58">
-        <w:r>
-          <w:rPr>
-            <w:rtl/>
-            <w:cs/>
-            <w:lang w:val="ar_AE" w:bidi="ar_AE"/>
-          </w:rPr>
-          <w:rPr>
-            <w:color w:val="0000EE"/>
-            <w:u w:val="single"/>
-          </w:rPr>
-          <w:t>2أخبار الأيام 1:1–9:31</w:t>
-        </w:r>
-      </w:hyperlink>
+      <w:r>
+        <w:rPr>
+          <w:rtl/>
+          <w:cs/>
+          <w:lang w:val="ar_AE" w:bidi="ar_AE"/>
+        </w:rPr>
+        <w:t>2أخبار الأيام 1:1–9:31</w:t>
+      </w:r>
       <w:r>
         <w:rPr>
           <w:rtl/>
@@ -2111,20 +1769,14 @@
         </w:rPr>
         <w:t xml:space="preserve">؛ </w:t>
       </w:r>
-      <w:hyperlink r:id="rId59">
-        <w:r>
-          <w:rPr>
-            <w:rtl/>
-            <w:cs/>
-            <w:lang w:val="ar_AE" w:bidi="ar_AE"/>
-          </w:rPr>
-          <w:rPr>
-            <w:color w:val="0000EE"/>
-            <w:u w:val="single"/>
-          </w:rPr>
-          <w:t>مزامير 72:1–20</w:t>
-        </w:r>
-      </w:hyperlink>
+      <w:r>
+        <w:rPr>
+          <w:rtl/>
+          <w:cs/>
+          <w:lang w:val="ar_AE" w:bidi="ar_AE"/>
+        </w:rPr>
+        <w:t>مزامير 72:1–20</w:t>
+      </w:r>
       <w:r>
         <w:rPr>
           <w:rtl/>
@@ -2133,20 +1785,14 @@
         </w:rPr>
         <w:t xml:space="preserve">؛ </w:t>
       </w:r>
-      <w:hyperlink r:id="rId60">
-        <w:r>
-          <w:rPr>
-            <w:rtl/>
-            <w:cs/>
-            <w:lang w:val="ar_AE" w:bidi="ar_AE"/>
-          </w:rPr>
-          <w:rPr>
-            <w:color w:val="0000EE"/>
-            <w:u w:val="single"/>
-          </w:rPr>
-          <w:t>127:1–5</w:t>
-        </w:r>
-      </w:hyperlink>
+      <w:r>
+        <w:rPr>
+          <w:rtl/>
+          <w:cs/>
+          <w:lang w:val="ar_AE" w:bidi="ar_AE"/>
+        </w:rPr>
+        <w:t>127:1–5</w:t>
+      </w:r>
       <w:r>
         <w:rPr>
           <w:rtl/>
@@ -2155,20 +1801,14 @@
         </w:rPr>
         <w:t xml:space="preserve">؛ </w:t>
       </w:r>
-      <w:hyperlink r:id="rId61">
-        <w:r>
-          <w:rPr>
-            <w:rtl/>
-            <w:cs/>
-            <w:lang w:val="ar_AE" w:bidi="ar_AE"/>
-          </w:rPr>
-          <w:rPr>
-            <w:color w:val="0000EE"/>
-            <w:u w:val="single"/>
-          </w:rPr>
-          <w:t>أمثال 1:1</w:t>
-        </w:r>
-      </w:hyperlink>
+      <w:r>
+        <w:rPr>
+          <w:rtl/>
+          <w:cs/>
+          <w:lang w:val="ar_AE" w:bidi="ar_AE"/>
+        </w:rPr>
+        <w:t>أمثال 1:1</w:t>
+      </w:r>
       <w:r>
         <w:rPr>
           <w:rtl/>
@@ -2177,20 +1817,14 @@
         </w:rPr>
         <w:t xml:space="preserve">؛ </w:t>
       </w:r>
-      <w:hyperlink r:id="rId62">
-        <w:r>
-          <w:rPr>
-            <w:rtl/>
-            <w:cs/>
-            <w:lang w:val="ar_AE" w:bidi="ar_AE"/>
-          </w:rPr>
-          <w:rPr>
-            <w:color w:val="0000EE"/>
-            <w:u w:val="single"/>
-          </w:rPr>
-          <w:t>متى 6:28–30</w:t>
-        </w:r>
-      </w:hyperlink>
+      <w:r>
+        <w:rPr>
+          <w:rtl/>
+          <w:cs/>
+          <w:lang w:val="ar_AE" w:bidi="ar_AE"/>
+        </w:rPr>
+        <w:t>متى 6:28–30</w:t>
+      </w:r>
       <w:r>
         <w:rPr>
           <w:rtl/>
@@ -2199,20 +1833,14 @@
         </w:rPr>
         <w:t xml:space="preserve">؛ </w:t>
       </w:r>
-      <w:hyperlink r:id="rId55">
-        <w:r>
-          <w:rPr>
-            <w:rtl/>
-            <w:cs/>
-            <w:lang w:val="ar_AE" w:bidi="ar_AE"/>
-          </w:rPr>
-          <w:rPr>
-            <w:color w:val="0000EE"/>
-            <w:u w:val="single"/>
-          </w:rPr>
-          <w:t>12:42</w:t>
-        </w:r>
-      </w:hyperlink>
+      <w:r>
+        <w:rPr>
+          <w:rtl/>
+          <w:cs/>
+          <w:lang w:val="ar_AE" w:bidi="ar_AE"/>
+        </w:rPr>
+        <w:t>12:42</w:t>
+      </w:r>
       <w:r>
         <w:rPr>
           <w:rtl/>
@@ -2221,20 +1849,14 @@
         </w:rPr>
         <w:t xml:space="preserve">؛ </w:t>
       </w:r>
-      <w:hyperlink r:id="rId56">
-        <w:r>
-          <w:rPr>
-            <w:rtl/>
-            <w:cs/>
-            <w:lang w:val="ar_AE" w:bidi="ar_AE"/>
-          </w:rPr>
-          <w:rPr>
-            <w:color w:val="0000EE"/>
-            <w:u w:val="single"/>
-          </w:rPr>
-          <w:t>لوقا 11:31</w:t>
-        </w:r>
-      </w:hyperlink>
+      <w:r>
+        <w:rPr>
+          <w:rtl/>
+          <w:cs/>
+          <w:lang w:val="ar_AE" w:bidi="ar_AE"/>
+        </w:rPr>
+        <w:t>لوقا 11:31</w:t>
+      </w:r>
       <w:r>
         <w:rPr>
           <w:rtl/>
@@ -2243,20 +1865,14 @@
         </w:rPr>
         <w:t xml:space="preserve">؛ </w:t>
       </w:r>
-      <w:hyperlink r:id="rId63">
-        <w:r>
-          <w:rPr>
-            <w:rtl/>
-            <w:cs/>
-            <w:lang w:val="ar_AE" w:bidi="ar_AE"/>
-          </w:rPr>
-          <w:rPr>
-            <w:color w:val="0000EE"/>
-            <w:u w:val="single"/>
-          </w:rPr>
-          <w:t>12:27</w:t>
-        </w:r>
-      </w:hyperlink>
+      <w:r>
+        <w:rPr>
+          <w:rtl/>
+          <w:cs/>
+          <w:lang w:val="ar_AE" w:bidi="ar_AE"/>
+        </w:rPr>
+        <w:t>12:27</w:t>
+      </w:r>
       <w:r>
         <w:rPr>
           <w:rtl/>
@@ -2332,20 +1948,14 @@
         </w:rPr>
         <w:t>كان سمعان بطرس أبرز التلاميذ الاثني عشر الذين اختارهم يسوع. وبعد صلب المسيح وقيامته، أصبح الشخص الأساسي الذي كان يتحدث باسم المؤمنين الأوائل في مدينة أورشليم. وكانت مهمته الرئيسية هي إعلان بشارة الإنجيل وسط اليهود (</w:t>
       </w:r>
-      <w:hyperlink r:id="rId64">
-        <w:r>
-          <w:rPr>
-            <w:rtl/>
-            <w:cs/>
-            <w:lang w:val="ar_AE" w:bidi="ar_AE"/>
-          </w:rPr>
-          <w:rPr>
-            <w:color w:val="0000EE"/>
-            <w:u w:val="single"/>
-          </w:rPr>
-          <w:t>غلاطية 2:7–8</w:t>
-        </w:r>
-      </w:hyperlink>
+      <w:r>
+        <w:rPr>
+          <w:rtl/>
+          <w:cs/>
+          <w:lang w:val="ar_AE" w:bidi="ar_AE"/>
+        </w:rPr>
+        <w:t>غلاطية 2:7–8</w:t>
+      </w:r>
       <w:r>
         <w:rPr>
           <w:rtl/>
@@ -2391,20 +2001,14 @@
         </w:rPr>
         <w:t xml:space="preserve"> في اللغة اليونانية (أو بطرس باللغة العربيّة؛ انظر </w:t>
       </w:r>
-      <w:hyperlink r:id="rId65">
-        <w:r>
-          <w:rPr>
-            <w:rtl/>
-            <w:cs/>
-            <w:lang w:val="ar_AE" w:bidi="ar_AE"/>
-          </w:rPr>
-          <w:rPr>
-            <w:color w:val="0000EE"/>
-            <w:u w:val="single"/>
-          </w:rPr>
-          <w:t>متّى 16:17–18</w:t>
-        </w:r>
-      </w:hyperlink>
+      <w:r>
+        <w:rPr>
+          <w:rtl/>
+          <w:cs/>
+          <w:lang w:val="ar_AE" w:bidi="ar_AE"/>
+        </w:rPr>
+        <w:t>متّى 16:17–18</w:t>
+      </w:r>
       <w:r>
         <w:rPr>
           <w:rtl/>
@@ -2413,20 +2017,14 @@
         </w:rPr>
         <w:t xml:space="preserve">؛ </w:t>
       </w:r>
-      <w:hyperlink r:id="rId66">
-        <w:r>
-          <w:rPr>
-            <w:rtl/>
-            <w:cs/>
-            <w:lang w:val="ar_AE" w:bidi="ar_AE"/>
-          </w:rPr>
-          <w:rPr>
-            <w:color w:val="0000EE"/>
-            <w:u w:val="single"/>
-          </w:rPr>
-          <w:t>يوحنّا 1:42</w:t>
-        </w:r>
-      </w:hyperlink>
+      <w:r>
+        <w:rPr>
+          <w:rtl/>
+          <w:cs/>
+          <w:lang w:val="ar_AE" w:bidi="ar_AE"/>
+        </w:rPr>
+        <w:t>يوحنّا 1:42</w:t>
+      </w:r>
       <w:r>
         <w:rPr>
           <w:rtl/>
@@ -2472,20 +2070,14 @@
         </w:rPr>
         <w:t xml:space="preserve"> (</w:t>
       </w:r>
-      <w:hyperlink r:id="rId67">
-        <w:r>
-          <w:rPr>
-            <w:rtl/>
-            <w:cs/>
-            <w:lang w:val="ar_AE" w:bidi="ar_AE"/>
-          </w:rPr>
-          <w:rPr>
-            <w:color w:val="0000EE"/>
-            <w:u w:val="single"/>
-          </w:rPr>
-          <w:t>يوحنّا 1:44</w:t>
-        </w:r>
-      </w:hyperlink>
+      <w:r>
+        <w:rPr>
+          <w:rtl/>
+          <w:cs/>
+          <w:lang w:val="ar_AE" w:bidi="ar_AE"/>
+        </w:rPr>
+        <w:t>يوحنّا 1:44</w:t>
+      </w:r>
       <w:r>
         <w:rPr>
           <w:rtl/>
@@ -2528,20 +2120,14 @@
         </w:rPr>
         <w:t xml:space="preserve"> (</w:t>
       </w:r>
-      <w:hyperlink r:id="rId68">
-        <w:r>
-          <w:rPr>
-            <w:rtl/>
-            <w:cs/>
-            <w:lang w:val="ar_AE" w:bidi="ar_AE"/>
-          </w:rPr>
-          <w:rPr>
-            <w:color w:val="0000EE"/>
-            <w:u w:val="single"/>
-          </w:rPr>
-          <w:t>1 كورنثوس 9: 5</w:t>
-        </w:r>
-      </w:hyperlink>
+      <w:r>
+        <w:rPr>
+          <w:rtl/>
+          <w:cs/>
+          <w:lang w:val="ar_AE" w:bidi="ar_AE"/>
+        </w:rPr>
+        <w:t>1 كورنثوس 9: 5</w:t>
+      </w:r>
       <w:r>
         <w:rPr>
           <w:rtl/>
@@ -2550,20 +2136,14 @@
         </w:rPr>
         <w:t>)، بل وكان يعيش مع حماته، التي شفاها يسوع عندما زار بيته (</w:t>
       </w:r>
-      <w:hyperlink r:id="rId69">
-        <w:r>
-          <w:rPr>
-            <w:rtl/>
-            <w:cs/>
-            <w:lang w:val="ar_AE" w:bidi="ar_AE"/>
-          </w:rPr>
-          <w:rPr>
-            <w:color w:val="0000EE"/>
-            <w:u w:val="single"/>
-          </w:rPr>
-          <w:t>متّى 8:14–15</w:t>
-        </w:r>
-      </w:hyperlink>
+      <w:r>
+        <w:rPr>
+          <w:rtl/>
+          <w:cs/>
+          <w:lang w:val="ar_AE" w:bidi="ar_AE"/>
+        </w:rPr>
+        <w:t>متّى 8:14–15</w:t>
+      </w:r>
       <w:r>
         <w:rPr>
           <w:rtl/>
@@ -2572,20 +2152,14 @@
         </w:rPr>
         <w:t xml:space="preserve">; </w:t>
       </w:r>
-      <w:hyperlink r:id="rId70">
-        <w:r>
-          <w:rPr>
-            <w:rtl/>
-            <w:cs/>
-            <w:lang w:val="ar_AE" w:bidi="ar_AE"/>
-          </w:rPr>
-          <w:rPr>
-            <w:color w:val="0000EE"/>
-            <w:u w:val="single"/>
-          </w:rPr>
-          <w:t>مرقس 1:29–31</w:t>
-        </w:r>
-      </w:hyperlink>
+      <w:r>
+        <w:rPr>
+          <w:rtl/>
+          <w:cs/>
+          <w:lang w:val="ar_AE" w:bidi="ar_AE"/>
+        </w:rPr>
+        <w:t>مرقس 1:29–31</w:t>
+      </w:r>
       <w:r>
         <w:rPr>
           <w:rtl/>
@@ -2594,20 +2168,14 @@
         </w:rPr>
         <w:t xml:space="preserve">; </w:t>
       </w:r>
-      <w:hyperlink r:id="rId71">
-        <w:r>
-          <w:rPr>
-            <w:rtl/>
-            <w:cs/>
-            <w:lang w:val="ar_AE" w:bidi="ar_AE"/>
-          </w:rPr>
-          <w:rPr>
-            <w:color w:val="0000EE"/>
-            <w:u w:val="single"/>
-          </w:rPr>
-          <w:t>لوقا 4:38–39</w:t>
-        </w:r>
-      </w:hyperlink>
+      <w:r>
+        <w:rPr>
+          <w:rtl/>
+          <w:cs/>
+          <w:lang w:val="ar_AE" w:bidi="ar_AE"/>
+        </w:rPr>
+        <w:t>لوقا 4:38–39</w:t>
+      </w:r>
       <w:r>
         <w:rPr>
           <w:rtl/>
@@ -2636,20 +2204,14 @@
         </w:rPr>
         <w:t>كان بطرس وأندراوس يعملان في مهنة الصيد، وقد اختارهما يسوع من بين عامة الناس ليكونا من أوائل تلاميذه، مع يعقوب ويوحنا شريكيهما في الصيد (</w:t>
       </w:r>
-      <w:hyperlink r:id="rId72">
-        <w:r>
-          <w:rPr>
-            <w:rtl/>
-            <w:cs/>
-            <w:lang w:val="ar_AE" w:bidi="ar_AE"/>
-          </w:rPr>
-          <w:rPr>
-            <w:color w:val="0000EE"/>
-            <w:u w:val="single"/>
-          </w:rPr>
-          <w:t>متّى 4:18–22</w:t>
-        </w:r>
-      </w:hyperlink>
+      <w:r>
+        <w:rPr>
+          <w:rtl/>
+          <w:cs/>
+          <w:lang w:val="ar_AE" w:bidi="ar_AE"/>
+        </w:rPr>
+        <w:t>متّى 4:18–22</w:t>
+      </w:r>
       <w:r>
         <w:rPr>
           <w:rtl/>
@@ -2658,20 +2220,14 @@
         </w:rPr>
         <w:t xml:space="preserve">; </w:t>
       </w:r>
-      <w:hyperlink r:id="rId73">
-        <w:r>
-          <w:rPr>
-            <w:rtl/>
-            <w:cs/>
-            <w:lang w:val="ar_AE" w:bidi="ar_AE"/>
-          </w:rPr>
-          <w:rPr>
-            <w:color w:val="0000EE"/>
-            <w:u w:val="single"/>
-          </w:rPr>
-          <w:t>مرقس 1:16–20</w:t>
-        </w:r>
-      </w:hyperlink>
+      <w:r>
+        <w:rPr>
+          <w:rtl/>
+          <w:cs/>
+          <w:lang w:val="ar_AE" w:bidi="ar_AE"/>
+        </w:rPr>
+        <w:t>مرقس 1:16–20</w:t>
+      </w:r>
       <w:r>
         <w:rPr>
           <w:rtl/>
@@ -2680,20 +2236,14 @@
         </w:rPr>
         <w:t xml:space="preserve">; انظر أيضًا </w:t>
       </w:r>
-      <w:hyperlink r:id="rId74">
-        <w:r>
-          <w:rPr>
-            <w:rtl/>
-            <w:cs/>
-            <w:lang w:val="ar_AE" w:bidi="ar_AE"/>
-          </w:rPr>
-          <w:rPr>
-            <w:color w:val="0000EE"/>
-            <w:u w:val="single"/>
-          </w:rPr>
-          <w:t>لوقا 5:1–11</w:t>
-        </w:r>
-      </w:hyperlink>
+      <w:r>
+        <w:rPr>
+          <w:rtl/>
+          <w:cs/>
+          <w:lang w:val="ar_AE" w:bidi="ar_AE"/>
+        </w:rPr>
+        <w:t>لوقا 5:1–11</w:t>
+      </w:r>
       <w:r>
         <w:rPr>
           <w:rtl/>
@@ -2702,20 +2252,14 @@
         </w:rPr>
         <w:t xml:space="preserve">; </w:t>
       </w:r>
-      <w:hyperlink r:id="rId75">
-        <w:r>
-          <w:rPr>
-            <w:rtl/>
-            <w:cs/>
-            <w:lang w:val="ar_AE" w:bidi="ar_AE"/>
-          </w:rPr>
-          <w:rPr>
-            <w:color w:val="0000EE"/>
-            <w:u w:val="single"/>
-          </w:rPr>
-          <w:t>يوحنّا 1:35–51</w:t>
-        </w:r>
-      </w:hyperlink>
+      <w:r>
+        <w:rPr>
+          <w:rtl/>
+          <w:cs/>
+          <w:lang w:val="ar_AE" w:bidi="ar_AE"/>
+        </w:rPr>
+        <w:t>يوحنّا 1:35–51</w:t>
+      </w:r>
       <w:r>
         <w:rPr>
           <w:rtl/>
@@ -2724,20 +2268,14 @@
         </w:rPr>
         <w:t>). كانوا رجالًا عاديين يعملون بأيديهم، ولم يحصلوا على تعليم دينيّ رسميّ يُذكَر (</w:t>
       </w:r>
-      <w:hyperlink r:id="rId76">
-        <w:r>
-          <w:rPr>
-            <w:rtl/>
-            <w:cs/>
-            <w:lang w:val="ar_AE" w:bidi="ar_AE"/>
-          </w:rPr>
-          <w:rPr>
-            <w:color w:val="0000EE"/>
-            <w:u w:val="single"/>
-          </w:rPr>
-          <w:t>أعمال 4:13</w:t>
-        </w:r>
-      </w:hyperlink>
+      <w:r>
+        <w:rPr>
+          <w:rtl/>
+          <w:cs/>
+          <w:lang w:val="ar_AE" w:bidi="ar_AE"/>
+        </w:rPr>
+        <w:t>أعمال 4:13</w:t>
+      </w:r>
       <w:r>
         <w:rPr>
           <w:rtl/>
@@ -2766,20 +2304,14 @@
         </w:rPr>
         <w:t>في كل قائمة من قوائم اسماء الرسل الاثني عشر، يظهر اسم بطرس أولاً (</w:t>
       </w:r>
-      <w:hyperlink r:id="rId77">
-        <w:r>
-          <w:rPr>
-            <w:rtl/>
-            <w:cs/>
-            <w:lang w:val="ar_AE" w:bidi="ar_AE"/>
-          </w:rPr>
-          <w:rPr>
-            <w:color w:val="0000EE"/>
-            <w:u w:val="single"/>
-          </w:rPr>
-          <w:t>متّى 10:2</w:t>
-        </w:r>
-      </w:hyperlink>
+      <w:r>
+        <w:rPr>
+          <w:rtl/>
+          <w:cs/>
+          <w:lang w:val="ar_AE" w:bidi="ar_AE"/>
+        </w:rPr>
+        <w:t>متّى 10:2</w:t>
+      </w:r>
       <w:r>
         <w:rPr>
           <w:rtl/>
@@ -2788,20 +2320,14 @@
         </w:rPr>
         <w:t xml:space="preserve">؛ </w:t>
       </w:r>
-      <w:hyperlink r:id="rId78">
-        <w:r>
-          <w:rPr>
-            <w:rtl/>
-            <w:cs/>
-            <w:lang w:val="ar_AE" w:bidi="ar_AE"/>
-          </w:rPr>
-          <w:rPr>
-            <w:color w:val="0000EE"/>
-            <w:u w:val="single"/>
-          </w:rPr>
-          <w:t>مرقس 3:16</w:t>
-        </w:r>
-      </w:hyperlink>
+      <w:r>
+        <w:rPr>
+          <w:rtl/>
+          <w:cs/>
+          <w:lang w:val="ar_AE" w:bidi="ar_AE"/>
+        </w:rPr>
+        <w:t>مرقس 3:16</w:t>
+      </w:r>
       <w:r>
         <w:rPr>
           <w:rtl/>
@@ -2810,20 +2336,14 @@
         </w:rPr>
         <w:t xml:space="preserve">؛ </w:t>
       </w:r>
-      <w:hyperlink r:id="rId79">
-        <w:r>
-          <w:rPr>
-            <w:rtl/>
-            <w:cs/>
-            <w:lang w:val="ar_AE" w:bidi="ar_AE"/>
-          </w:rPr>
-          <w:rPr>
-            <w:color w:val="0000EE"/>
-            <w:u w:val="single"/>
-          </w:rPr>
-          <w:t>لوقا 6:14</w:t>
-        </w:r>
-      </w:hyperlink>
+      <w:r>
+        <w:rPr>
+          <w:rtl/>
+          <w:cs/>
+          <w:lang w:val="ar_AE" w:bidi="ar_AE"/>
+        </w:rPr>
+        <w:t>لوقا 6:14</w:t>
+      </w:r>
       <w:r>
         <w:rPr>
           <w:rtl/>
@@ -2832,20 +2352,14 @@
         </w:rPr>
         <w:t xml:space="preserve">؛ </w:t>
       </w:r>
-      <w:hyperlink r:id="rId80">
-        <w:r>
-          <w:rPr>
-            <w:rtl/>
-            <w:cs/>
-            <w:lang w:val="ar_AE" w:bidi="ar_AE"/>
-          </w:rPr>
-          <w:rPr>
-            <w:color w:val="0000EE"/>
-            <w:u w:val="single"/>
-          </w:rPr>
-          <w:t>أعمال الرسل 1:13</w:t>
-        </w:r>
-      </w:hyperlink>
+      <w:r>
+        <w:rPr>
+          <w:rtl/>
+          <w:cs/>
+          <w:lang w:val="ar_AE" w:bidi="ar_AE"/>
+        </w:rPr>
+        <w:t>أعمال الرسل 1:13</w:t>
+      </w:r>
       <w:r>
         <w:rPr>
           <w:rtl/>
@@ -2877,20 +2391,14 @@
         </w:rPr>
         <w:t>شفاء ابنة يايرس (</w:t>
       </w:r>
-      <w:hyperlink r:id="rId81">
-        <w:r>
-          <w:rPr>
-            <w:rtl/>
-            <w:cs/>
-            <w:lang w:val="ar_AE" w:bidi="ar_AE"/>
-          </w:rPr>
-          <w:rPr>
-            <w:color w:val="0000EE"/>
-            <w:u w:val="single"/>
-          </w:rPr>
-          <w:t>مرقس 5:37</w:t>
-        </w:r>
-      </w:hyperlink>
+      <w:r>
+        <w:rPr>
+          <w:rtl/>
+          <w:cs/>
+          <w:lang w:val="ar_AE" w:bidi="ar_AE"/>
+        </w:rPr>
+        <w:t>مرقس 5:37</w:t>
+      </w:r>
       <w:r>
         <w:rPr>
           <w:rtl/>
@@ -2899,20 +2407,14 @@
         </w:rPr>
         <w:t xml:space="preserve">; </w:t>
       </w:r>
-      <w:hyperlink r:id="rId82">
-        <w:r>
-          <w:rPr>
-            <w:rtl/>
-            <w:cs/>
-            <w:lang w:val="ar_AE" w:bidi="ar_AE"/>
-          </w:rPr>
-          <w:rPr>
-            <w:color w:val="0000EE"/>
-            <w:u w:val="single"/>
-          </w:rPr>
-          <w:t>لوقا 8:51</w:t>
-        </w:r>
-      </w:hyperlink>
+      <w:r>
+        <w:rPr>
+          <w:rtl/>
+          <w:cs/>
+          <w:lang w:val="ar_AE" w:bidi="ar_AE"/>
+        </w:rPr>
+        <w:t>لوقا 8:51</w:t>
+      </w:r>
       <w:r>
         <w:rPr>
           <w:rtl/>
@@ -2944,20 +2446,14 @@
         </w:rPr>
         <w:t>حادثة جبل التجليّ (</w:t>
       </w:r>
-      <w:hyperlink r:id="rId83">
-        <w:r>
-          <w:rPr>
-            <w:rtl/>
-            <w:cs/>
-            <w:lang w:val="ar_AE" w:bidi="ar_AE"/>
-          </w:rPr>
-          <w:rPr>
-            <w:color w:val="0000EE"/>
-            <w:u w:val="single"/>
-          </w:rPr>
-          <w:t>متّى 17:1–2</w:t>
-        </w:r>
-      </w:hyperlink>
+      <w:r>
+        <w:rPr>
+          <w:rtl/>
+          <w:cs/>
+          <w:lang w:val="ar_AE" w:bidi="ar_AE"/>
+        </w:rPr>
+        <w:t>متّى 17:1–2</w:t>
+      </w:r>
       <w:r>
         <w:rPr>
           <w:rtl/>
@@ -2966,20 +2462,14 @@
         </w:rPr>
         <w:t xml:space="preserve">؛ </w:t>
       </w:r>
-      <w:hyperlink r:id="rId84">
-        <w:r>
-          <w:rPr>
-            <w:rtl/>
-            <w:cs/>
-            <w:lang w:val="ar_AE" w:bidi="ar_AE"/>
-          </w:rPr>
-          <w:rPr>
-            <w:color w:val="0000EE"/>
-            <w:u w:val="single"/>
-          </w:rPr>
-          <w:t>مرقس 9:2</w:t>
-        </w:r>
-      </w:hyperlink>
+      <w:r>
+        <w:rPr>
+          <w:rtl/>
+          <w:cs/>
+          <w:lang w:val="ar_AE" w:bidi="ar_AE"/>
+        </w:rPr>
+        <w:t>مرقس 9:2</w:t>
+      </w:r>
       <w:r>
         <w:rPr>
           <w:rtl/>
@@ -2988,20 +2478,14 @@
         </w:rPr>
         <w:t xml:space="preserve">؛ </w:t>
       </w:r>
-      <w:hyperlink r:id="rId85">
-        <w:r>
-          <w:rPr>
-            <w:rtl/>
-            <w:cs/>
-            <w:lang w:val="ar_AE" w:bidi="ar_AE"/>
-          </w:rPr>
-          <w:rPr>
-            <w:color w:val="0000EE"/>
-            <w:u w:val="single"/>
-          </w:rPr>
-          <w:t>لوقا 9:28–29</w:t>
-        </w:r>
-      </w:hyperlink>
+      <w:r>
+        <w:rPr>
+          <w:rtl/>
+          <w:cs/>
+          <w:lang w:val="ar_AE" w:bidi="ar_AE"/>
+        </w:rPr>
+        <w:t>لوقا 9:28–29</w:t>
+      </w:r>
       <w:r>
         <w:rPr>
           <w:rtl/>
@@ -3033,20 +2517,14 @@
         </w:rPr>
         <w:t>صلاة يسوع في بستان جثسيماني (</w:t>
       </w:r>
-      <w:hyperlink r:id="rId86">
-        <w:r>
-          <w:rPr>
-            <w:rtl/>
-            <w:cs/>
-            <w:lang w:val="ar_AE" w:bidi="ar_AE"/>
-          </w:rPr>
-          <w:rPr>
-            <w:color w:val="0000EE"/>
-            <w:u w:val="single"/>
-          </w:rPr>
-          <w:t>متى 26:37</w:t>
-        </w:r>
-      </w:hyperlink>
+      <w:r>
+        <w:rPr>
+          <w:rtl/>
+          <w:cs/>
+          <w:lang w:val="ar_AE" w:bidi="ar_AE"/>
+        </w:rPr>
+        <w:t>متى 26:37</w:t>
+      </w:r>
       <w:r>
         <w:rPr>
           <w:rtl/>
@@ -3055,20 +2533,14 @@
         </w:rPr>
         <w:t xml:space="preserve">; </w:t>
       </w:r>
-      <w:hyperlink r:id="rId87">
-        <w:r>
-          <w:rPr>
-            <w:rtl/>
-            <w:cs/>
-            <w:lang w:val="ar_AE" w:bidi="ar_AE"/>
-          </w:rPr>
-          <w:rPr>
-            <w:color w:val="0000EE"/>
-            <w:u w:val="single"/>
-          </w:rPr>
-          <w:t>مرقس 14:33</w:t>
-        </w:r>
-      </w:hyperlink>
+      <w:r>
+        <w:rPr>
+          <w:rtl/>
+          <w:cs/>
+          <w:lang w:val="ar_AE" w:bidi="ar_AE"/>
+        </w:rPr>
+        <w:t>مرقس 14:33</w:t>
+      </w:r>
       <w:r>
         <w:rPr>
           <w:rtl/>
@@ -3097,20 +2569,14 @@
         </w:rPr>
         <w:t>كان بطرس جريئًا ومندفعًا (</w:t>
       </w:r>
-      <w:hyperlink r:id="rId88">
-        <w:r>
-          <w:rPr>
-            <w:rtl/>
-            <w:cs/>
-            <w:lang w:val="ar_AE" w:bidi="ar_AE"/>
-          </w:rPr>
-          <w:rPr>
-            <w:color w:val="0000EE"/>
-            <w:u w:val="single"/>
-          </w:rPr>
-          <w:t>متّى 26:33</w:t>
-        </w:r>
-      </w:hyperlink>
+      <w:r>
+        <w:rPr>
+          <w:rtl/>
+          <w:cs/>
+          <w:lang w:val="ar_AE" w:bidi="ar_AE"/>
+        </w:rPr>
+        <w:t>متّى 26:33</w:t>
+      </w:r>
       <w:r>
         <w:rPr>
           <w:rtl/>
@@ -3119,20 +2585,14 @@
         </w:rPr>
         <w:t xml:space="preserve">; </w:t>
       </w:r>
-      <w:hyperlink r:id="rId89">
-        <w:r>
-          <w:rPr>
-            <w:rtl/>
-            <w:cs/>
-            <w:lang w:val="ar_AE" w:bidi="ar_AE"/>
-          </w:rPr>
-          <w:rPr>
-            <w:color w:val="0000EE"/>
-            <w:u w:val="single"/>
-          </w:rPr>
-          <w:t>مرقس 14:29</w:t>
-        </w:r>
-      </w:hyperlink>
+      <w:r>
+        <w:rPr>
+          <w:rtl/>
+          <w:cs/>
+          <w:lang w:val="ar_AE" w:bidi="ar_AE"/>
+        </w:rPr>
+        <w:t>مرقس 14:29</w:t>
+      </w:r>
       <w:r>
         <w:rPr>
           <w:rtl/>
@@ -3141,20 +2601,14 @@
         </w:rPr>
         <w:t xml:space="preserve">; </w:t>
       </w:r>
-      <w:hyperlink r:id="rId90">
-        <w:r>
-          <w:rPr>
-            <w:rtl/>
-            <w:cs/>
-            <w:lang w:val="ar_AE" w:bidi="ar_AE"/>
-          </w:rPr>
-          <w:rPr>
-            <w:color w:val="0000EE"/>
-            <w:u w:val="single"/>
-          </w:rPr>
-          <w:t>لوقا 5:8</w:t>
-        </w:r>
-      </w:hyperlink>
+      <w:r>
+        <w:rPr>
+          <w:rtl/>
+          <w:cs/>
+          <w:lang w:val="ar_AE" w:bidi="ar_AE"/>
+        </w:rPr>
+        <w:t>لوقا 5:8</w:t>
+      </w:r>
       <w:r>
         <w:rPr>
           <w:rtl/>
@@ -3163,20 +2617,14 @@
         </w:rPr>
         <w:t xml:space="preserve">; </w:t>
       </w:r>
-      <w:hyperlink r:id="rId91">
-        <w:r>
-          <w:rPr>
-            <w:rtl/>
-            <w:cs/>
-            <w:lang w:val="ar_AE" w:bidi="ar_AE"/>
-          </w:rPr>
-          <w:rPr>
-            <w:color w:val="0000EE"/>
-            <w:u w:val="single"/>
-          </w:rPr>
-          <w:t>22:33</w:t>
-        </w:r>
-      </w:hyperlink>
+      <w:r>
+        <w:rPr>
+          <w:rtl/>
+          <w:cs/>
+          <w:lang w:val="ar_AE" w:bidi="ar_AE"/>
+        </w:rPr>
+        <w:t>22:33</w:t>
+      </w:r>
       <w:r>
         <w:rPr>
           <w:rtl/>
@@ -3185,20 +2633,14 @@
         </w:rPr>
         <w:t xml:space="preserve">; </w:t>
       </w:r>
-      <w:hyperlink r:id="rId92">
-        <w:r>
-          <w:rPr>
-            <w:rtl/>
-            <w:cs/>
-            <w:lang w:val="ar_AE" w:bidi="ar_AE"/>
-          </w:rPr>
-          <w:rPr>
-            <w:color w:val="0000EE"/>
-            <w:u w:val="single"/>
-          </w:rPr>
-          <w:t>يوحنّا 13:36–37</w:t>
-        </w:r>
-      </w:hyperlink>
+      <w:r>
+        <w:rPr>
+          <w:rtl/>
+          <w:cs/>
+          <w:lang w:val="ar_AE" w:bidi="ar_AE"/>
+        </w:rPr>
+        <w:t>يوحنّا 13:36–37</w:t>
+      </w:r>
       <w:r>
         <w:rPr>
           <w:rtl/>
@@ -3207,20 +2649,14 @@
         </w:rPr>
         <w:t xml:space="preserve">; </w:t>
       </w:r>
-      <w:hyperlink r:id="rId93">
-        <w:r>
-          <w:rPr>
-            <w:rtl/>
-            <w:cs/>
-            <w:lang w:val="ar_AE" w:bidi="ar_AE"/>
-          </w:rPr>
-          <w:rPr>
-            <w:color w:val="0000EE"/>
-            <w:u w:val="single"/>
-          </w:rPr>
-          <w:t>21:7</w:t>
-        </w:r>
-      </w:hyperlink>
+      <w:r>
+        <w:rPr>
+          <w:rtl/>
+          <w:cs/>
+          <w:lang w:val="ar_AE" w:bidi="ar_AE"/>
+        </w:rPr>
+        <w:t>21:7</w:t>
+      </w:r>
       <w:r>
         <w:rPr>
           <w:rtl/>
@@ -3229,20 +2665,14 @@
         </w:rPr>
         <w:t>). فقد كان أول من صرّح بأن يسوع هو المسيّا أو المسيح المنتظر من الله (</w:t>
       </w:r>
-      <w:hyperlink r:id="rId94">
-        <w:r>
-          <w:rPr>
-            <w:rtl/>
-            <w:cs/>
-            <w:lang w:val="ar_AE" w:bidi="ar_AE"/>
-          </w:rPr>
-          <w:rPr>
-            <w:color w:val="0000EE"/>
-            <w:u w:val="single"/>
-          </w:rPr>
-          <w:t>متّى 16:15–16</w:t>
-        </w:r>
-      </w:hyperlink>
+      <w:r>
+        <w:rPr>
+          <w:rtl/>
+          <w:cs/>
+          <w:lang w:val="ar_AE" w:bidi="ar_AE"/>
+        </w:rPr>
+        <w:t>متّى 16:15–16</w:t>
+      </w:r>
       <w:r>
         <w:rPr>
           <w:rtl/>
@@ -3251,20 +2681,14 @@
         </w:rPr>
         <w:t xml:space="preserve">; </w:t>
       </w:r>
-      <w:hyperlink r:id="rId95">
-        <w:r>
-          <w:rPr>
-            <w:rtl/>
-            <w:cs/>
-            <w:lang w:val="ar_AE" w:bidi="ar_AE"/>
-          </w:rPr>
-          <w:rPr>
-            <w:color w:val="0000EE"/>
-            <w:u w:val="single"/>
-          </w:rPr>
-          <w:t>مرقس 8:29</w:t>
-        </w:r>
-      </w:hyperlink>
+      <w:r>
+        <w:rPr>
+          <w:rtl/>
+          <w:cs/>
+          <w:lang w:val="ar_AE" w:bidi="ar_AE"/>
+        </w:rPr>
+        <w:t>مرقس 8:29</w:t>
+      </w:r>
       <w:r>
         <w:rPr>
           <w:rtl/>
@@ -3273,20 +2697,14 @@
         </w:rPr>
         <w:t xml:space="preserve">; </w:t>
       </w:r>
-      <w:hyperlink r:id="rId96">
-        <w:r>
-          <w:rPr>
-            <w:rtl/>
-            <w:cs/>
-            <w:lang w:val="ar_AE" w:bidi="ar_AE"/>
-          </w:rPr>
-          <w:rPr>
-            <w:color w:val="0000EE"/>
-            <w:u w:val="single"/>
-          </w:rPr>
-          <w:t>لوقا 9:20</w:t>
-        </w:r>
-      </w:hyperlink>
+      <w:r>
+        <w:rPr>
+          <w:rtl/>
+          <w:cs/>
+          <w:lang w:val="ar_AE" w:bidi="ar_AE"/>
+        </w:rPr>
+        <w:t>لوقا 9:20</w:t>
+      </w:r>
       <w:r>
         <w:rPr>
           <w:rtl/>
@@ -3295,20 +2713,14 @@
         </w:rPr>
         <w:t>). لكن عندما بدأ يسوع يشرح أنه سيتألم ويموت، رفض بطرس الفكرة لأنها تناقضت مع توقعاته الشخصية عن المسيّا، فواجهه يسوع بتوبيخ واضح (</w:t>
       </w:r>
-      <w:hyperlink r:id="rId97">
-        <w:r>
-          <w:rPr>
-            <w:rtl/>
-            <w:cs/>
-            <w:lang w:val="ar_AE" w:bidi="ar_AE"/>
-          </w:rPr>
-          <w:rPr>
-            <w:color w:val="0000EE"/>
-            <w:u w:val="single"/>
-          </w:rPr>
-          <w:t>متّى 16:21–23</w:t>
-        </w:r>
-      </w:hyperlink>
+      <w:r>
+        <w:rPr>
+          <w:rtl/>
+          <w:cs/>
+          <w:lang w:val="ar_AE" w:bidi="ar_AE"/>
+        </w:rPr>
+        <w:t>متّى 16:21–23</w:t>
+      </w:r>
       <w:r>
         <w:rPr>
           <w:rtl/>
@@ -3317,20 +2729,14 @@
         </w:rPr>
         <w:t xml:space="preserve">; </w:t>
       </w:r>
-      <w:hyperlink r:id="rId98">
-        <w:r>
-          <w:rPr>
-            <w:rtl/>
-            <w:cs/>
-            <w:lang w:val="ar_AE" w:bidi="ar_AE"/>
-          </w:rPr>
-          <w:rPr>
-            <w:color w:val="0000EE"/>
-            <w:u w:val="single"/>
-          </w:rPr>
-          <w:t>مرقس 8:31–33</w:t>
-        </w:r>
-      </w:hyperlink>
+      <w:r>
+        <w:rPr>
+          <w:rtl/>
+          <w:cs/>
+          <w:lang w:val="ar_AE" w:bidi="ar_AE"/>
+        </w:rPr>
+        <w:t>مرقس 8:31–33</w:t>
+      </w:r>
       <w:r>
         <w:rPr>
           <w:rtl/>
@@ -3339,20 +2745,14 @@
         </w:rPr>
         <w:t>). ومع ذلك، قال له يسوع إن عليه دورًا مهمًا في تأسيس الكنيسة (</w:t>
       </w:r>
-      <w:hyperlink r:id="rId99">
-        <w:r>
-          <w:rPr>
-            <w:rtl/>
-            <w:cs/>
-            <w:lang w:val="ar_AE" w:bidi="ar_AE"/>
-          </w:rPr>
-          <w:rPr>
-            <w:color w:val="0000EE"/>
-            <w:u w:val="single"/>
-          </w:rPr>
-          <w:t>متّى 16:18–19</w:t>
-        </w:r>
-      </w:hyperlink>
+      <w:r>
+        <w:rPr>
+          <w:rtl/>
+          <w:cs/>
+          <w:lang w:val="ar_AE" w:bidi="ar_AE"/>
+        </w:rPr>
+        <w:t>متّى 16:18–19</w:t>
+      </w:r>
       <w:r>
         <w:rPr>
           <w:rtl/>
@@ -3381,20 +2781,14 @@
         </w:rPr>
         <w:t>بعدما اقتادوا يسوع إلى المُحاكمة، تسلّل بطرس إلى ساحة دار رئيس الكهنة ليرى ما سيحدث. لكن الناس عرفوه من لهجته كواحد من الجليل، وواجهوه بأنه من أتباع يسوع. فأنكر بطرس الأمر بشدة ثلاث مرات، رغم أنه سبق وأكّد أنه لن ينكر يسوع أبدًا (</w:t>
       </w:r>
-      <w:hyperlink r:id="rId100">
-        <w:r>
-          <w:rPr>
-            <w:rtl/>
-            <w:cs/>
-            <w:lang w:val="ar_AE" w:bidi="ar_AE"/>
-          </w:rPr>
-          <w:rPr>
-            <w:color w:val="0000EE"/>
-            <w:u w:val="single"/>
-          </w:rPr>
-          <w:t>متّى 26:69–75</w:t>
-        </w:r>
-      </w:hyperlink>
+      <w:r>
+        <w:rPr>
+          <w:rtl/>
+          <w:cs/>
+          <w:lang w:val="ar_AE" w:bidi="ar_AE"/>
+        </w:rPr>
+        <w:t>متّى 26:69–75</w:t>
+      </w:r>
       <w:r>
         <w:rPr>
           <w:rtl/>
@@ -3403,20 +2797,14 @@
         </w:rPr>
         <w:t xml:space="preserve">; </w:t>
       </w:r>
-      <w:hyperlink r:id="rId101">
-        <w:r>
-          <w:rPr>
-            <w:rtl/>
-            <w:cs/>
-            <w:lang w:val="ar_AE" w:bidi="ar_AE"/>
-          </w:rPr>
-          <w:rPr>
-            <w:color w:val="0000EE"/>
-            <w:u w:val="single"/>
-          </w:rPr>
-          <w:t>مرقس 14:66–72</w:t>
-        </w:r>
-      </w:hyperlink>
+      <w:r>
+        <w:rPr>
+          <w:rtl/>
+          <w:cs/>
+          <w:lang w:val="ar_AE" w:bidi="ar_AE"/>
+        </w:rPr>
+        <w:t>مرقس 14:66–72</w:t>
+      </w:r>
       <w:r>
         <w:rPr>
           <w:rtl/>
@@ -3425,20 +2813,14 @@
         </w:rPr>
         <w:t xml:space="preserve">; </w:t>
       </w:r>
-      <w:hyperlink r:id="rId102">
-        <w:r>
-          <w:rPr>
-            <w:rtl/>
-            <w:cs/>
-            <w:lang w:val="ar_AE" w:bidi="ar_AE"/>
-          </w:rPr>
-          <w:rPr>
-            <w:color w:val="0000EE"/>
-            <w:u w:val="single"/>
-          </w:rPr>
-          <w:t>لوقا 22:54–62</w:t>
-        </w:r>
-      </w:hyperlink>
+      <w:r>
+        <w:rPr>
+          <w:rtl/>
+          <w:cs/>
+          <w:lang w:val="ar_AE" w:bidi="ar_AE"/>
+        </w:rPr>
+        <w:t>لوقا 22:54–62</w:t>
+      </w:r>
       <w:r>
         <w:rPr>
           <w:rtl/>
@@ -3447,20 +2829,14 @@
         </w:rPr>
         <w:t>). وحين صاح الديك، تذكّر بطرس كلمات سيده، فانكسر قلبه وبكى بمرارة (</w:t>
       </w:r>
-      <w:hyperlink r:id="rId103">
-        <w:r>
-          <w:rPr>
-            <w:rtl/>
-            <w:cs/>
-            <w:lang w:val="ar_AE" w:bidi="ar_AE"/>
-          </w:rPr>
-          <w:rPr>
-            <w:color w:val="0000EE"/>
-            <w:u w:val="single"/>
-          </w:rPr>
-          <w:t>متّى 26:33–35</w:t>
-        </w:r>
-      </w:hyperlink>
+      <w:r>
+        <w:rPr>
+          <w:rtl/>
+          <w:cs/>
+          <w:lang w:val="ar_AE" w:bidi="ar_AE"/>
+        </w:rPr>
+        <w:t>متّى 26:33–35</w:t>
+      </w:r>
       <w:r>
         <w:rPr>
           <w:rtl/>
@@ -3469,20 +2845,14 @@
         </w:rPr>
         <w:t xml:space="preserve">; </w:t>
       </w:r>
-      <w:hyperlink r:id="rId104">
-        <w:r>
-          <w:rPr>
-            <w:rtl/>
-            <w:cs/>
-            <w:lang w:val="ar_AE" w:bidi="ar_AE"/>
-          </w:rPr>
-          <w:rPr>
-            <w:color w:val="0000EE"/>
-            <w:u w:val="single"/>
-          </w:rPr>
-          <w:t>مرقس 14:29–31</w:t>
-        </w:r>
-      </w:hyperlink>
+      <w:r>
+        <w:rPr>
+          <w:rtl/>
+          <w:cs/>
+          <w:lang w:val="ar_AE" w:bidi="ar_AE"/>
+        </w:rPr>
+        <w:t>مرقس 14:29–31</w:t>
+      </w:r>
       <w:r>
         <w:rPr>
           <w:rtl/>
@@ -3491,20 +2861,14 @@
         </w:rPr>
         <w:t xml:space="preserve">; </w:t>
       </w:r>
-      <w:hyperlink r:id="rId105">
-        <w:r>
-          <w:rPr>
-            <w:rtl/>
-            <w:cs/>
-            <w:lang w:val="ar_AE" w:bidi="ar_AE"/>
-          </w:rPr>
-          <w:rPr>
-            <w:color w:val="0000EE"/>
-            <w:u w:val="single"/>
-          </w:rPr>
-          <w:t>لوقا 22:31–34</w:t>
-        </w:r>
-      </w:hyperlink>
+      <w:r>
+        <w:rPr>
+          <w:rtl/>
+          <w:cs/>
+          <w:lang w:val="ar_AE" w:bidi="ar_AE"/>
+        </w:rPr>
+        <w:t>لوقا 22:31–34</w:t>
+      </w:r>
       <w:r>
         <w:rPr>
           <w:rtl/>
@@ -3533,20 +2897,14 @@
         </w:rPr>
         <w:t>عندما سمع بطرس أن يسوع قام من بين الأموات، ركض إلى القبر مع يوحنا ليرى بنفسه (</w:t>
       </w:r>
-      <w:hyperlink r:id="rId106">
-        <w:r>
-          <w:rPr>
-            <w:rtl/>
-            <w:cs/>
-            <w:lang w:val="ar_AE" w:bidi="ar_AE"/>
-          </w:rPr>
-          <w:rPr>
-            <w:color w:val="0000EE"/>
-            <w:u w:val="single"/>
-          </w:rPr>
-          <w:t>يوحنّا 20:3–7</w:t>
-        </w:r>
-      </w:hyperlink>
+      <w:r>
+        <w:rPr>
+          <w:rtl/>
+          <w:cs/>
+          <w:lang w:val="ar_AE" w:bidi="ar_AE"/>
+        </w:rPr>
+        <w:t>يوحنّا 20:3–7</w:t>
+      </w:r>
       <w:r>
         <w:rPr>
           <w:rtl/>
@@ -3555,20 +2913,14 @@
         </w:rPr>
         <w:t>). ويبدو أن يسوع ظهر له أولًا من بين الرسل بعد قيامته (</w:t>
       </w:r>
-      <w:hyperlink r:id="rId107">
-        <w:r>
-          <w:rPr>
-            <w:rtl/>
-            <w:cs/>
-            <w:lang w:val="ar_AE" w:bidi="ar_AE"/>
-          </w:rPr>
-          <w:rPr>
-            <w:color w:val="0000EE"/>
-            <w:u w:val="single"/>
-          </w:rPr>
-          <w:t>لوقا 24:33–34</w:t>
-        </w:r>
-      </w:hyperlink>
+      <w:r>
+        <w:rPr>
+          <w:rtl/>
+          <w:cs/>
+          <w:lang w:val="ar_AE" w:bidi="ar_AE"/>
+        </w:rPr>
+        <w:t>لوقا 24:33–34</w:t>
+      </w:r>
       <w:r>
         <w:rPr>
           <w:rtl/>
@@ -3577,20 +2929,14 @@
         </w:rPr>
         <w:t xml:space="preserve">; </w:t>
       </w:r>
-      <w:hyperlink r:id="rId108">
-        <w:r>
-          <w:rPr>
-            <w:rtl/>
-            <w:cs/>
-            <w:lang w:val="ar_AE" w:bidi="ar_AE"/>
-          </w:rPr>
-          <w:rPr>
-            <w:color w:val="0000EE"/>
-            <w:u w:val="single"/>
-          </w:rPr>
-          <w:t>1 كورنثوس 15:5</w:t>
-        </w:r>
-      </w:hyperlink>
+      <w:r>
+        <w:rPr>
+          <w:rtl/>
+          <w:cs/>
+          <w:lang w:val="ar_AE" w:bidi="ar_AE"/>
+        </w:rPr>
+        <w:t>1 كورنثوس 15:5</w:t>
+      </w:r>
       <w:r>
         <w:rPr>
           <w:rtl/>
@@ -3599,20 +2945,14 @@
         </w:rPr>
         <w:t xml:space="preserve">). وفي </w:t>
       </w:r>
-      <w:hyperlink r:id="rId109">
-        <w:r>
-          <w:rPr>
-            <w:rtl/>
-            <w:cs/>
-            <w:lang w:val="ar_AE" w:bidi="ar_AE"/>
-          </w:rPr>
-          <w:rPr>
-            <w:color w:val="0000EE"/>
-            <w:u w:val="single"/>
-          </w:rPr>
-          <w:t>يوحنّا 21</w:t>
-        </w:r>
-      </w:hyperlink>
+      <w:r>
+        <w:rPr>
+          <w:rtl/>
+          <w:cs/>
+          <w:lang w:val="ar_AE" w:bidi="ar_AE"/>
+        </w:rPr>
+        <w:t>يوحنّا 21</w:t>
+      </w:r>
       <w:r>
         <w:rPr>
           <w:rtl/>
@@ -3637,20 +2977,14 @@
         </w:rPr>
         <w:t>" (</w:t>
       </w:r>
-      <w:hyperlink r:id="rId110">
-        <w:r>
-          <w:rPr>
-            <w:rtl/>
-            <w:cs/>
-            <w:lang w:val="ar_AE" w:bidi="ar_AE"/>
-          </w:rPr>
-          <w:rPr>
-            <w:color w:val="0000EE"/>
-            <w:u w:val="single"/>
-          </w:rPr>
-          <w:t>يوحنّا 21:15–17</w:t>
-        </w:r>
-      </w:hyperlink>
+      <w:r>
+        <w:rPr>
+          <w:rtl/>
+          <w:cs/>
+          <w:lang w:val="ar_AE" w:bidi="ar_AE"/>
+        </w:rPr>
+        <w:t>يوحنّا 21:15–17</w:t>
+      </w:r>
       <w:r>
         <w:rPr>
           <w:rtl/>
@@ -3679,20 +3013,14 @@
         </w:rPr>
         <w:t>بعد أن حلّ الروح في يوم الخمسين (</w:t>
       </w:r>
-      <w:hyperlink r:id="rId111">
-        <w:r>
-          <w:rPr>
-            <w:rtl/>
-            <w:cs/>
-            <w:lang w:val="ar_AE" w:bidi="ar_AE"/>
-          </w:rPr>
-          <w:rPr>
-            <w:color w:val="0000EE"/>
-            <w:u w:val="single"/>
-          </w:rPr>
-          <w:t>أعمال الرسل 2:1–13</w:t>
-        </w:r>
-      </w:hyperlink>
+      <w:r>
+        <w:rPr>
+          <w:rtl/>
+          <w:cs/>
+          <w:lang w:val="ar_AE" w:bidi="ar_AE"/>
+        </w:rPr>
+        <w:t>أعمال الرسل 2:1–13</w:t>
+      </w:r>
       <w:r>
         <w:rPr>
           <w:rtl/>
@@ -3701,20 +3029,14 @@
         </w:rPr>
         <w:t xml:space="preserve">), برز بطرس كقائد واضح للمؤمنين، وكان المتحدث الأول باسم الكنيسة الوليدة. ومنذ ذلك الحين، ويُظهر سفر </w:t>
       </w:r>
-      <w:hyperlink r:id="rId112">
-        <w:r>
-          <w:rPr>
-            <w:rtl/>
-            <w:cs/>
-            <w:lang w:val="ar_AE" w:bidi="ar_AE"/>
-          </w:rPr>
-          <w:rPr>
-            <w:color w:val="0000EE"/>
-            <w:u w:val="single"/>
-          </w:rPr>
-          <w:t>أعمال الرسل 2:14–12:25</w:t>
-        </w:r>
-      </w:hyperlink>
+      <w:r>
+        <w:rPr>
+          <w:rtl/>
+          <w:cs/>
+          <w:lang w:val="ar_AE" w:bidi="ar_AE"/>
+        </w:rPr>
+        <w:t>أعمال الرسل 2:14–12:25</w:t>
+      </w:r>
       <w:r>
         <w:rPr>
           <w:rtl/>
@@ -3746,20 +3068,14 @@
         </w:rPr>
         <w:t>تكلّم بطرس بكل شجاعة أمام الجموع (</w:t>
       </w:r>
-      <w:hyperlink r:id="rId113">
-        <w:r>
-          <w:rPr>
-            <w:rtl/>
-            <w:cs/>
-            <w:lang w:val="ar_AE" w:bidi="ar_AE"/>
-          </w:rPr>
-          <w:rPr>
-            <w:color w:val="0000EE"/>
-            <w:u w:val="single"/>
-          </w:rPr>
-          <w:t>أعمال 2:14–41</w:t>
-        </w:r>
-      </w:hyperlink>
+      <w:r>
+        <w:rPr>
+          <w:rtl/>
+          <w:cs/>
+          <w:lang w:val="ar_AE" w:bidi="ar_AE"/>
+        </w:rPr>
+        <w:t>أعمال 2:14–41</w:t>
+      </w:r>
       <w:r>
         <w:rPr>
           <w:rtl/>
@@ -3768,20 +3084,14 @@
         </w:rPr>
         <w:t xml:space="preserve">; </w:t>
       </w:r>
-      <w:hyperlink r:id="rId114">
-        <w:r>
-          <w:rPr>
-            <w:rtl/>
-            <w:cs/>
-            <w:lang w:val="ar_AE" w:bidi="ar_AE"/>
-          </w:rPr>
-          <w:rPr>
-            <w:color w:val="0000EE"/>
-            <w:u w:val="single"/>
-          </w:rPr>
-          <w:t>3:12–26</w:t>
-        </w:r>
-      </w:hyperlink>
+      <w:r>
+        <w:rPr>
+          <w:rtl/>
+          <w:cs/>
+          <w:lang w:val="ar_AE" w:bidi="ar_AE"/>
+        </w:rPr>
+        <w:t>3:12–26</w:t>
+      </w:r>
       <w:r>
         <w:rPr>
           <w:rtl/>
@@ -3813,20 +3123,14 @@
         </w:rPr>
         <w:t>شفى المرضى (</w:t>
       </w:r>
-      <w:hyperlink r:id="rId115">
-        <w:r>
-          <w:rPr>
-            <w:rtl/>
-            <w:cs/>
-            <w:lang w:val="ar_AE" w:bidi="ar_AE"/>
-          </w:rPr>
-          <w:rPr>
-            <w:color w:val="0000EE"/>
-            <w:u w:val="single"/>
-          </w:rPr>
-          <w:t>أعمال 3:1–11</w:t>
-        </w:r>
-      </w:hyperlink>
+      <w:r>
+        <w:rPr>
+          <w:rtl/>
+          <w:cs/>
+          <w:lang w:val="ar_AE" w:bidi="ar_AE"/>
+        </w:rPr>
+        <w:t>أعمال 3:1–11</w:t>
+      </w:r>
       <w:r>
         <w:rPr>
           <w:rtl/>
@@ -3835,20 +3139,14 @@
         </w:rPr>
         <w:t xml:space="preserve">; </w:t>
       </w:r>
-      <w:hyperlink r:id="rId116">
-        <w:r>
-          <w:rPr>
-            <w:rtl/>
-            <w:cs/>
-            <w:lang w:val="ar_AE" w:bidi="ar_AE"/>
-          </w:rPr>
-          <w:rPr>
-            <w:color w:val="0000EE"/>
-            <w:u w:val="single"/>
-          </w:rPr>
-          <w:t>5:12–16</w:t>
-        </w:r>
-      </w:hyperlink>
+      <w:r>
+        <w:rPr>
+          <w:rtl/>
+          <w:cs/>
+          <w:lang w:val="ar_AE" w:bidi="ar_AE"/>
+        </w:rPr>
+        <w:t>5:12–16</w:t>
+      </w:r>
       <w:r>
         <w:rPr>
           <w:rtl/>
@@ -3857,20 +3155,14 @@
         </w:rPr>
         <w:t xml:space="preserve">; </w:t>
       </w:r>
-      <w:hyperlink r:id="rId117">
-        <w:r>
-          <w:rPr>
-            <w:rtl/>
-            <w:cs/>
-            <w:lang w:val="ar_AE" w:bidi="ar_AE"/>
-          </w:rPr>
-          <w:rPr>
-            <w:color w:val="0000EE"/>
-            <w:u w:val="single"/>
-          </w:rPr>
-          <w:t>9:32–43</w:t>
-        </w:r>
-      </w:hyperlink>
+      <w:r>
+        <w:rPr>
+          <w:rtl/>
+          <w:cs/>
+          <w:lang w:val="ar_AE" w:bidi="ar_AE"/>
+        </w:rPr>
+        <w:t>9:32–43</w:t>
+      </w:r>
       <w:r>
         <w:rPr>
           <w:rtl/>
@@ -3902,20 +3194,14 @@
         </w:rPr>
         <w:t>واجه السلطات الدينية بشجاعة حتى عند اعتقاله (</w:t>
       </w:r>
-      <w:hyperlink r:id="rId118">
-        <w:r>
-          <w:rPr>
-            <w:rtl/>
-            <w:cs/>
-            <w:lang w:val="ar_AE" w:bidi="ar_AE"/>
-          </w:rPr>
-          <w:rPr>
-            <w:color w:val="0000EE"/>
-            <w:u w:val="single"/>
-          </w:rPr>
-          <w:t>أعمال 4:1–20</w:t>
-        </w:r>
-      </w:hyperlink>
+      <w:r>
+        <w:rPr>
+          <w:rtl/>
+          <w:cs/>
+          <w:lang w:val="ar_AE" w:bidi="ar_AE"/>
+        </w:rPr>
+        <w:t>أعمال 4:1–20</w:t>
+      </w:r>
       <w:r>
         <w:rPr>
           <w:rtl/>
@@ -3924,20 +3210,14 @@
         </w:rPr>
         <w:t xml:space="preserve">؛ </w:t>
       </w:r>
-      <w:hyperlink r:id="rId119">
-        <w:r>
-          <w:rPr>
-            <w:rtl/>
-            <w:cs/>
-            <w:lang w:val="ar_AE" w:bidi="ar_AE"/>
-          </w:rPr>
-          <w:rPr>
-            <w:color w:val="0000EE"/>
-            <w:u w:val="single"/>
-          </w:rPr>
-          <w:t>5:26–32</w:t>
-        </w:r>
-      </w:hyperlink>
+      <w:r>
+        <w:rPr>
+          <w:rtl/>
+          <w:cs/>
+          <w:lang w:val="ar_AE" w:bidi="ar_AE"/>
+        </w:rPr>
+        <w:t>5:26–32</w:t>
+      </w:r>
       <w:r>
         <w:rPr>
           <w:rtl/>
@@ -3969,20 +3249,14 @@
         </w:rPr>
         <w:t>أخرجه الله من السجن مرتين بمعجزة واضحة (</w:t>
       </w:r>
-      <w:hyperlink r:id="rId120">
-        <w:r>
-          <w:rPr>
-            <w:rtl/>
-            <w:cs/>
-            <w:lang w:val="ar_AE" w:bidi="ar_AE"/>
-          </w:rPr>
-          <w:rPr>
-            <w:color w:val="0000EE"/>
-            <w:u w:val="single"/>
-          </w:rPr>
-          <w:t>أعمال الرسل 5:18–25</w:t>
-        </w:r>
-      </w:hyperlink>
+      <w:r>
+        <w:rPr>
+          <w:rtl/>
+          <w:cs/>
+          <w:lang w:val="ar_AE" w:bidi="ar_AE"/>
+        </w:rPr>
+        <w:t>أعمال الرسل 5:18–25</w:t>
+      </w:r>
       <w:r>
         <w:rPr>
           <w:rtl/>
@@ -3991,20 +3265,14 @@
         </w:rPr>
         <w:t xml:space="preserve">؛ </w:t>
       </w:r>
-      <w:hyperlink r:id="rId121">
-        <w:r>
-          <w:rPr>
-            <w:rtl/>
-            <w:cs/>
-            <w:lang w:val="ar_AE" w:bidi="ar_AE"/>
-          </w:rPr>
-          <w:rPr>
-            <w:color w:val="0000EE"/>
-            <w:u w:val="single"/>
-          </w:rPr>
-          <w:t>12:6–11</w:t>
-        </w:r>
-      </w:hyperlink>
+      <w:r>
+        <w:rPr>
+          <w:rtl/>
+          <w:cs/>
+          <w:lang w:val="ar_AE" w:bidi="ar_AE"/>
+        </w:rPr>
+        <w:t>12:6–11</w:t>
+      </w:r>
       <w:r>
         <w:rPr>
           <w:rtl/>
@@ -4036,20 +3304,14 @@
         </w:rPr>
         <w:t>ولعب دورًا مهمًا في تنظيم شؤون الكنيسة الأولى وسط نموها السريع (</w:t>
       </w:r>
-      <w:hyperlink r:id="rId122">
-        <w:r>
-          <w:rPr>
-            <w:rtl/>
-            <w:cs/>
-            <w:lang w:val="ar_AE" w:bidi="ar_AE"/>
-          </w:rPr>
-          <w:rPr>
-            <w:color w:val="0000EE"/>
-            <w:u w:val="single"/>
-          </w:rPr>
-          <w:t>أعمال الرسل 5:3–11</w:t>
-        </w:r>
-      </w:hyperlink>
+      <w:r>
+        <w:rPr>
+          <w:rtl/>
+          <w:cs/>
+          <w:lang w:val="ar_AE" w:bidi="ar_AE"/>
+        </w:rPr>
+        <w:t>أعمال الرسل 5:3–11</w:t>
+      </w:r>
       <w:r>
         <w:rPr>
           <w:rtl/>
@@ -4078,20 +3340,14 @@
         </w:rPr>
         <w:t>كان بطرس أول من شارك الأخبار السارة عن يسوع مع غير اليهود (</w:t>
       </w:r>
-      <w:hyperlink r:id="rId123">
-        <w:r>
-          <w:rPr>
-            <w:rtl/>
-            <w:cs/>
-            <w:lang w:val="ar_AE" w:bidi="ar_AE"/>
-          </w:rPr>
-          <w:rPr>
-            <w:color w:val="0000EE"/>
-            <w:u w:val="single"/>
-          </w:rPr>
-          <w:t>أعمال 10:1–48</w:t>
-        </w:r>
-      </w:hyperlink>
+      <w:r>
+        <w:rPr>
+          <w:rtl/>
+          <w:cs/>
+          <w:lang w:val="ar_AE" w:bidi="ar_AE"/>
+        </w:rPr>
+        <w:t>أعمال 10:1–48</w:t>
+      </w:r>
       <w:r>
         <w:rPr>
           <w:rtl/>
@@ -4100,20 +3356,14 @@
         </w:rPr>
         <w:t xml:space="preserve">؛ انظر </w:t>
       </w:r>
-      <w:hyperlink r:id="rId124">
-        <w:r>
-          <w:rPr>
-            <w:rtl/>
-            <w:cs/>
-            <w:lang w:val="ar_AE" w:bidi="ar_AE"/>
-          </w:rPr>
-          <w:rPr>
-            <w:color w:val="0000EE"/>
-            <w:u w:val="single"/>
-          </w:rPr>
-          <w:t>متى 16:18</w:t>
-        </w:r>
-      </w:hyperlink>
+      <w:r>
+        <w:rPr>
+          <w:rtl/>
+          <w:cs/>
+          <w:lang w:val="ar_AE" w:bidi="ar_AE"/>
+        </w:rPr>
+        <w:t>متى 16:18</w:t>
+      </w:r>
       <w:r>
         <w:rPr>
           <w:rtl/>
@@ -4156,20 +3406,14 @@
         </w:rPr>
         <w:t xml:space="preserve"> (</w:t>
       </w:r>
-      <w:hyperlink r:id="rId125">
-        <w:r>
-          <w:rPr>
-            <w:rtl/>
-            <w:cs/>
-            <w:lang w:val="ar_AE" w:bidi="ar_AE"/>
-          </w:rPr>
-          <w:rPr>
-            <w:color w:val="0000EE"/>
-            <w:u w:val="single"/>
-          </w:rPr>
-          <w:t>أعمال 15:7–11</w:t>
-        </w:r>
-      </w:hyperlink>
+      <w:r>
+        <w:rPr>
+          <w:rtl/>
+          <w:cs/>
+          <w:lang w:val="ar_AE" w:bidi="ar_AE"/>
+        </w:rPr>
+        <w:t>أعمال 15:7–11</w:t>
+      </w:r>
       <w:r>
         <w:rPr>
           <w:rtl/>
@@ -4178,20 +3422,14 @@
         </w:rPr>
         <w:t>). ولكن في أنطاكية، كان غير متسق في هذا الأمر، مما دفع الرسول بولس إلى انتقاده بشدة (</w:t>
       </w:r>
-      <w:hyperlink r:id="rId126">
-        <w:r>
-          <w:rPr>
-            <w:rtl/>
-            <w:cs/>
-            <w:lang w:val="ar_AE" w:bidi="ar_AE"/>
-          </w:rPr>
-          <w:rPr>
-            <w:color w:val="0000EE"/>
-            <w:u w:val="single"/>
-          </w:rPr>
-          <w:t>غلاطية 2:11–16</w:t>
-        </w:r>
-      </w:hyperlink>
+      <w:r>
+        <w:rPr>
+          <w:rtl/>
+          <w:cs/>
+          <w:lang w:val="ar_AE" w:bidi="ar_AE"/>
+        </w:rPr>
+        <w:t>غلاطية 2:11–16</w:t>
+      </w:r>
       <w:r>
         <w:rPr>
           <w:rtl/>
@@ -4220,20 +3458,14 @@
         </w:rPr>
         <w:t>اصطحب بطرس زوجته في بعض الرحلات التبشيرية (</w:t>
       </w:r>
-      <w:hyperlink r:id="rId68">
-        <w:r>
-          <w:rPr>
-            <w:rtl/>
-            <w:cs/>
-            <w:lang w:val="ar_AE" w:bidi="ar_AE"/>
-          </w:rPr>
-          <w:rPr>
-            <w:color w:val="0000EE"/>
-            <w:u w:val="single"/>
-          </w:rPr>
-          <w:t>1 كورنثوس 9:5</w:t>
-        </w:r>
-      </w:hyperlink>
+      <w:r>
+        <w:rPr>
+          <w:rtl/>
+          <w:cs/>
+          <w:lang w:val="ar_AE" w:bidi="ar_AE"/>
+        </w:rPr>
+        <w:t>1 كورنثوس 9:5</w:t>
+      </w:r>
       <w:r>
         <w:rPr>
           <w:rtl/>
@@ -4242,20 +3474,14 @@
         </w:rPr>
         <w:t>). لكن لا توجد تفاصيل كثيرة في العهد الجديد عن خدمته بعد ذلك. وقد يكون قد زار كنيسة كورنثوس في وقت ما (</w:t>
       </w:r>
-      <w:hyperlink r:id="rId127">
-        <w:r>
-          <w:rPr>
-            <w:rtl/>
-            <w:cs/>
-            <w:lang w:val="ar_AE" w:bidi="ar_AE"/>
-          </w:rPr>
-          <w:rPr>
-            <w:color w:val="0000EE"/>
-            <w:u w:val="single"/>
-          </w:rPr>
-          <w:t>1 كورنثوس 1:12</w:t>
-        </w:r>
-      </w:hyperlink>
+      <w:r>
+        <w:rPr>
+          <w:rtl/>
+          <w:cs/>
+          <w:lang w:val="ar_AE" w:bidi="ar_AE"/>
+        </w:rPr>
+        <w:t>1 كورنثوس 1:12</w:t>
+      </w:r>
       <w:r>
         <w:rPr>
           <w:rtl/>
@@ -4264,20 +3490,14 @@
         </w:rPr>
         <w:t xml:space="preserve">؛ </w:t>
       </w:r>
-      <w:hyperlink r:id="rId128">
-        <w:r>
-          <w:rPr>
-            <w:rtl/>
-            <w:cs/>
-            <w:lang w:val="ar_AE" w:bidi="ar_AE"/>
-          </w:rPr>
-          <w:rPr>
-            <w:color w:val="0000EE"/>
-            <w:u w:val="single"/>
-          </w:rPr>
-          <w:t>3:22</w:t>
-        </w:r>
-      </w:hyperlink>
+      <w:r>
+        <w:rPr>
+          <w:rtl/>
+          <w:cs/>
+          <w:lang w:val="ar_AE" w:bidi="ar_AE"/>
+        </w:rPr>
+        <w:t>3:22</w:t>
+      </w:r>
       <w:r>
         <w:rPr>
           <w:rtl/>
@@ -4304,20 +3524,14 @@
         </w:rPr>
         <w:t xml:space="preserve">وهو ما أشار إليه الرب يسوع مسبقًا في </w:t>
       </w:r>
-      <w:hyperlink r:id="rId129">
-        <w:r>
-          <w:rPr>
-            <w:rtl/>
-            <w:cs/>
-            <w:lang w:val="ar_AE" w:bidi="ar_AE"/>
-          </w:rPr>
-          <w:rPr>
-            <w:color w:val="0000EE"/>
-            <w:u w:val="single"/>
-          </w:rPr>
-          <w:t>يوحنّا 21:18–19</w:t>
-        </w:r>
-      </w:hyperlink>
+      <w:r>
+        <w:rPr>
+          <w:rtl/>
+          <w:cs/>
+          <w:lang w:val="ar_AE" w:bidi="ar_AE"/>
+        </w:rPr>
+        <w:t>يوحنّا 21:18–19</w:t>
+      </w:r>
       <w:r>
         <w:rPr>
           <w:rtl/>
@@ -4346,20 +3560,14 @@
         </w:rPr>
         <w:t>يعتقد كثير من العلماء أن الرسول مرقس كتب إنجيله بناءً على شهادة بطرس، وأن هذا حدث عندما كان مرقس يرافق بطرس في خدمته التبشيرية في إيطاليا، في السنوات الأخيرة من حياة الرسول. كما تشير التقاليد القديمة إلى أن بطرس كتب الرسالة الأولى من روما، التي سماها "بابل" (</w:t>
       </w:r>
-      <w:hyperlink r:id="rId130">
-        <w:r>
-          <w:rPr>
-            <w:rtl/>
-            <w:cs/>
-            <w:lang w:val="ar_AE" w:bidi="ar_AE"/>
-          </w:rPr>
-          <w:rPr>
-            <w:color w:val="0000EE"/>
-            <w:u w:val="single"/>
-          </w:rPr>
-          <w:t>1 بطرس 5:13</w:t>
-        </w:r>
-      </w:hyperlink>
+      <w:r>
+        <w:rPr>
+          <w:rtl/>
+          <w:cs/>
+          <w:lang w:val="ar_AE" w:bidi="ar_AE"/>
+        </w:rPr>
+        <w:t>1 بطرس 5:13</w:t>
+      </w:r>
       <w:r>
         <w:rPr>
           <w:rtl/>
@@ -4421,20 +3629,14 @@
           <w:lang w:val="ar_AE" w:bidi="ar_AE"/>
         </w:rPr>
       </w:r>
-      <w:hyperlink r:id="rId131">
-        <w:r>
-          <w:rPr>
-            <w:rtl/>
-            <w:cs/>
-            <w:lang w:val="ar_AE" w:bidi="ar_AE"/>
-          </w:rPr>
-          <w:rPr>
-            <w:color w:val="0000EE"/>
-            <w:u w:val="single"/>
-          </w:rPr>
-          <w:t>متى 4:18–20</w:t>
-        </w:r>
-      </w:hyperlink>
+      <w:r>
+        <w:rPr>
+          <w:rtl/>
+          <w:cs/>
+          <w:lang w:val="ar_AE" w:bidi="ar_AE"/>
+        </w:rPr>
+        <w:t>متى 4:18–20</w:t>
+      </w:r>
       <w:r>
         <w:rPr>
           <w:rtl/>
@@ -4443,20 +3645,14 @@
         </w:rPr>
         <w:t xml:space="preserve">; </w:t>
       </w:r>
-      <w:hyperlink r:id="rId132">
-        <w:r>
-          <w:rPr>
-            <w:rtl/>
-            <w:cs/>
-            <w:lang w:val="ar_AE" w:bidi="ar_AE"/>
-          </w:rPr>
-          <w:rPr>
-            <w:color w:val="0000EE"/>
-            <w:u w:val="single"/>
-          </w:rPr>
-          <w:t>8:14</w:t>
-        </w:r>
-      </w:hyperlink>
+      <w:r>
+        <w:rPr>
+          <w:rtl/>
+          <w:cs/>
+          <w:lang w:val="ar_AE" w:bidi="ar_AE"/>
+        </w:rPr>
+        <w:t>8:14</w:t>
+      </w:r>
       <w:r>
         <w:rPr>
           <w:rtl/>
@@ -4465,20 +3661,14 @@
         </w:rPr>
         <w:t xml:space="preserve">; </w:t>
       </w:r>
-      <w:hyperlink r:id="rId77">
-        <w:r>
-          <w:rPr>
-            <w:rtl/>
-            <w:cs/>
-            <w:lang w:val="ar_AE" w:bidi="ar_AE"/>
-          </w:rPr>
-          <w:rPr>
-            <w:color w:val="0000EE"/>
-            <w:u w:val="single"/>
-          </w:rPr>
-          <w:t>10:2</w:t>
-        </w:r>
-      </w:hyperlink>
+      <w:r>
+        <w:rPr>
+          <w:rtl/>
+          <w:cs/>
+          <w:lang w:val="ar_AE" w:bidi="ar_AE"/>
+        </w:rPr>
+        <w:t>10:2</w:t>
+      </w:r>
       <w:r>
         <w:rPr>
           <w:rtl/>
@@ -4487,20 +3677,14 @@
         </w:rPr>
         <w:t xml:space="preserve">; </w:t>
       </w:r>
-      <w:hyperlink r:id="rId133">
-        <w:r>
-          <w:rPr>
-            <w:rtl/>
-            <w:cs/>
-            <w:lang w:val="ar_AE" w:bidi="ar_AE"/>
-          </w:rPr>
-          <w:rPr>
-            <w:color w:val="0000EE"/>
-            <w:u w:val="single"/>
-          </w:rPr>
-          <w:t>14:28–31</w:t>
-        </w:r>
-      </w:hyperlink>
+      <w:r>
+        <w:rPr>
+          <w:rtl/>
+          <w:cs/>
+          <w:lang w:val="ar_AE" w:bidi="ar_AE"/>
+        </w:rPr>
+        <w:t>14:28–31</w:t>
+      </w:r>
       <w:r>
         <w:rPr>
           <w:rtl/>
@@ -4509,20 +3693,14 @@
         </w:rPr>
         <w:t xml:space="preserve">; </w:t>
       </w:r>
-      <w:hyperlink r:id="rId134">
-        <w:r>
-          <w:rPr>
-            <w:rtl/>
-            <w:cs/>
-            <w:lang w:val="ar_AE" w:bidi="ar_AE"/>
-          </w:rPr>
-          <w:rPr>
-            <w:color w:val="0000EE"/>
-            <w:u w:val="single"/>
-          </w:rPr>
-          <w:t>15:15</w:t>
-        </w:r>
-      </w:hyperlink>
+      <w:r>
+        <w:rPr>
+          <w:rtl/>
+          <w:cs/>
+          <w:lang w:val="ar_AE" w:bidi="ar_AE"/>
+        </w:rPr>
+        <w:t>15:15</w:t>
+      </w:r>
       <w:r>
         <w:rPr>
           <w:rtl/>
@@ -4531,20 +3709,14 @@
         </w:rPr>
         <w:t xml:space="preserve">; </w:t>
       </w:r>
-      <w:hyperlink r:id="rId135">
-        <w:r>
-          <w:rPr>
-            <w:rtl/>
-            <w:cs/>
-            <w:lang w:val="ar_AE" w:bidi="ar_AE"/>
-          </w:rPr>
-          <w:rPr>
-            <w:color w:val="0000EE"/>
-            <w:u w:val="single"/>
-          </w:rPr>
-          <w:t>16:16–19</w:t>
-        </w:r>
-      </w:hyperlink>
+      <w:r>
+        <w:rPr>
+          <w:rtl/>
+          <w:cs/>
+          <w:lang w:val="ar_AE" w:bidi="ar_AE"/>
+        </w:rPr>
+        <w:t>16:16–19</w:t>
+      </w:r>
       <w:r>
         <w:rPr>
           <w:rtl/>
@@ -4553,20 +3725,14 @@
         </w:rPr>
         <w:t xml:space="preserve">, </w:t>
       </w:r>
-      <w:hyperlink r:id="rId136">
-        <w:r>
-          <w:rPr>
-            <w:rtl/>
-            <w:cs/>
-            <w:lang w:val="ar_AE" w:bidi="ar_AE"/>
-          </w:rPr>
-          <w:rPr>
-            <w:color w:val="0000EE"/>
-            <w:u w:val="single"/>
-          </w:rPr>
-          <w:t>22–23</w:t>
-        </w:r>
-      </w:hyperlink>
+      <w:r>
+        <w:rPr>
+          <w:rtl/>
+          <w:cs/>
+          <w:lang w:val="ar_AE" w:bidi="ar_AE"/>
+        </w:rPr>
+        <w:t>22–23</w:t>
+      </w:r>
       <w:r>
         <w:rPr>
           <w:rtl/>
@@ -4575,20 +3741,14 @@
         </w:rPr>
         <w:t xml:space="preserve">; </w:t>
       </w:r>
-      <w:hyperlink r:id="rId137">
-        <w:r>
-          <w:rPr>
-            <w:rtl/>
-            <w:cs/>
-            <w:lang w:val="ar_AE" w:bidi="ar_AE"/>
-          </w:rPr>
-          <w:rPr>
-            <w:color w:val="0000EE"/>
-            <w:u w:val="single"/>
-          </w:rPr>
-          <w:t>17:1–4</w:t>
-        </w:r>
-      </w:hyperlink>
+      <w:r>
+        <w:rPr>
+          <w:rtl/>
+          <w:cs/>
+          <w:lang w:val="ar_AE" w:bidi="ar_AE"/>
+        </w:rPr>
+        <w:t>17:1–4</w:t>
+      </w:r>
       <w:r>
         <w:rPr>
           <w:rtl/>
@@ -4597,20 +3757,14 @@
         </w:rPr>
         <w:t xml:space="preserve">, </w:t>
       </w:r>
-      <w:hyperlink r:id="rId138">
-        <w:r>
-          <w:rPr>
-            <w:rtl/>
-            <w:cs/>
-            <w:lang w:val="ar_AE" w:bidi="ar_AE"/>
-          </w:rPr>
-          <w:rPr>
-            <w:color w:val="0000EE"/>
-            <w:u w:val="single"/>
-          </w:rPr>
-          <w:t>24–27</w:t>
-        </w:r>
-      </w:hyperlink>
+      <w:r>
+        <w:rPr>
+          <w:rtl/>
+          <w:cs/>
+          <w:lang w:val="ar_AE" w:bidi="ar_AE"/>
+        </w:rPr>
+        <w:t>24–27</w:t>
+      </w:r>
       <w:r>
         <w:rPr>
           <w:rtl/>
@@ -4619,20 +3773,14 @@
         </w:rPr>
         <w:t xml:space="preserve">; </w:t>
       </w:r>
-      <w:hyperlink r:id="rId139">
-        <w:r>
-          <w:rPr>
-            <w:rtl/>
-            <w:cs/>
-            <w:lang w:val="ar_AE" w:bidi="ar_AE"/>
-          </w:rPr>
-          <w:rPr>
-            <w:color w:val="0000EE"/>
-            <w:u w:val="single"/>
-          </w:rPr>
-          <w:t>18:21</w:t>
-        </w:r>
-      </w:hyperlink>
+      <w:r>
+        <w:rPr>
+          <w:rtl/>
+          <w:cs/>
+          <w:lang w:val="ar_AE" w:bidi="ar_AE"/>
+        </w:rPr>
+        <w:t>18:21</w:t>
+      </w:r>
       <w:r>
         <w:rPr>
           <w:rtl/>
@@ -4641,20 +3789,14 @@
         </w:rPr>
         <w:t xml:space="preserve">; </w:t>
       </w:r>
-      <w:hyperlink r:id="rId140">
-        <w:r>
-          <w:rPr>
-            <w:rtl/>
-            <w:cs/>
-            <w:lang w:val="ar_AE" w:bidi="ar_AE"/>
-          </w:rPr>
-          <w:rPr>
-            <w:color w:val="0000EE"/>
-            <w:u w:val="single"/>
-          </w:rPr>
-          <w:t>19:27</w:t>
-        </w:r>
-      </w:hyperlink>
+      <w:r>
+        <w:rPr>
+          <w:rtl/>
+          <w:cs/>
+          <w:lang w:val="ar_AE" w:bidi="ar_AE"/>
+        </w:rPr>
+        <w:t>19:27</w:t>
+      </w:r>
       <w:r>
         <w:rPr>
           <w:rtl/>
@@ -4663,20 +3805,14 @@
         </w:rPr>
         <w:t xml:space="preserve">; </w:t>
       </w:r>
-      <w:hyperlink r:id="rId141">
-        <w:r>
-          <w:rPr>
-            <w:rtl/>
-            <w:cs/>
-            <w:lang w:val="ar_AE" w:bidi="ar_AE"/>
-          </w:rPr>
-          <w:rPr>
-            <w:color w:val="0000EE"/>
-            <w:u w:val="single"/>
-          </w:rPr>
-          <w:t>26:33–45</w:t>
-        </w:r>
-      </w:hyperlink>
+      <w:r>
+        <w:rPr>
+          <w:rtl/>
+          <w:cs/>
+          <w:lang w:val="ar_AE" w:bidi="ar_AE"/>
+        </w:rPr>
+        <w:t>26:33–45</w:t>
+      </w:r>
       <w:r>
         <w:rPr>
           <w:rtl/>
@@ -4685,20 +3821,14 @@
         </w:rPr>
         <w:t xml:space="preserve">, </w:t>
       </w:r>
-      <w:hyperlink r:id="rId142">
-        <w:r>
-          <w:rPr>
-            <w:rtl/>
-            <w:cs/>
-            <w:lang w:val="ar_AE" w:bidi="ar_AE"/>
-          </w:rPr>
-          <w:rPr>
-            <w:color w:val="0000EE"/>
-            <w:u w:val="single"/>
-          </w:rPr>
-          <w:t>58</w:t>
-        </w:r>
-      </w:hyperlink>
+      <w:r>
+        <w:rPr>
+          <w:rtl/>
+          <w:cs/>
+          <w:lang w:val="ar_AE" w:bidi="ar_AE"/>
+        </w:rPr>
+        <w:t>58</w:t>
+      </w:r>
       <w:r>
         <w:rPr>
           <w:rtl/>
@@ -4707,20 +3837,14 @@
         </w:rPr>
         <w:t xml:space="preserve">, </w:t>
       </w:r>
-      <w:hyperlink r:id="rId100">
-        <w:r>
-          <w:rPr>
-            <w:rtl/>
-            <w:cs/>
-            <w:lang w:val="ar_AE" w:bidi="ar_AE"/>
-          </w:rPr>
-          <w:rPr>
-            <w:color w:val="0000EE"/>
-            <w:u w:val="single"/>
-          </w:rPr>
-          <w:t>69–75</w:t>
-        </w:r>
-      </w:hyperlink>
+      <w:r>
+        <w:rPr>
+          <w:rtl/>
+          <w:cs/>
+          <w:lang w:val="ar_AE" w:bidi="ar_AE"/>
+        </w:rPr>
+        <w:t>69–75</w:t>
+      </w:r>
       <w:r>
         <w:rPr>
           <w:rtl/>
@@ -4729,20 +3853,14 @@
         </w:rPr>
         <w:t xml:space="preserve">; </w:t>
       </w:r>
-      <w:hyperlink r:id="rId143">
-        <w:r>
-          <w:rPr>
-            <w:rtl/>
-            <w:cs/>
-            <w:lang w:val="ar_AE" w:bidi="ar_AE"/>
-          </w:rPr>
-          <w:rPr>
-            <w:color w:val="0000EE"/>
-            <w:u w:val="single"/>
-          </w:rPr>
-          <w:t>مرقس 1:16–18</w:t>
-        </w:r>
-      </w:hyperlink>
+      <w:r>
+        <w:rPr>
+          <w:rtl/>
+          <w:cs/>
+          <w:lang w:val="ar_AE" w:bidi="ar_AE"/>
+        </w:rPr>
+        <w:t>مرقس 1:16–18</w:t>
+      </w:r>
       <w:r>
         <w:rPr>
           <w:rtl/>
@@ -4751,20 +3869,14 @@
         </w:rPr>
         <w:t xml:space="preserve">, </w:t>
       </w:r>
-      <w:hyperlink r:id="rId144">
-        <w:r>
-          <w:rPr>
-            <w:rtl/>
-            <w:cs/>
-            <w:lang w:val="ar_AE" w:bidi="ar_AE"/>
-          </w:rPr>
-          <w:rPr>
-            <w:color w:val="0000EE"/>
-            <w:u w:val="single"/>
-          </w:rPr>
-          <w:t>29–30</w:t>
-        </w:r>
-      </w:hyperlink>
+      <w:r>
+        <w:rPr>
+          <w:rtl/>
+          <w:cs/>
+          <w:lang w:val="ar_AE" w:bidi="ar_AE"/>
+        </w:rPr>
+        <w:t>29–30</w:t>
+      </w:r>
       <w:r>
         <w:rPr>
           <w:rtl/>
@@ -4773,20 +3885,14 @@
         </w:rPr>
         <w:t xml:space="preserve">, </w:t>
       </w:r>
-      <w:hyperlink r:id="rId145">
-        <w:r>
-          <w:rPr>
-            <w:rtl/>
-            <w:cs/>
-            <w:lang w:val="ar_AE" w:bidi="ar_AE"/>
-          </w:rPr>
-          <w:rPr>
-            <w:color w:val="0000EE"/>
-            <w:u w:val="single"/>
-          </w:rPr>
-          <w:t>36–37</w:t>
-        </w:r>
-      </w:hyperlink>
+      <w:r>
+        <w:rPr>
+          <w:rtl/>
+          <w:cs/>
+          <w:lang w:val="ar_AE" w:bidi="ar_AE"/>
+        </w:rPr>
+        <w:t>36–37</w:t>
+      </w:r>
       <w:r>
         <w:rPr>
           <w:rtl/>
@@ -4795,20 +3901,14 @@
         </w:rPr>
         <w:t xml:space="preserve">; </w:t>
       </w:r>
-      <w:hyperlink r:id="rId78">
-        <w:r>
-          <w:rPr>
-            <w:rtl/>
-            <w:cs/>
-            <w:lang w:val="ar_AE" w:bidi="ar_AE"/>
-          </w:rPr>
-          <w:rPr>
-            <w:color w:val="0000EE"/>
-            <w:u w:val="single"/>
-          </w:rPr>
-          <w:t>3:16</w:t>
-        </w:r>
-      </w:hyperlink>
+      <w:r>
+        <w:rPr>
+          <w:rtl/>
+          <w:cs/>
+          <w:lang w:val="ar_AE" w:bidi="ar_AE"/>
+        </w:rPr>
+        <w:t>3:16</w:t>
+      </w:r>
       <w:r>
         <w:rPr>
           <w:rtl/>
@@ -4817,20 +3917,14 @@
         </w:rPr>
         <w:t xml:space="preserve">; </w:t>
       </w:r>
-      <w:hyperlink r:id="rId81">
-        <w:r>
-          <w:rPr>
-            <w:rtl/>
-            <w:cs/>
-            <w:lang w:val="ar_AE" w:bidi="ar_AE"/>
-          </w:rPr>
-          <w:rPr>
-            <w:color w:val="0000EE"/>
-            <w:u w:val="single"/>
-          </w:rPr>
-          <w:t>5:37</w:t>
-        </w:r>
-      </w:hyperlink>
+      <w:r>
+        <w:rPr>
+          <w:rtl/>
+          <w:cs/>
+          <w:lang w:val="ar_AE" w:bidi="ar_AE"/>
+        </w:rPr>
+        <w:t>5:37</w:t>
+      </w:r>
       <w:r>
         <w:rPr>
           <w:rtl/>
@@ -4839,20 +3933,14 @@
         </w:rPr>
         <w:t xml:space="preserve">; </w:t>
       </w:r>
-      <w:hyperlink r:id="rId146">
-        <w:r>
-          <w:rPr>
-            <w:rtl/>
-            <w:cs/>
-            <w:lang w:val="ar_AE" w:bidi="ar_AE"/>
-          </w:rPr>
-          <w:rPr>
-            <w:color w:val="0000EE"/>
-            <w:u w:val="single"/>
-          </w:rPr>
-          <w:t>8:29–33</w:t>
-        </w:r>
-      </w:hyperlink>
+      <w:r>
+        <w:rPr>
+          <w:rtl/>
+          <w:cs/>
+          <w:lang w:val="ar_AE" w:bidi="ar_AE"/>
+        </w:rPr>
+        <w:t>8:29–33</w:t>
+      </w:r>
       <w:r>
         <w:rPr>
           <w:rtl/>
@@ -4861,20 +3949,14 @@
         </w:rPr>
         <w:t xml:space="preserve">; </w:t>
       </w:r>
-      <w:hyperlink r:id="rId147">
-        <w:r>
-          <w:rPr>
-            <w:rtl/>
-            <w:cs/>
-            <w:lang w:val="ar_AE" w:bidi="ar_AE"/>
-          </w:rPr>
-          <w:rPr>
-            <w:color w:val="0000EE"/>
-            <w:u w:val="single"/>
-          </w:rPr>
-          <w:t>9:2–6</w:t>
-        </w:r>
-      </w:hyperlink>
+      <w:r>
+        <w:rPr>
+          <w:rtl/>
+          <w:cs/>
+          <w:lang w:val="ar_AE" w:bidi="ar_AE"/>
+        </w:rPr>
+        <w:t>9:2–6</w:t>
+      </w:r>
       <w:r>
         <w:rPr>
           <w:rtl/>
@@ -4883,20 +3965,14 @@
         </w:rPr>
         <w:t xml:space="preserve">; </w:t>
       </w:r>
-      <w:hyperlink r:id="rId148">
-        <w:r>
-          <w:rPr>
-            <w:rtl/>
-            <w:cs/>
-            <w:lang w:val="ar_AE" w:bidi="ar_AE"/>
-          </w:rPr>
-          <w:rPr>
-            <w:color w:val="0000EE"/>
-            <w:u w:val="single"/>
-          </w:rPr>
-          <w:t>10:28</w:t>
-        </w:r>
-      </w:hyperlink>
+      <w:r>
+        <w:rPr>
+          <w:rtl/>
+          <w:cs/>
+          <w:lang w:val="ar_AE" w:bidi="ar_AE"/>
+        </w:rPr>
+        <w:t>10:28</w:t>
+      </w:r>
       <w:r>
         <w:rPr>
           <w:rtl/>
@@ -4905,20 +3981,14 @@
         </w:rPr>
         <w:t xml:space="preserve">; </w:t>
       </w:r>
-      <w:hyperlink r:id="rId149">
-        <w:r>
-          <w:rPr>
-            <w:rtl/>
-            <w:cs/>
-            <w:lang w:val="ar_AE" w:bidi="ar_AE"/>
-          </w:rPr>
-          <w:rPr>
-            <w:color w:val="0000EE"/>
-            <w:u w:val="single"/>
-          </w:rPr>
-          <w:t>11:21</w:t>
-        </w:r>
-      </w:hyperlink>
+      <w:r>
+        <w:rPr>
+          <w:rtl/>
+          <w:cs/>
+          <w:lang w:val="ar_AE" w:bidi="ar_AE"/>
+        </w:rPr>
+        <w:t>11:21</w:t>
+      </w:r>
       <w:r>
         <w:rPr>
           <w:rtl/>
@@ -4927,20 +3997,14 @@
         </w:rPr>
         <w:t xml:space="preserve">; </w:t>
       </w:r>
-      <w:hyperlink r:id="rId150">
-        <w:r>
-          <w:rPr>
-            <w:rtl/>
-            <w:cs/>
-            <w:lang w:val="ar_AE" w:bidi="ar_AE"/>
-          </w:rPr>
-          <w:rPr>
-            <w:color w:val="0000EE"/>
-            <w:u w:val="single"/>
-          </w:rPr>
-          <w:t>13:3–4</w:t>
-        </w:r>
-      </w:hyperlink>
+      <w:r>
+        <w:rPr>
+          <w:rtl/>
+          <w:cs/>
+          <w:lang w:val="ar_AE" w:bidi="ar_AE"/>
+        </w:rPr>
+        <w:t>13:3–4</w:t>
+      </w:r>
       <w:r>
         <w:rPr>
           <w:rtl/>
@@ -4949,20 +4013,14 @@
         </w:rPr>
         <w:t xml:space="preserve">; </w:t>
       </w:r>
-      <w:hyperlink r:id="rId151">
-        <w:r>
-          <w:rPr>
-            <w:rtl/>
-            <w:cs/>
-            <w:lang w:val="ar_AE" w:bidi="ar_AE"/>
-          </w:rPr>
-          <w:rPr>
-            <w:color w:val="0000EE"/>
-            <w:u w:val="single"/>
-          </w:rPr>
-          <w:t>14:29–42</w:t>
-        </w:r>
-      </w:hyperlink>
+      <w:r>
+        <w:rPr>
+          <w:rtl/>
+          <w:cs/>
+          <w:lang w:val="ar_AE" w:bidi="ar_AE"/>
+        </w:rPr>
+        <w:t>14:29–42</w:t>
+      </w:r>
       <w:r>
         <w:rPr>
           <w:rtl/>
@@ -4971,20 +4029,14 @@
         </w:rPr>
         <w:t xml:space="preserve">, </w:t>
       </w:r>
-      <w:hyperlink r:id="rId152">
-        <w:r>
-          <w:rPr>
-            <w:rtl/>
-            <w:cs/>
-            <w:lang w:val="ar_AE" w:bidi="ar_AE"/>
-          </w:rPr>
-          <w:rPr>
-            <w:color w:val="0000EE"/>
-            <w:u w:val="single"/>
-          </w:rPr>
-          <w:t>54</w:t>
-        </w:r>
-      </w:hyperlink>
+      <w:r>
+        <w:rPr>
+          <w:rtl/>
+          <w:cs/>
+          <w:lang w:val="ar_AE" w:bidi="ar_AE"/>
+        </w:rPr>
+        <w:t>54</w:t>
+      </w:r>
       <w:r>
         <w:rPr>
           <w:rtl/>
@@ -4993,20 +4045,14 @@
         </w:rPr>
         <w:t xml:space="preserve">, </w:t>
       </w:r>
-      <w:hyperlink r:id="rId101">
-        <w:r>
-          <w:rPr>
-            <w:rtl/>
-            <w:cs/>
-            <w:lang w:val="ar_AE" w:bidi="ar_AE"/>
-          </w:rPr>
-          <w:rPr>
-            <w:color w:val="0000EE"/>
-            <w:u w:val="single"/>
-          </w:rPr>
-          <w:t>66–72</w:t>
-        </w:r>
-      </w:hyperlink>
+      <w:r>
+        <w:rPr>
+          <w:rtl/>
+          <w:cs/>
+          <w:lang w:val="ar_AE" w:bidi="ar_AE"/>
+        </w:rPr>
+        <w:t>66–72</w:t>
+      </w:r>
       <w:r>
         <w:rPr>
           <w:rtl/>
@@ -5015,20 +4061,14 @@
         </w:rPr>
         <w:t xml:space="preserve">; </w:t>
       </w:r>
-      <w:hyperlink r:id="rId153">
-        <w:r>
-          <w:rPr>
-            <w:rtl/>
-            <w:cs/>
-            <w:lang w:val="ar_AE" w:bidi="ar_AE"/>
-          </w:rPr>
-          <w:rPr>
-            <w:color w:val="0000EE"/>
-            <w:u w:val="single"/>
-          </w:rPr>
-          <w:t>16:7–8</w:t>
-        </w:r>
-      </w:hyperlink>
+      <w:r>
+        <w:rPr>
+          <w:rtl/>
+          <w:cs/>
+          <w:lang w:val="ar_AE" w:bidi="ar_AE"/>
+        </w:rPr>
+        <w:t>16:7–8</w:t>
+      </w:r>
       <w:r>
         <w:rPr>
           <w:rtl/>
@@ -5037,20 +4077,14 @@
         </w:rPr>
         <w:t xml:space="preserve">; </w:t>
       </w:r>
-      <w:hyperlink r:id="rId154">
-        <w:r>
-          <w:rPr>
-            <w:rtl/>
-            <w:cs/>
-            <w:lang w:val="ar_AE" w:bidi="ar_AE"/>
-          </w:rPr>
-          <w:rPr>
-            <w:color w:val="0000EE"/>
-            <w:u w:val="single"/>
-          </w:rPr>
-          <w:t>لوقا 4:38</w:t>
-        </w:r>
-      </w:hyperlink>
+      <w:r>
+        <w:rPr>
+          <w:rtl/>
+          <w:cs/>
+          <w:lang w:val="ar_AE" w:bidi="ar_AE"/>
+        </w:rPr>
+        <w:t>لوقا 4:38</w:t>
+      </w:r>
       <w:r>
         <w:rPr>
           <w:rtl/>
@@ -5059,20 +4093,14 @@
         </w:rPr>
         <w:t xml:space="preserve">; </w:t>
       </w:r>
-      <w:hyperlink r:id="rId155">
-        <w:r>
-          <w:rPr>
-            <w:rtl/>
-            <w:cs/>
-            <w:lang w:val="ar_AE" w:bidi="ar_AE"/>
-          </w:rPr>
-          <w:rPr>
-            <w:color w:val="0000EE"/>
-            <w:u w:val="single"/>
-          </w:rPr>
-          <w:t>5:3–10</w:t>
-        </w:r>
-      </w:hyperlink>
+      <w:r>
+        <w:rPr>
+          <w:rtl/>
+          <w:cs/>
+          <w:lang w:val="ar_AE" w:bidi="ar_AE"/>
+        </w:rPr>
+        <w:t>5:3–10</w:t>
+      </w:r>
       <w:r>
         <w:rPr>
           <w:rtl/>
@@ -5081,20 +4109,14 @@
         </w:rPr>
         <w:t xml:space="preserve">; </w:t>
       </w:r>
-      <w:hyperlink r:id="rId79">
-        <w:r>
-          <w:rPr>
-            <w:rtl/>
-            <w:cs/>
-            <w:lang w:val="ar_AE" w:bidi="ar_AE"/>
-          </w:rPr>
-          <w:rPr>
-            <w:color w:val="0000EE"/>
-            <w:u w:val="single"/>
-          </w:rPr>
-          <w:t>6:14</w:t>
-        </w:r>
-      </w:hyperlink>
+      <w:r>
+        <w:rPr>
+          <w:rtl/>
+          <w:cs/>
+          <w:lang w:val="ar_AE" w:bidi="ar_AE"/>
+        </w:rPr>
+        <w:t>6:14</w:t>
+      </w:r>
       <w:r>
         <w:rPr>
           <w:rtl/>
@@ -5103,20 +4125,14 @@
         </w:rPr>
         <w:t xml:space="preserve">; </w:t>
       </w:r>
-      <w:hyperlink r:id="rId156">
-        <w:r>
-          <w:rPr>
-            <w:rtl/>
-            <w:cs/>
-            <w:lang w:val="ar_AE" w:bidi="ar_AE"/>
-          </w:rPr>
-          <w:rPr>
-            <w:color w:val="0000EE"/>
-            <w:u w:val="single"/>
-          </w:rPr>
-          <w:t>8:45</w:t>
-        </w:r>
-      </w:hyperlink>
+      <w:r>
+        <w:rPr>
+          <w:rtl/>
+          <w:cs/>
+          <w:lang w:val="ar_AE" w:bidi="ar_AE"/>
+        </w:rPr>
+        <w:t>8:45</w:t>
+      </w:r>
       <w:r>
         <w:rPr>
           <w:rtl/>
@@ -5125,20 +4141,14 @@
         </w:rPr>
         <w:t xml:space="preserve">, </w:t>
       </w:r>
-      <w:hyperlink r:id="rId82">
-        <w:r>
-          <w:rPr>
-            <w:rtl/>
-            <w:cs/>
-            <w:lang w:val="ar_AE" w:bidi="ar_AE"/>
-          </w:rPr>
-          <w:rPr>
-            <w:color w:val="0000EE"/>
-            <w:u w:val="single"/>
-          </w:rPr>
-          <w:t>51</w:t>
-        </w:r>
-      </w:hyperlink>
+      <w:r>
+        <w:rPr>
+          <w:rtl/>
+          <w:cs/>
+          <w:lang w:val="ar_AE" w:bidi="ar_AE"/>
+        </w:rPr>
+        <w:t>51</w:t>
+      </w:r>
       <w:r>
         <w:rPr>
           <w:rtl/>
@@ -5147,20 +4157,14 @@
         </w:rPr>
         <w:t xml:space="preserve">; </w:t>
       </w:r>
-      <w:hyperlink r:id="rId96">
-        <w:r>
-          <w:rPr>
-            <w:rtl/>
-            <w:cs/>
-            <w:lang w:val="ar_AE" w:bidi="ar_AE"/>
-          </w:rPr>
-          <w:rPr>
-            <w:color w:val="0000EE"/>
-            <w:u w:val="single"/>
-          </w:rPr>
-          <w:t>9:20</w:t>
-        </w:r>
-      </w:hyperlink>
+      <w:r>
+        <w:rPr>
+          <w:rtl/>
+          <w:cs/>
+          <w:lang w:val="ar_AE" w:bidi="ar_AE"/>
+        </w:rPr>
+        <w:t>9:20</w:t>
+      </w:r>
       <w:r>
         <w:rPr>
           <w:rtl/>
@@ -5169,20 +4173,14 @@
         </w:rPr>
         <w:t xml:space="preserve">, </w:t>
       </w:r>
-      <w:hyperlink r:id="rId157">
-        <w:r>
-          <w:rPr>
-            <w:rtl/>
-            <w:cs/>
-            <w:lang w:val="ar_AE" w:bidi="ar_AE"/>
-          </w:rPr>
-          <w:rPr>
-            <w:color w:val="0000EE"/>
-            <w:u w:val="single"/>
-          </w:rPr>
-          <w:t>28–33</w:t>
-        </w:r>
-      </w:hyperlink>
+      <w:r>
+        <w:rPr>
+          <w:rtl/>
+          <w:cs/>
+          <w:lang w:val="ar_AE" w:bidi="ar_AE"/>
+        </w:rPr>
+        <w:t>28–33</w:t>
+      </w:r>
       <w:r>
         <w:rPr>
           <w:rtl/>
@@ -5191,20 +4189,14 @@
         </w:rPr>
         <w:t xml:space="preserve">; </w:t>
       </w:r>
-      <w:hyperlink r:id="rId158">
-        <w:r>
-          <w:rPr>
-            <w:rtl/>
-            <w:cs/>
-            <w:lang w:val="ar_AE" w:bidi="ar_AE"/>
-          </w:rPr>
-          <w:rPr>
-            <w:color w:val="0000EE"/>
-            <w:u w:val="single"/>
-          </w:rPr>
-          <w:t>12:41</w:t>
-        </w:r>
-      </w:hyperlink>
+      <w:r>
+        <w:rPr>
+          <w:rtl/>
+          <w:cs/>
+          <w:lang w:val="ar_AE" w:bidi="ar_AE"/>
+        </w:rPr>
+        <w:t>12:41</w:t>
+      </w:r>
       <w:r>
         <w:rPr>
           <w:rtl/>
@@ -5213,20 +4205,14 @@
         </w:rPr>
         <w:t xml:space="preserve">; </w:t>
       </w:r>
-      <w:hyperlink r:id="rId159">
-        <w:r>
-          <w:rPr>
-            <w:rtl/>
-            <w:cs/>
-            <w:lang w:val="ar_AE" w:bidi="ar_AE"/>
-          </w:rPr>
-          <w:rPr>
-            <w:color w:val="0000EE"/>
-            <w:u w:val="single"/>
-          </w:rPr>
-          <w:t>18:28</w:t>
-        </w:r>
-      </w:hyperlink>
+      <w:r>
+        <w:rPr>
+          <w:rtl/>
+          <w:cs/>
+          <w:lang w:val="ar_AE" w:bidi="ar_AE"/>
+        </w:rPr>
+        <w:t>18:28</w:t>
+      </w:r>
       <w:r>
         <w:rPr>
           <w:rtl/>
@@ -5235,20 +4221,14 @@
         </w:rPr>
         <w:t xml:space="preserve">; </w:t>
       </w:r>
-      <w:hyperlink r:id="rId160">
-        <w:r>
-          <w:rPr>
-            <w:rtl/>
-            <w:cs/>
-            <w:lang w:val="ar_AE" w:bidi="ar_AE"/>
-          </w:rPr>
-          <w:rPr>
-            <w:color w:val="0000EE"/>
-            <w:u w:val="single"/>
-          </w:rPr>
-          <w:t>22:8</w:t>
-        </w:r>
-      </w:hyperlink>
+      <w:r>
+        <w:rPr>
+          <w:rtl/>
+          <w:cs/>
+          <w:lang w:val="ar_AE" w:bidi="ar_AE"/>
+        </w:rPr>
+        <w:t>22:8</w:t>
+      </w:r>
       <w:r>
         <w:rPr>
           <w:rtl/>
@@ -5257,20 +4237,14 @@
         </w:rPr>
         <w:t xml:space="preserve">, </w:t>
       </w:r>
-      <w:hyperlink r:id="rId105">
-        <w:r>
-          <w:rPr>
-            <w:rtl/>
-            <w:cs/>
-            <w:lang w:val="ar_AE" w:bidi="ar_AE"/>
-          </w:rPr>
-          <w:rPr>
-            <w:color w:val="0000EE"/>
-            <w:u w:val="single"/>
-          </w:rPr>
-          <w:t>31–34</w:t>
-        </w:r>
-      </w:hyperlink>
+      <w:r>
+        <w:rPr>
+          <w:rtl/>
+          <w:cs/>
+          <w:lang w:val="ar_AE" w:bidi="ar_AE"/>
+        </w:rPr>
+        <w:t>31–34</w:t>
+      </w:r>
       <w:r>
         <w:rPr>
           <w:rtl/>
@@ -5279,20 +4253,14 @@
         </w:rPr>
         <w:t xml:space="preserve">, </w:t>
       </w:r>
-      <w:hyperlink r:id="rId161">
-        <w:r>
-          <w:rPr>
-            <w:rtl/>
-            <w:cs/>
-            <w:lang w:val="ar_AE" w:bidi="ar_AE"/>
-          </w:rPr>
-          <w:rPr>
-            <w:color w:val="0000EE"/>
-            <w:u w:val="single"/>
-          </w:rPr>
-          <w:t>55–62</w:t>
-        </w:r>
-      </w:hyperlink>
+      <w:r>
+        <w:rPr>
+          <w:rtl/>
+          <w:cs/>
+          <w:lang w:val="ar_AE" w:bidi="ar_AE"/>
+        </w:rPr>
+        <w:t>55–62</w:t>
+      </w:r>
       <w:r>
         <w:rPr>
           <w:rtl/>
@@ -5301,20 +4269,14 @@
         </w:rPr>
         <w:t xml:space="preserve">; </w:t>
       </w:r>
-      <w:hyperlink r:id="rId162">
-        <w:r>
-          <w:rPr>
-            <w:rtl/>
-            <w:cs/>
-            <w:lang w:val="ar_AE" w:bidi="ar_AE"/>
-          </w:rPr>
-          <w:rPr>
-            <w:color w:val="0000EE"/>
-            <w:u w:val="single"/>
-          </w:rPr>
-          <w:t>24:12</w:t>
-        </w:r>
-      </w:hyperlink>
+      <w:r>
+        <w:rPr>
+          <w:rtl/>
+          <w:cs/>
+          <w:lang w:val="ar_AE" w:bidi="ar_AE"/>
+        </w:rPr>
+        <w:t>24:12</w:t>
+      </w:r>
       <w:r>
         <w:rPr>
           <w:rtl/>
@@ -5323,20 +4285,14 @@
         </w:rPr>
         <w:t xml:space="preserve">, </w:t>
       </w:r>
-      <w:hyperlink r:id="rId163">
-        <w:r>
-          <w:rPr>
-            <w:rtl/>
-            <w:cs/>
-            <w:lang w:val="ar_AE" w:bidi="ar_AE"/>
-          </w:rPr>
-          <w:rPr>
-            <w:color w:val="0000EE"/>
-            <w:u w:val="single"/>
-          </w:rPr>
-          <w:t>34</w:t>
-        </w:r>
-      </w:hyperlink>
+      <w:r>
+        <w:rPr>
+          <w:rtl/>
+          <w:cs/>
+          <w:lang w:val="ar_AE" w:bidi="ar_AE"/>
+        </w:rPr>
+        <w:t>34</w:t>
+      </w:r>
       <w:r>
         <w:rPr>
           <w:rtl/>
@@ -5345,20 +4301,14 @@
         </w:rPr>
         <w:t xml:space="preserve">; </w:t>
       </w:r>
-      <w:hyperlink r:id="rId164">
-        <w:r>
-          <w:rPr>
-            <w:rtl/>
-            <w:cs/>
-            <w:lang w:val="ar_AE" w:bidi="ar_AE"/>
-          </w:rPr>
-          <w:rPr>
-            <w:color w:val="0000EE"/>
-            <w:u w:val="single"/>
-          </w:rPr>
-          <w:t>يوحنا 1:40–42</w:t>
-        </w:r>
-      </w:hyperlink>
+      <w:r>
+        <w:rPr>
+          <w:rtl/>
+          <w:cs/>
+          <w:lang w:val="ar_AE" w:bidi="ar_AE"/>
+        </w:rPr>
+        <w:t>يوحنا 1:40–42</w:t>
+      </w:r>
       <w:r>
         <w:rPr>
           <w:rtl/>
@@ -5367,20 +4317,14 @@
         </w:rPr>
         <w:t xml:space="preserve">, </w:t>
       </w:r>
-      <w:hyperlink r:id="rId67">
-        <w:r>
-          <w:rPr>
-            <w:rtl/>
-            <w:cs/>
-            <w:lang w:val="ar_AE" w:bidi="ar_AE"/>
-          </w:rPr>
-          <w:rPr>
-            <w:color w:val="0000EE"/>
-            <w:u w:val="single"/>
-          </w:rPr>
-          <w:t>44</w:t>
-        </w:r>
-      </w:hyperlink>
+      <w:r>
+        <w:rPr>
+          <w:rtl/>
+          <w:cs/>
+          <w:lang w:val="ar_AE" w:bidi="ar_AE"/>
+        </w:rPr>
+        <w:t>44</w:t>
+      </w:r>
       <w:r>
         <w:rPr>
           <w:rtl/>
@@ -5389,20 +4333,14 @@
         </w:rPr>
         <w:t xml:space="preserve">; </w:t>
       </w:r>
-      <w:hyperlink r:id="rId165">
-        <w:r>
-          <w:rPr>
-            <w:rtl/>
-            <w:cs/>
-            <w:lang w:val="ar_AE" w:bidi="ar_AE"/>
-          </w:rPr>
-          <w:rPr>
-            <w:color w:val="0000EE"/>
-            <w:u w:val="single"/>
-          </w:rPr>
-          <w:t>6:8</w:t>
-        </w:r>
-      </w:hyperlink>
+      <w:r>
+        <w:rPr>
+          <w:rtl/>
+          <w:cs/>
+          <w:lang w:val="ar_AE" w:bidi="ar_AE"/>
+        </w:rPr>
+        <w:t>6:8</w:t>
+      </w:r>
       <w:r>
         <w:rPr>
           <w:rtl/>
@@ -5411,20 +4349,14 @@
         </w:rPr>
         <w:t xml:space="preserve">, </w:t>
       </w:r>
-      <w:hyperlink r:id="rId166">
-        <w:r>
-          <w:rPr>
-            <w:rtl/>
-            <w:cs/>
-            <w:lang w:val="ar_AE" w:bidi="ar_AE"/>
-          </w:rPr>
-          <w:rPr>
-            <w:color w:val="0000EE"/>
-            <w:u w:val="single"/>
-          </w:rPr>
-          <w:t>68</w:t>
-        </w:r>
-      </w:hyperlink>
+      <w:r>
+        <w:rPr>
+          <w:rtl/>
+          <w:cs/>
+          <w:lang w:val="ar_AE" w:bidi="ar_AE"/>
+        </w:rPr>
+        <w:t>68</w:t>
+      </w:r>
       <w:r>
         <w:rPr>
           <w:rtl/>
@@ -5433,20 +4365,14 @@
         </w:rPr>
         <w:t xml:space="preserve">; </w:t>
       </w:r>
-      <w:hyperlink r:id="rId167">
-        <w:r>
-          <w:rPr>
-            <w:rtl/>
-            <w:cs/>
-            <w:lang w:val="ar_AE" w:bidi="ar_AE"/>
-          </w:rPr>
-          <w:rPr>
-            <w:color w:val="0000EE"/>
-            <w:u w:val="single"/>
-          </w:rPr>
-          <w:t>13:6–10</w:t>
-        </w:r>
-      </w:hyperlink>
+      <w:r>
+        <w:rPr>
+          <w:rtl/>
+          <w:cs/>
+          <w:lang w:val="ar_AE" w:bidi="ar_AE"/>
+        </w:rPr>
+        <w:t>13:6–10</w:t>
+      </w:r>
       <w:r>
         <w:rPr>
           <w:rtl/>
@@ -5455,20 +4381,14 @@
         </w:rPr>
         <w:t xml:space="preserve">, </w:t>
       </w:r>
-      <w:hyperlink r:id="rId168">
-        <w:r>
-          <w:rPr>
-            <w:rtl/>
-            <w:cs/>
-            <w:lang w:val="ar_AE" w:bidi="ar_AE"/>
-          </w:rPr>
-          <w:rPr>
-            <w:color w:val="0000EE"/>
-            <w:u w:val="single"/>
-          </w:rPr>
-          <w:t>24</w:t>
-        </w:r>
-      </w:hyperlink>
+      <w:r>
+        <w:rPr>
+          <w:rtl/>
+          <w:cs/>
+          <w:lang w:val="ar_AE" w:bidi="ar_AE"/>
+        </w:rPr>
+        <w:t>24</w:t>
+      </w:r>
       <w:r>
         <w:rPr>
           <w:rtl/>
@@ -5477,20 +4397,14 @@
         </w:rPr>
         <w:t xml:space="preserve">, </w:t>
       </w:r>
-      <w:hyperlink r:id="rId169">
-        <w:r>
-          <w:rPr>
-            <w:rtl/>
-            <w:cs/>
-            <w:lang w:val="ar_AE" w:bidi="ar_AE"/>
-          </w:rPr>
-          <w:rPr>
-            <w:color w:val="0000EE"/>
-            <w:u w:val="single"/>
-          </w:rPr>
-          <w:t>36–38</w:t>
-        </w:r>
-      </w:hyperlink>
+      <w:r>
+        <w:rPr>
+          <w:rtl/>
+          <w:cs/>
+          <w:lang w:val="ar_AE" w:bidi="ar_AE"/>
+        </w:rPr>
+        <w:t>36–38</w:t>
+      </w:r>
       <w:r>
         <w:rPr>
           <w:rtl/>
@@ -5499,20 +4413,14 @@
         </w:rPr>
         <w:t xml:space="preserve">; </w:t>
       </w:r>
-      <w:hyperlink r:id="rId170">
-        <w:r>
-          <w:rPr>
-            <w:rtl/>
-            <w:cs/>
-            <w:lang w:val="ar_AE" w:bidi="ar_AE"/>
-          </w:rPr>
-          <w:rPr>
-            <w:color w:val="0000EE"/>
-            <w:u w:val="single"/>
-          </w:rPr>
-          <w:t>18:10–11</w:t>
-        </w:r>
-      </w:hyperlink>
+      <w:r>
+        <w:rPr>
+          <w:rtl/>
+          <w:cs/>
+          <w:lang w:val="ar_AE" w:bidi="ar_AE"/>
+        </w:rPr>
+        <w:t>18:10–11</w:t>
+      </w:r>
       <w:r>
         <w:rPr>
           <w:rtl/>
@@ -5521,20 +4429,14 @@
         </w:rPr>
         <w:t xml:space="preserve">, </w:t>
       </w:r>
-      <w:hyperlink r:id="rId171">
-        <w:r>
-          <w:rPr>
-            <w:rtl/>
-            <w:cs/>
-            <w:lang w:val="ar_AE" w:bidi="ar_AE"/>
-          </w:rPr>
-          <w:rPr>
-            <w:color w:val="0000EE"/>
-            <w:u w:val="single"/>
-          </w:rPr>
-          <w:t>15–18</w:t>
-        </w:r>
-      </w:hyperlink>
+      <w:r>
+        <w:rPr>
+          <w:rtl/>
+          <w:cs/>
+          <w:lang w:val="ar_AE" w:bidi="ar_AE"/>
+        </w:rPr>
+        <w:t>15–18</w:t>
+      </w:r>
       <w:r>
         <w:rPr>
           <w:rtl/>
@@ -5543,20 +4445,14 @@
         </w:rPr>
         <w:t xml:space="preserve">, </w:t>
       </w:r>
-      <w:hyperlink r:id="rId172">
-        <w:r>
-          <w:rPr>
-            <w:rtl/>
-            <w:cs/>
-            <w:lang w:val="ar_AE" w:bidi="ar_AE"/>
-          </w:rPr>
-          <w:rPr>
-            <w:color w:val="0000EE"/>
-            <w:u w:val="single"/>
-          </w:rPr>
-          <w:t>25–27</w:t>
-        </w:r>
-      </w:hyperlink>
+      <w:r>
+        <w:rPr>
+          <w:rtl/>
+          <w:cs/>
+          <w:lang w:val="ar_AE" w:bidi="ar_AE"/>
+        </w:rPr>
+        <w:t>25–27</w:t>
+      </w:r>
       <w:r>
         <w:rPr>
           <w:rtl/>
@@ -5565,20 +4461,14 @@
         </w:rPr>
         <w:t xml:space="preserve">; </w:t>
       </w:r>
-      <w:hyperlink r:id="rId173">
-        <w:r>
-          <w:rPr>
-            <w:rtl/>
-            <w:cs/>
-            <w:lang w:val="ar_AE" w:bidi="ar_AE"/>
-          </w:rPr>
-          <w:rPr>
-            <w:color w:val="0000EE"/>
-            <w:u w:val="single"/>
-          </w:rPr>
-          <w:t>20:2–6</w:t>
-        </w:r>
-      </w:hyperlink>
+      <w:r>
+        <w:rPr>
+          <w:rtl/>
+          <w:cs/>
+          <w:lang w:val="ar_AE" w:bidi="ar_AE"/>
+        </w:rPr>
+        <w:t>20:2–6</w:t>
+      </w:r>
       <w:r>
         <w:rPr>
           <w:rtl/>
@@ -5587,20 +4477,14 @@
         </w:rPr>
         <w:t xml:space="preserve">; </w:t>
       </w:r>
-      <w:hyperlink r:id="rId174">
-        <w:r>
-          <w:rPr>
-            <w:rtl/>
-            <w:cs/>
-            <w:lang w:val="ar_AE" w:bidi="ar_AE"/>
-          </w:rPr>
-          <w:rPr>
-            <w:color w:val="0000EE"/>
-            <w:u w:val="single"/>
-          </w:rPr>
-          <w:t>21:2–21</w:t>
-        </w:r>
-      </w:hyperlink>
+      <w:r>
+        <w:rPr>
+          <w:rtl/>
+          <w:cs/>
+          <w:lang w:val="ar_AE" w:bidi="ar_AE"/>
+        </w:rPr>
+        <w:t>21:2–21</w:t>
+      </w:r>
       <w:r>
         <w:rPr>
           <w:rtl/>
@@ -5609,20 +4493,14 @@
         </w:rPr>
         <w:t xml:space="preserve">; </w:t>
       </w:r>
-      <w:hyperlink r:id="rId175">
-        <w:r>
-          <w:rPr>
-            <w:rtl/>
-            <w:cs/>
-            <w:lang w:val="ar_AE" w:bidi="ar_AE"/>
-          </w:rPr>
-          <w:rPr>
-            <w:color w:val="0000EE"/>
-            <w:u w:val="single"/>
-          </w:rPr>
-          <w:t>أعمال 1:1–12:25</w:t>
-        </w:r>
-      </w:hyperlink>
+      <w:r>
+        <w:rPr>
+          <w:rtl/>
+          <w:cs/>
+          <w:lang w:val="ar_AE" w:bidi="ar_AE"/>
+        </w:rPr>
+        <w:t>أعمال 1:1–12:25</w:t>
+      </w:r>
       <w:r>
         <w:rPr>
           <w:rtl/>
@@ -5631,20 +4509,14 @@
         </w:rPr>
         <w:t xml:space="preserve">; </w:t>
       </w:r>
-      <w:hyperlink r:id="rId125">
-        <w:r>
-          <w:rPr>
-            <w:rtl/>
-            <w:cs/>
-            <w:lang w:val="ar_AE" w:bidi="ar_AE"/>
-          </w:rPr>
-          <w:rPr>
-            <w:color w:val="0000EE"/>
-            <w:u w:val="single"/>
-          </w:rPr>
-          <w:t>15:7–11</w:t>
-        </w:r>
-      </w:hyperlink>
+      <w:r>
+        <w:rPr>
+          <w:rtl/>
+          <w:cs/>
+          <w:lang w:val="ar_AE" w:bidi="ar_AE"/>
+        </w:rPr>
+        <w:t>15:7–11</w:t>
+      </w:r>
       <w:r>
         <w:rPr>
           <w:rtl/>
@@ -5653,20 +4525,14 @@
         </w:rPr>
         <w:t xml:space="preserve">; </w:t>
       </w:r>
-      <w:hyperlink r:id="rId176">
-        <w:r>
-          <w:rPr>
-            <w:rtl/>
-            <w:cs/>
-            <w:lang w:val="ar_AE" w:bidi="ar_AE"/>
-          </w:rPr>
-          <w:rPr>
-            <w:color w:val="0000EE"/>
-            <w:u w:val="single"/>
-          </w:rPr>
-          <w:t>غلاطية 2:7–16</w:t>
-        </w:r>
-      </w:hyperlink>
+      <w:r>
+        <w:rPr>
+          <w:rtl/>
+          <w:cs/>
+          <w:lang w:val="ar_AE" w:bidi="ar_AE"/>
+        </w:rPr>
+        <w:t>غلاطية 2:7–16</w:t>
+      </w:r>
       <w:r>
         <w:rPr>
           <w:rtl/>
@@ -5675,20 +4541,14 @@
         </w:rPr>
         <w:t xml:space="preserve">; </w:t>
       </w:r>
-      <w:hyperlink r:id="rId177">
-        <w:r>
-          <w:rPr>
-            <w:rtl/>
-            <w:cs/>
-            <w:lang w:val="ar_AE" w:bidi="ar_AE"/>
-          </w:rPr>
-          <w:rPr>
-            <w:color w:val="0000EE"/>
-            <w:u w:val="single"/>
-          </w:rPr>
-          <w:t>1 بطرس 1:1–5:14</w:t>
-        </w:r>
-      </w:hyperlink>
+      <w:r>
+        <w:rPr>
+          <w:rtl/>
+          <w:cs/>
+          <w:lang w:val="ar_AE" w:bidi="ar_AE"/>
+        </w:rPr>
+        <w:t>1 بطرس 1:1–5:14</w:t>
+      </w:r>
       <w:r>
         <w:rPr>
           <w:rtl/>
@@ -5697,20 +4557,14 @@
         </w:rPr>
         <w:t xml:space="preserve">; </w:t>
       </w:r>
-      <w:hyperlink r:id="rId178">
-        <w:r>
-          <w:rPr>
-            <w:rtl/>
-            <w:cs/>
-            <w:lang w:val="ar_AE" w:bidi="ar_AE"/>
-          </w:rPr>
-          <w:rPr>
-            <w:color w:val="0000EE"/>
-            <w:u w:val="single"/>
-          </w:rPr>
-          <w:t>2 بطرس 1:1–3:18</w:t>
-        </w:r>
-      </w:hyperlink>
+      <w:r>
+        <w:rPr>
+          <w:rtl/>
+          <w:cs/>
+          <w:lang w:val="ar_AE" w:bidi="ar_AE"/>
+        </w:rPr>
+        <w:t>2 بطرس 1:1–3:18</w:t>
+      </w:r>
       <w:r>
         <w:rPr>
           <w:rtl/>
